--- a/Doc/Playsout SDK Integration(iOS).docx
+++ b/Doc/Playsout SDK Integration(iOS).docx
@@ -29,6 +29,7 @@
       <w:pPr>
         <w:pStyle w:val="Normal.0"/>
         <w:rPr>
+          <w:rStyle w:val="无 A"/>
           <w:rFonts w:ascii="微软雅黑" w:cs="微软雅黑" w:hAnsi="微软雅黑" w:eastAsia="微软雅黑"/>
           <w:b w:val="1"/>
           <w:bCs w:val="1"/>
@@ -123,6 +124,7 @@
       </w:pPr>
       <w:r>
         <w:rPr>
+          <w:rStyle w:val="无 A"/>
           <w:rFonts w:ascii="微软雅黑" w:cs="微软雅黑" w:hAnsi="微软雅黑" w:eastAsia="微软雅黑"/>
           <w:b w:val="1"/>
           <w:bCs w:val="1"/>
@@ -180,6 +182,7 @@
       <w:pPr>
         <w:pStyle w:val="Normal.0"/>
         <w:rPr>
+          <w:rStyle w:val="无 A"/>
           <w:rFonts w:ascii="微软雅黑" w:cs="微软雅黑" w:hAnsi="微软雅黑" w:eastAsia="微软雅黑"/>
           <w:sz w:val="24"/>
           <w:szCs w:val="24"/>
@@ -197,6 +200,9 @@
         </w:rPr>
       </w:pPr>
       <w:r>
+        <w:rPr>
+          <w:rStyle w:val="无 A"/>
+        </w:rPr>
         <w:drawing xmlns:a="http://schemas.openxmlformats.org/drawingml/2006/main">
           <wp:inline distT="0" distB="0" distL="0" distR="0">
             <wp:extent cx="5274310" cy="3811271"/>
@@ -248,6 +254,7 @@
       </w:pPr>
       <w:r>
         <w:rPr>
+          <w:rStyle w:val="无 A"/>
           <w:rtl w:val="0"/>
           <w:lang w:val="en-US"/>
         </w:rPr>
@@ -258,7 +265,7 @@
       <w:tblPr>
         <w:tblW w:w="9919" w:type="dxa"/>
         <w:jc w:val="left"/>
-        <w:tblInd w:w="108" w:type="dxa"/>
+        <w:tblInd w:w="216" w:type="dxa"/>
         <w:tblBorders>
           <w:top w:val="single" w:color="ffffff" w:sz="8" w:space="0" w:shadow="0" w:frame="0"/>
           <w:left w:val="single" w:color="ffffff" w:sz="8" w:space="0" w:shadow="0" w:frame="0"/>
@@ -279,7 +286,7 @@
           <w:shd w:val="clear" w:color="auto" w:fill="cdd4e9"/>
         </w:tblPrEx>
         <w:trPr>
-          <w:trHeight w:val="702" w:hRule="atLeast"/>
+          <w:trHeight w:val="717" w:hRule="atLeast"/>
         </w:trPr>
         <w:tc>
           <w:tcPr>
@@ -377,7 +384,7 @@
           <w:shd w:val="clear" w:color="auto" w:fill="cdd4e9"/>
         </w:tblPrEx>
         <w:trPr>
-          <w:trHeight w:val="702" w:hRule="atLeast"/>
+          <w:trHeight w:val="717" w:hRule="atLeast"/>
         </w:trPr>
         <w:tc>
           <w:tcPr>
@@ -475,7 +482,7 @@
           <w:shd w:val="clear" w:color="auto" w:fill="cdd4e9"/>
         </w:tblPrEx>
         <w:trPr>
-          <w:trHeight w:val="702" w:hRule="atLeast"/>
+          <w:trHeight w:val="717" w:hRule="atLeast"/>
         </w:trPr>
         <w:tc>
           <w:tcPr>
@@ -572,12 +579,19 @@
     <w:p>
       <w:pPr>
         <w:pStyle w:val="heading 2"/>
+        <w:ind w:left="108" w:hanging="108"/>
+      </w:pPr>
+    </w:p>
+    <w:p>
+      <w:pPr>
+        <w:pStyle w:val="heading 2"/>
       </w:pPr>
     </w:p>
     <w:p>
       <w:pPr>
         <w:pStyle w:val="Normal.0"/>
         <w:rPr>
+          <w:rStyle w:val="无 A"/>
           <w:rFonts w:ascii="微软雅黑" w:cs="微软雅黑" w:hAnsi="微软雅黑" w:eastAsia="微软雅黑"/>
           <w:b w:val="1"/>
           <w:bCs w:val="1"/>
@@ -610,6 +624,7 @@
         </w:rPr>
         <w:t>3. Usage on Native Platforms</w:t>
       </w:r>
+      <w:bookmarkEnd w:id="0"/>
     </w:p>
     <w:p>
       <w:pPr>
@@ -764,6 +779,7 @@
       </w:pPr>
       <w:r>
         <w:rPr>
+          <w:rStyle w:val="无 A"/>
           <w:rFonts w:ascii="微软雅黑" w:cs="微软雅黑" w:hAnsi="微软雅黑" w:eastAsia="微软雅黑"/>
           <w:b w:val="1"/>
           <w:bCs w:val="1"/>
@@ -799,6 +815,7 @@
       <w:pPr>
         <w:pStyle w:val="Normal.0"/>
         <w:rPr>
+          <w:rStyle w:val="无"/>
           <w:rFonts w:ascii="SimSun" w:cs="SimSun" w:hAnsi="SimSun" w:eastAsia="SimSun"/>
           <w:sz w:val="24"/>
           <w:szCs w:val="24"/>
@@ -856,6 +873,7 @@
       </w:pPr>
       <w:r>
         <w:rPr>
+          <w:rStyle w:val="无 A"/>
           <w:rFonts w:ascii="微软雅黑" w:cs="微软雅黑" w:hAnsi="微软雅黑" w:eastAsia="微软雅黑"/>
           <w:b w:val="1"/>
           <w:bCs w:val="1"/>
@@ -871,6 +889,7 @@
       <w:pPr>
         <w:pStyle w:val="Normal.0"/>
         <w:rPr>
+          <w:rStyle w:val="无"/>
           <w:rFonts w:ascii="SimSun" w:cs="SimSun" w:hAnsi="SimSun" w:eastAsia="SimSun"/>
           <w:sz w:val="24"/>
           <w:szCs w:val="24"/>
@@ -878,6 +897,7 @@
       </w:pPr>
       <w:r>
         <w:rPr>
+          <w:rStyle w:val="无"/>
           <w:rFonts w:ascii="SimSun" w:hAnsi="SimSun"/>
           <w:sz w:val="24"/>
           <w:szCs w:val="24"/>
@@ -886,6 +906,7 @@
         </w:rPr>
         <w:t xml:space="preserve">Playsout SDK provides Xcode frameworks. For specific integration steps, refer to: </w:t>
       </w:r>
+      <w:bookmarkEnd w:id="3"/>
       <w:r>
         <w:rPr>
           <w:rStyle w:val="Hyperlink.0"/>
@@ -909,16 +930,7 @@
           <w:rStyle w:val="Hyperlink.0"/>
           <w:rtl w:val="0"/>
         </w:rPr>
-        <w:t>https://docs.flutter.dev/add-to-app/i</w:t>
-      </w:r>
-      <w:bookmarkEnd w:id="3"/>
-      <w:bookmarkEnd w:id="0"/>
-      <w:r>
-        <w:rPr>
-          <w:rStyle w:val="Hyperlink.0"/>
-          <w:rtl w:val="0"/>
-        </w:rPr>
-        <w:t>os</w:t>
+        <w:t>https://docs.flutter.dev/add-to-app/ios</w:t>
       </w:r>
       <w:r>
         <w:rPr/>
@@ -930,6 +942,7 @@
         <w:pStyle w:val="List Paragraph"/>
         <w:ind w:firstLine="0"/>
         <w:rPr>
+          <w:rStyle w:val="无 A"/>
           <w:rFonts w:ascii="微软雅黑" w:cs="微软雅黑" w:hAnsi="微软雅黑" w:eastAsia="微软雅黑"/>
           <w:sz w:val="28"/>
           <w:szCs w:val="28"/>
@@ -941,6 +954,7 @@
       <w:pPr>
         <w:pStyle w:val="Normal.0"/>
         <w:rPr>
+          <w:rStyle w:val="无"/>
           <w:rFonts w:ascii="微软雅黑" w:cs="微软雅黑" w:hAnsi="微软雅黑" w:eastAsia="微软雅黑"/>
           <w:b w:val="1"/>
           <w:bCs w:val="1"/>
@@ -950,6 +964,7 @@
       </w:pPr>
       <w:r>
         <w:rPr>
+          <w:rStyle w:val="无"/>
           <w:rFonts w:ascii="微软雅黑" w:cs="微软雅黑" w:hAnsi="微软雅黑" w:eastAsia="微软雅黑"/>
           <w:b w:val="1"/>
           <w:bCs w:val="1"/>
@@ -966,6 +981,7 @@
         <w:pStyle w:val="List Paragraph"/>
         <w:ind w:firstLine="0"/>
         <w:rPr>
+          <w:rStyle w:val="无"/>
           <w:rFonts w:ascii="微软雅黑" w:cs="微软雅黑" w:hAnsi="微软雅黑" w:eastAsia="微软雅黑"/>
           <w:sz w:val="28"/>
           <w:szCs w:val="28"/>
@@ -973,33 +989,14 @@
       </w:pPr>
       <w:r>
         <w:rPr>
+          <w:rStyle w:val="无"/>
           <w:rFonts w:ascii="微软雅黑" w:cs="微软雅黑" w:hAnsi="微软雅黑" w:eastAsia="微软雅黑"/>
           <w:sz w:val="28"/>
           <w:szCs w:val="28"/>
           <w:rtl w:val="0"/>
           <w:lang w:val="en-US"/>
         </w:rPr>
-        <w:t xml:space="preserve">This section explains how to quickly integrate the Playsout Mini Game component into an </w:t>
-      </w:r>
-      <w:r>
-        <w:rPr>
-          <w:rFonts w:ascii="微软雅黑" w:cs="微软雅黑" w:hAnsi="微软雅黑" w:eastAsia="微软雅黑"/>
-          <w:sz w:val="28"/>
-          <w:szCs w:val="28"/>
-          <w:rtl w:val="0"/>
-          <w:lang w:val="en-US"/>
-        </w:rPr>
-        <w:t>iOS</w:t>
-      </w:r>
-      <w:r>
-        <w:rPr>
-          <w:rFonts w:ascii="微软雅黑" w:cs="微软雅黑" w:hAnsi="微软雅黑" w:eastAsia="微软雅黑"/>
-          <w:sz w:val="28"/>
-          <w:szCs w:val="28"/>
-          <w:rtl w:val="0"/>
-          <w:lang w:val="en-US"/>
-        </w:rPr>
-        <w:t xml:space="preserve"> project. You will complete the following key steps and ultimately implement a mini-game feature with a complete UI.</w:t>
+        <w:t>This section explains how to quickly integrate the Playsout Mini Game component into an iOS project. You will complete the following key steps and ultimately implement a mini-game feature with a complete UI.</w:t>
       </w:r>
     </w:p>
     <w:p>
@@ -1008,6 +1005,9 @@
         <w:ind w:firstLine="0"/>
       </w:pPr>
       <w:r>
+        <w:rPr>
+          <w:rStyle w:val="无 A"/>
+        </w:rPr>
         <w:drawing xmlns:a="http://schemas.openxmlformats.org/drawingml/2006/main">
           <wp:inline distT="0" distB="0" distL="0" distR="0">
             <wp:extent cx="2540000" cy="4457700"/>
@@ -1053,12 +1053,16 @@
       </w:r>
       <w:r>
         <w:rPr>
+          <w:rStyle w:val="无 A"/>
           <w:rtl w:val="0"/>
           <w:lang w:val="en-US"/>
         </w:rPr>
         <w:t xml:space="preserve">  </w:t>
       </w:r>
       <w:r>
+        <w:rPr>
+          <w:rStyle w:val="无 A"/>
+        </w:rPr>
         <w:drawing xmlns:a="http://schemas.openxmlformats.org/drawingml/2006/main">
           <wp:inline distT="0" distB="0" distL="0" distR="0">
             <wp:extent cx="2517775" cy="4422775"/>
@@ -1133,6 +1137,7 @@
       </w:pPr>
       <w:r>
         <w:rPr>
+          <w:rStyle w:val="无"/>
           <w:rFonts w:ascii="微软雅黑" w:cs="微软雅黑" w:hAnsi="微软雅黑" w:eastAsia="微软雅黑"/>
           <w:b w:val="1"/>
           <w:bCs w:val="1"/>
@@ -1159,20 +1164,16 @@
           <w:tab w:val="left" w:pos="5760"/>
           <w:tab w:val="left" w:pos="6480"/>
           <w:tab w:val="left" w:pos="7200"/>
-          <w:tab w:val="left" w:pos="7920"/>
+          <w:tab w:val="left" w:pos="7800"/>
         </w:tabs>
-        <w:bidi w:val="0"/>
         <w:spacing w:before="0" w:after="320" w:line="240" w:lineRule="auto"/>
-        <w:ind w:left="0" w:right="0" w:firstLine="0"/>
-        <w:jc w:val="left"/>
-        <w:rPr>
+        <w:rPr>
+          <w:rStyle w:val="无"/>
           <w:rFonts w:ascii="SimSun" w:cs="SimSun" w:hAnsi="SimSun" w:eastAsia="SimSun"/>
           <w:outline w:val="0"/>
           <w:color w:val="1f2328"/>
-          <w:sz w:val="24"/>
-          <w:szCs w:val="24"/>
+          <w:u w:color="1f2328"/>
           <w:shd w:val="clear" w:color="auto" w:fill="ffffff"/>
-          <w:rtl w:val="0"/>
           <w14:textFill>
             <w14:solidFill>
               <w14:srgbClr w14:val="1F2328"/>
@@ -1182,11 +1183,11 @@
       </w:pPr>
       <w:r>
         <w:rPr>
+          <w:rStyle w:val="无"/>
           <w:rFonts w:ascii="SimSun" w:hAnsi="SimSun"/>
           <w:outline w:val="0"/>
           <w:color w:val="1f2328"/>
-          <w:sz w:val="24"/>
-          <w:szCs w:val="24"/>
+          <w:u w:color="1f2328"/>
           <w:shd w:val="clear" w:color="auto" w:fill="ffffff"/>
           <w:rtl w:val="0"/>
           <w14:textFill>
@@ -1212,20 +1213,16 @@
           <w:tab w:val="left" w:pos="5760"/>
           <w:tab w:val="left" w:pos="6480"/>
           <w:tab w:val="left" w:pos="7200"/>
-          <w:tab w:val="left" w:pos="7920"/>
+          <w:tab w:val="left" w:pos="7800"/>
         </w:tabs>
-        <w:bidi w:val="0"/>
         <w:spacing w:before="0" w:after="320" w:line="240" w:lineRule="auto"/>
-        <w:ind w:left="0" w:right="0" w:firstLine="0"/>
-        <w:jc w:val="left"/>
-        <w:rPr>
+        <w:rPr>
+          <w:rStyle w:val="无"/>
           <w:rFonts w:ascii="SimSun" w:cs="SimSun" w:hAnsi="SimSun" w:eastAsia="SimSun"/>
           <w:outline w:val="0"/>
           <w:color w:val="1f2328"/>
-          <w:sz w:val="24"/>
-          <w:szCs w:val="24"/>
+          <w:u w:color="1f2328"/>
           <w:shd w:val="clear" w:color="auto" w:fill="ffffff"/>
-          <w:rtl w:val="0"/>
           <w14:textFill>
             <w14:solidFill>
               <w14:srgbClr w14:val="1F2328"/>
@@ -1235,11 +1232,11 @@
       </w:pPr>
       <w:r>
         <w:rPr>
+          <w:rStyle w:val="无"/>
           <w:rFonts w:ascii="SimSun" w:hAnsi="SimSun"/>
           <w:outline w:val="0"/>
           <w:color w:val="1f2328"/>
-          <w:sz w:val="24"/>
-          <w:szCs w:val="24"/>
+          <w:u w:color="1f2328"/>
           <w:shd w:val="clear" w:color="auto" w:fill="ffffff"/>
           <w:rtl w:val="0"/>
           <w:lang w:val="en-US"/>
@@ -1266,20 +1263,16 @@
           <w:tab w:val="left" w:pos="5760"/>
           <w:tab w:val="left" w:pos="6480"/>
           <w:tab w:val="left" w:pos="7200"/>
-          <w:tab w:val="left" w:pos="7920"/>
+          <w:tab w:val="left" w:pos="7800"/>
         </w:tabs>
-        <w:bidi w:val="0"/>
         <w:spacing w:before="0" w:after="320" w:line="240" w:lineRule="auto"/>
-        <w:ind w:left="0" w:right="0" w:firstLine="0"/>
-        <w:jc w:val="left"/>
-        <w:rPr>
+        <w:rPr>
+          <w:rStyle w:val="无"/>
           <w:rFonts w:ascii="SimSun" w:cs="SimSun" w:hAnsi="SimSun" w:eastAsia="SimSun"/>
           <w:outline w:val="0"/>
           <w:color w:val="1f2328"/>
-          <w:sz w:val="24"/>
-          <w:szCs w:val="24"/>
+          <w:u w:color="1f2328"/>
           <w:shd w:val="clear" w:color="auto" w:fill="ffffff"/>
-          <w:rtl w:val="0"/>
           <w14:textFill>
             <w14:solidFill>
               <w14:srgbClr w14:val="1F2328"/>
@@ -1289,11 +1282,11 @@
       </w:pPr>
       <w:r>
         <w:rPr>
+          <w:rStyle w:val="无"/>
           <w:rFonts w:ascii="SimSun" w:hAnsi="SimSun"/>
           <w:outline w:val="0"/>
           <w:color w:val="1f2328"/>
-          <w:sz w:val="24"/>
-          <w:szCs w:val="24"/>
+          <w:u w:color="1f2328"/>
           <w:shd w:val="clear" w:color="auto" w:fill="ffffff"/>
           <w:rtl w:val="0"/>
           <w:lang w:val="en-US"/>
@@ -1330,6 +1323,7 @@
       </w:pPr>
       <w:r>
         <w:rPr>
+          <w:rStyle w:val="无"/>
           <w:rFonts w:ascii="微软雅黑" w:cs="微软雅黑" w:hAnsi="微软雅黑" w:eastAsia="微软雅黑"/>
           <w:b w:val="1"/>
           <w:bCs w:val="1"/>
@@ -1346,6 +1340,7 @@
       <w:pPr>
         <w:pStyle w:val="Normal.0"/>
         <w:rPr>
+          <w:rStyle w:val="无"/>
           <w:rFonts w:ascii="SimSun" w:cs="SimSun" w:hAnsi="SimSun" w:eastAsia="SimSun"/>
           <w:sz w:val="24"/>
           <w:szCs w:val="24"/>
@@ -1353,6 +1348,7 @@
       </w:pPr>
       <w:r>
         <w:rPr>
+          <w:rStyle w:val="无"/>
           <w:rFonts w:ascii="SimSun" w:hAnsi="SimSun"/>
           <w:sz w:val="24"/>
           <w:szCs w:val="24"/>
@@ -1367,9 +1363,12 @@
         <w:pStyle w:val="Normal.0"/>
       </w:pPr>
       <w:r>
+        <w:rPr>
+          <w:rStyle w:val="无 A"/>
+        </w:rPr>
         <w:drawing xmlns:a="http://schemas.openxmlformats.org/drawingml/2006/main">
           <wp:inline distT="0" distB="0" distL="0" distR="0">
-            <wp:extent cx="5266691" cy="1524636"/>
+            <wp:extent cx="5266691" cy="1524637"/>
             <wp:effectExtent l="0" t="0" r="0" b="0"/>
             <wp:docPr id="1073741828" name="officeArt object" descr="图片 3"/>
             <wp:cNvGraphicFramePr/>
@@ -1393,7 +1392,7 @@
                   <pic:spPr>
                     <a:xfrm>
                       <a:off x="0" y="0"/>
-                      <a:ext cx="5266691" cy="1524636"/>
+                      <a:ext cx="5266691" cy="1524637"/>
                     </a:xfrm>
                     <a:prstGeom prst="rect">
                       <a:avLst/>
@@ -1440,6 +1439,7 @@
       </w:pPr>
       <w:r>
         <w:rPr>
+          <w:rStyle w:val="无"/>
           <w:rFonts w:ascii="微软雅黑" w:cs="微软雅黑" w:hAnsi="微软雅黑" w:eastAsia="微软雅黑"/>
           <w:b w:val="1"/>
           <w:bCs w:val="1"/>
@@ -1450,209 +1450,6 @@
           <w:lang w:val="en-US"/>
         </w:rPr>
         <w:t>SDK Import and Configuration</w:t>
-      </w:r>
-    </w:p>
-    <w:p>
-      <w:pPr>
-        <w:pStyle w:val="Normal.0"/>
-      </w:pPr>
-      <w:r>
-        <w:rPr>
-          <w:rtl w:val="0"/>
-        </w:rPr>
-        <w:t>Download playsoutsdk(</w:t>
-      </w:r>
-      <w:r>
-        <w:rPr>
-          <w:rStyle w:val="Hyperlink.1"/>
-        </w:rPr>
-        <w:fldChar w:fldCharType="begin" w:fldLock="0"/>
-      </w:r>
-      <w:r>
-        <w:rPr>
-          <w:rStyle w:val="Hyperlink.1"/>
-        </w:rPr>
-        <w:instrText xml:space="preserve"> HYPERLINK "https://github.com/Playsout/PlaysoutiOSSDK"</w:instrText>
-      </w:r>
-      <w:r>
-        <w:rPr>
-          <w:rStyle w:val="Hyperlink.1"/>
-        </w:rPr>
-        <w:fldChar w:fldCharType="separate" w:fldLock="0"/>
-      </w:r>
-      <w:r>
-        <w:rPr>
-          <w:rStyle w:val="Hyperlink.1"/>
-          <w:rtl w:val="0"/>
-        </w:rPr>
-        <w:t>https://github.com/Playsout/PlaysoutiOSSDK</w:t>
-      </w:r>
-      <w:r>
-        <w:rPr/>
-        <w:fldChar w:fldCharType="end" w:fldLock="0"/>
-      </w:r>
-      <w:r>
-        <w:rPr>
-          <w:rtl w:val="0"/>
-        </w:rPr>
-        <w:t>), In the Xcode project, navigate to Target &gt; General &gt; Frameworks, Libraries, and Embedded Content . You can either: 1.Click the plus sign (+) to add these frameworks, or 2.Directly drag these frameworks into this section.</w:t>
-      </w:r>
-    </w:p>
-    <w:p>
-      <w:pPr>
-        <w:pStyle w:val="Normal.0"/>
-        <w:rPr>
-          <w:rStyle w:val="无"/>
-          <w:rFonts w:ascii="SimSun" w:cs="SimSun" w:hAnsi="SimSun" w:eastAsia="SimSun"/>
-          <w:sz w:val="24"/>
-          <w:szCs w:val="24"/>
-        </w:rPr>
-      </w:pPr>
-    </w:p>
-    <w:p>
-      <w:pPr>
-        <w:pStyle w:val="Normal.0"/>
-        <w:rPr>
-          <w:rStyle w:val="无"/>
-          <w:rFonts w:ascii="SimSun" w:cs="SimSun" w:hAnsi="SimSun" w:eastAsia="SimSun"/>
-          <w:sz w:val="24"/>
-          <w:szCs w:val="24"/>
-        </w:rPr>
-      </w:pPr>
-      <w:r>
-        <w:rPr>
-          <w:rStyle w:val="无"/>
-          <w:rFonts w:ascii="SimSun" w:cs="SimSun" w:hAnsi="SimSun" w:eastAsia="SimSun"/>
-          <w:sz w:val="24"/>
-          <w:szCs w:val="24"/>
-        </w:rPr>
-        <w:drawing xmlns:a="http://schemas.openxmlformats.org/drawingml/2006/main">
-          <wp:inline distT="0" distB="0" distL="0" distR="0">
-            <wp:extent cx="5271771" cy="1642111"/>
-            <wp:effectExtent l="0" t="0" r="0" b="0"/>
-            <wp:docPr id="1073741829" name="officeArt object" descr="frameworks.png"/>
-            <wp:cNvGraphicFramePr/>
-            <a:graphic xmlns:a="http://schemas.openxmlformats.org/drawingml/2006/main">
-              <a:graphicData uri="http://schemas.openxmlformats.org/drawingml/2006/picture">
-                <pic:pic xmlns:pic="http://schemas.openxmlformats.org/drawingml/2006/picture">
-                  <pic:nvPicPr>
-                    <pic:cNvPr id="1073741829" name="frameworks.png" descr="frameworks.png"/>
-                    <pic:cNvPicPr>
-                      <a:picLocks noChangeAspect="1"/>
-                    </pic:cNvPicPr>
-                  </pic:nvPicPr>
-                  <pic:blipFill>
-                    <a:blip r:embed="rId8">
-                      <a:extLst/>
-                    </a:blip>
-                    <a:srcRect l="12976" t="0" r="12976" b="0"/>
-                    <a:stretch>
-                      <a:fillRect/>
-                    </a:stretch>
-                  </pic:blipFill>
-                  <pic:spPr>
-                    <a:xfrm>
-                      <a:off x="0" y="0"/>
-                      <a:ext cx="5271771" cy="1642111"/>
-                    </a:xfrm>
-                    <a:prstGeom prst="rect">
-                      <a:avLst/>
-                    </a:prstGeom>
-                    <a:ln w="12700" cap="flat">
-                      <a:noFill/>
-                      <a:miter lim="400000"/>
-                    </a:ln>
-                    <a:effectLst/>
-                  </pic:spPr>
-                </pic:pic>
-              </a:graphicData>
-            </a:graphic>
-          </wp:inline>
-        </w:drawing>
-      </w:r>
-    </w:p>
-    <w:p>
-      <w:pPr>
-        <w:pStyle w:val="Normal.0"/>
-        <w:rPr>
-          <w:rStyle w:val="无"/>
-          <w:rFonts w:ascii="等线" w:cs="等线" w:hAnsi="等线" w:eastAsia="等线"/>
-          <w:b w:val="1"/>
-          <w:bCs w:val="1"/>
-        </w:rPr>
-      </w:pPr>
-      <w:r>
-        <w:rPr>
-          <w:rStyle w:val="无"/>
-          <w:rFonts w:ascii="等线" w:cs="等线" w:hAnsi="等线" w:eastAsia="等线"/>
-          <w:b w:val="1"/>
-          <w:bCs w:val="1"/>
-          <w:rtl w:val="0"/>
-          <w:lang w:val="en-US"/>
-        </w:rPr>
-        <w:t>Config frameworks referencing demo:</w:t>
-      </w:r>
-    </w:p>
-    <w:p>
-      <w:pPr>
-        <w:pStyle w:val="Normal.0"/>
-        <w:rPr>
-          <w:rStyle w:val="无"/>
-          <w:rFonts w:ascii="等线" w:cs="等线" w:hAnsi="等线" w:eastAsia="等线"/>
-          <w:b w:val="1"/>
-          <w:bCs w:val="1"/>
-        </w:rPr>
-      </w:pPr>
-      <w:r>
-        <w:rPr>
-          <w:rStyle w:val="无"/>
-          <w:rFonts w:ascii="等线" w:cs="等线" w:hAnsi="等线" w:eastAsia="等线"/>
-          <w:b w:val="1"/>
-          <w:bCs w:val="1"/>
-        </w:rPr>
-        <w:drawing xmlns:a="http://schemas.openxmlformats.org/drawingml/2006/main">
-          <wp:inline distT="0" distB="0" distL="0" distR="0">
-            <wp:extent cx="5270500" cy="2085340"/>
-            <wp:effectExtent l="0" t="0" r="0" b="0"/>
-            <wp:docPr id="1073741830" name="officeArt object" descr="frameworks_config.png"/>
-            <wp:cNvGraphicFramePr/>
-            <a:graphic xmlns:a="http://schemas.openxmlformats.org/drawingml/2006/main">
-              <a:graphicData uri="http://schemas.openxmlformats.org/drawingml/2006/picture">
-                <pic:pic xmlns:pic="http://schemas.openxmlformats.org/drawingml/2006/picture">
-                  <pic:nvPicPr>
-                    <pic:cNvPr id="1073741830" name="frameworks_config.png" descr="frameworks_config.png"/>
-                    <pic:cNvPicPr>
-                      <a:picLocks noChangeAspect="1"/>
-                    </pic:cNvPicPr>
-                  </pic:nvPicPr>
-                  <pic:blipFill>
-                    <a:blip r:embed="rId9">
-                      <a:extLst/>
-                    </a:blip>
-                    <a:srcRect l="0" t="32919" r="0" b="32919"/>
-                    <a:stretch>
-                      <a:fillRect/>
-                    </a:stretch>
-                  </pic:blipFill>
-                  <pic:spPr>
-                    <a:xfrm>
-                      <a:off x="0" y="0"/>
-                      <a:ext cx="5270500" cy="2085340"/>
-                    </a:xfrm>
-                    <a:prstGeom prst="rect">
-                      <a:avLst/>
-                    </a:prstGeom>
-                    <a:ln w="12700" cap="flat">
-                      <a:noFill/>
-                      <a:miter lim="400000"/>
-                    </a:ln>
-                    <a:effectLst/>
-                  </pic:spPr>
-                </pic:pic>
-              </a:graphicData>
-            </a:graphic>
-          </wp:inline>
-        </w:drawing>
       </w:r>
     </w:p>
     <w:p>
@@ -1673,16 +1470,13 @@
           <w:tab w:val="left" w:pos="7116"/>
           <w:tab w:val="left" w:pos="7709"/>
         </w:tabs>
-        <w:bidi w:val="0"/>
         <w:spacing w:before="0" w:line="240" w:lineRule="auto"/>
-        <w:ind w:left="0" w:right="0" w:firstLine="0"/>
-        <w:jc w:val="left"/>
-        <w:rPr>
+        <w:rPr>
+          <w:rStyle w:val="无 A"/>
           <w:rFonts w:ascii="Menlo Regular" w:cs="Menlo Regular" w:hAnsi="Menlo Regular" w:eastAsia="Menlo Regular"/>
           <w:outline w:val="0"/>
           <w:color w:val="000000"/>
           <w:shd w:val="clear" w:color="auto" w:fill="fffeff"/>
-          <w:rtl w:val="0"/>
           <w14:textFill>
             <w14:solidFill>
               <w14:srgbClr w14:val="000000">
@@ -1694,6 +1488,7 @@
       </w:pPr>
       <w:r>
         <w:rPr>
+          <w:rStyle w:val="无 A"/>
           <w:rFonts w:ascii="Menlo Regular" w:hAnsi="Menlo Regular"/>
           <w:outline w:val="0"/>
           <w:color w:val="000000"/>
@@ -1708,8 +1503,654 @@
             </w14:solidFill>
           </w14:textFill>
         </w:rPr>
-        <w:t>Config your MyApp.xcodeproj</w:t>
-      </w:r>
+        <w:t>SDK Import</w:t>
+      </w:r>
+      <w:r>
+        <w:rPr>
+          <w:rStyle w:val="无"/>
+          <w:rFonts w:ascii="Menlo Regular" w:hAnsi="Menlo Regular"/>
+          <w:outline w:val="0"/>
+          <w:color w:val="000000"/>
+          <w:u w:color="000000"/>
+          <w:shd w:val="clear" w:color="auto" w:fill="fffeff"/>
+          <w:rtl w:val="0"/>
+          <w:lang w:val="en-US"/>
+          <w14:textFill>
+            <w14:solidFill>
+              <w14:srgbClr w14:val="000000">
+                <w14:alpha w14:val="14999"/>
+              </w14:srgbClr>
+            </w14:solidFill>
+          </w14:textFill>
+        </w:rPr>
+        <w:t>:</w:t>
+      </w:r>
+    </w:p>
+    <w:p>
+      <w:pPr>
+        <w:pStyle w:val="Normal.0"/>
+        <w:rPr>
+          <w:rStyle w:val="无 A"/>
+        </w:rPr>
+      </w:pPr>
+      <w:r>
+        <w:rPr>
+          <w:rStyle w:val="无 A"/>
+          <w:rtl w:val="0"/>
+        </w:rPr>
+        <w:t>We have released iOS SDK through SPM.</w:t>
+      </w:r>
+      <w:r>
+        <w:rPr>
+          <w:rStyle w:val="无 A"/>
+          <w:rtl w:val="0"/>
+        </w:rPr>
+        <w:t>Download playsoutsdk(</w:t>
+      </w:r>
+      <w:r>
+        <w:rPr>
+          <w:rStyle w:val="Hyperlink.1"/>
+        </w:rPr>
+        <w:fldChar w:fldCharType="begin" w:fldLock="0"/>
+      </w:r>
+      <w:r>
+        <w:rPr>
+          <w:rStyle w:val="Hyperlink.1"/>
+        </w:rPr>
+        <w:instrText xml:space="preserve"> HYPERLINK "https://github.com/Playsout/PlaysoutiOSSDK"</w:instrText>
+      </w:r>
+      <w:r>
+        <w:rPr>
+          <w:rStyle w:val="Hyperlink.1"/>
+        </w:rPr>
+        <w:fldChar w:fldCharType="separate" w:fldLock="0"/>
+      </w:r>
+      <w:r>
+        <w:rPr>
+          <w:rStyle w:val="Hyperlink.1"/>
+          <w:rtl w:val="0"/>
+        </w:rPr>
+        <w:t>https://github.com/Playsout/PlaysoutiOSSDK</w:t>
+      </w:r>
+      <w:r>
+        <w:rPr/>
+        <w:fldChar w:fldCharType="end" w:fldLock="0"/>
+      </w:r>
+      <w:r>
+        <w:rPr>
+          <w:rStyle w:val="无 A"/>
+          <w:rtl w:val="0"/>
+        </w:rPr>
+        <w:t>)</w:t>
+      </w:r>
+      <w:r>
+        <w:rPr>
+          <w:rStyle w:val="无 A"/>
+          <w:rtl w:val="0"/>
+        </w:rPr>
+        <w:t xml:space="preserve"> or using </w:t>
+      </w:r>
+      <w:r>
+        <w:rPr>
+          <w:rStyle w:val="Hyperlink.2"/>
+        </w:rPr>
+        <w:fldChar w:fldCharType="begin" w:fldLock="0"/>
+      </w:r>
+      <w:r>
+        <w:rPr>
+          <w:rStyle w:val="Hyperlink.2"/>
+        </w:rPr>
+        <w:instrText xml:space="preserve"> HYPERLINK "https://github.com/Playsout/PlaysoutiOSSDK.git"</w:instrText>
+      </w:r>
+      <w:r>
+        <w:rPr>
+          <w:rStyle w:val="Hyperlink.2"/>
+        </w:rPr>
+        <w:fldChar w:fldCharType="separate" w:fldLock="0"/>
+      </w:r>
+      <w:r>
+        <w:rPr>
+          <w:rStyle w:val="Hyperlink.2"/>
+          <w:rtl w:val="0"/>
+        </w:rPr>
+        <w:t>https://github.com/Playsout/PlaysoutiOSSDK.git</w:t>
+      </w:r>
+      <w:r>
+        <w:rPr/>
+        <w:fldChar w:fldCharType="end" w:fldLock="0"/>
+      </w:r>
+      <w:r>
+        <w:rPr>
+          <w:rStyle w:val="无 A"/>
+          <w:rtl w:val="0"/>
+        </w:rPr>
+        <w:t xml:space="preserve">  in project package dependencies.</w:t>
+      </w:r>
+      <w:r>
+        <w:rPr>
+          <w:rStyle w:val="无 A"/>
+        </w:rPr>
+        <w:drawing xmlns:a="http://schemas.openxmlformats.org/drawingml/2006/main">
+          <wp:anchor distT="152400" distB="152400" distL="152400" distR="152400" simplePos="0" relativeHeight="251659264" behindDoc="0" locked="0" layoutInCell="1" allowOverlap="1">
+            <wp:simplePos x="0" y="0"/>
+            <wp:positionH relativeFrom="margin">
+              <wp:posOffset>-6350</wp:posOffset>
+            </wp:positionH>
+            <wp:positionV relativeFrom="line">
+              <wp:posOffset>165100</wp:posOffset>
+            </wp:positionV>
+            <wp:extent cx="5270500" cy="1851058"/>
+            <wp:effectExtent l="0" t="0" r="0" b="0"/>
+            <wp:wrapTopAndBottom distT="152400" distB="152400"/>
+            <wp:docPr id="1073741829" name="officeArt object" descr="4fa3ffb3-a9b0-4689-ad99-934b00ac831f.png"/>
+            <wp:cNvGraphicFramePr/>
+            <a:graphic xmlns:a="http://schemas.openxmlformats.org/drawingml/2006/main">
+              <a:graphicData uri="http://schemas.openxmlformats.org/drawingml/2006/picture">
+                <pic:pic xmlns:pic="http://schemas.openxmlformats.org/drawingml/2006/picture">
+                  <pic:nvPicPr>
+                    <pic:cNvPr id="1073741829" name="4fa3ffb3-a9b0-4689-ad99-934b00ac831f.png" descr="4fa3ffb3-a9b0-4689-ad99-934b00ac831f.png"/>
+                    <pic:cNvPicPr>
+                      <a:picLocks noChangeAspect="1"/>
+                    </pic:cNvPicPr>
+                  </pic:nvPicPr>
+                  <pic:blipFill>
+                    <a:blip r:embed="rId8">
+                      <a:extLst/>
+                    </a:blip>
+                    <a:stretch>
+                      <a:fillRect/>
+                    </a:stretch>
+                  </pic:blipFill>
+                  <pic:spPr>
+                    <a:xfrm>
+                      <a:off x="0" y="0"/>
+                      <a:ext cx="5270500" cy="1851058"/>
+                    </a:xfrm>
+                    <a:prstGeom prst="rect">
+                      <a:avLst/>
+                    </a:prstGeom>
+                    <a:ln w="12700" cap="flat">
+                      <a:noFill/>
+                      <a:miter lim="400000"/>
+                    </a:ln>
+                    <a:effectLst/>
+                  </pic:spPr>
+                </pic:pic>
+              </a:graphicData>
+            </a:graphic>
+          </wp:anchor>
+        </w:drawing>
+      </w:r>
+    </w:p>
+    <w:p>
+      <w:pPr>
+        <w:pStyle w:val="Normal.0"/>
+        <w:rPr>
+          <w:rStyle w:val="无 A"/>
+        </w:rPr>
+      </w:pPr>
+      <w:r>
+        <w:rPr>
+          <w:rStyle w:val="无 A"/>
+          <w:rtl w:val="0"/>
+        </w:rPr>
+        <w:t xml:space="preserve"> </w:t>
+      </w:r>
+      <w:r>
+        <w:rPr>
+          <w:rStyle w:val="无 A"/>
+          <w:rtl w:val="0"/>
+        </w:rPr>
+        <w:t>There are two ways to add the SDK:</w:t>
+      </w:r>
+    </w:p>
+    <w:p>
+      <w:pPr>
+        <w:pStyle w:val="Normal.0"/>
+        <w:numPr>
+          <w:ilvl w:val="0"/>
+          <w:numId w:val="9"/>
+        </w:numPr>
+      </w:pPr>
+      <w:r>
+        <w:rPr>
+          <w:rStyle w:val="无 A"/>
+          <w:rtl w:val="0"/>
+        </w:rPr>
+        <w:t>Download the latest SDK from GitHub and add it locally.</w:t>
+      </w:r>
+      <w:r>
+        <w:rPr>
+          <w:rStyle w:val="无 A"/>
+        </w:rPr>
+        <w:drawing xmlns:a="http://schemas.openxmlformats.org/drawingml/2006/main">
+          <wp:anchor distT="152400" distB="152400" distL="152400" distR="152400" simplePos="0" relativeHeight="251660288" behindDoc="0" locked="0" layoutInCell="1" allowOverlap="1">
+            <wp:simplePos x="0" y="0"/>
+            <wp:positionH relativeFrom="margin">
+              <wp:posOffset>-148589</wp:posOffset>
+            </wp:positionH>
+            <wp:positionV relativeFrom="line">
+              <wp:posOffset>251302</wp:posOffset>
+            </wp:positionV>
+            <wp:extent cx="3862682" cy="3688238"/>
+            <wp:effectExtent l="0" t="0" r="0" b="0"/>
+            <wp:wrapThrough wrapText="bothSides" distL="152400" distR="152400">
+              <wp:wrapPolygon edited="1">
+                <wp:start x="0" y="0"/>
+                <wp:lineTo x="21600" y="0"/>
+                <wp:lineTo x="21600" y="21600"/>
+                <wp:lineTo x="0" y="21600"/>
+                <wp:lineTo x="0" y="0"/>
+              </wp:wrapPolygon>
+            </wp:wrapThrough>
+            <wp:docPr id="1073741830" name="officeArt object" descr="4e0c902f-0748-48ab-9bbe-7f0e53791a65.png"/>
+            <wp:cNvGraphicFramePr/>
+            <a:graphic xmlns:a="http://schemas.openxmlformats.org/drawingml/2006/main">
+              <a:graphicData uri="http://schemas.openxmlformats.org/drawingml/2006/picture">
+                <pic:pic xmlns:pic="http://schemas.openxmlformats.org/drawingml/2006/picture">
+                  <pic:nvPicPr>
+                    <pic:cNvPr id="1073741830" name="4e0c902f-0748-48ab-9bbe-7f0e53791a65.png" descr="4e0c902f-0748-48ab-9bbe-7f0e53791a65.png"/>
+                    <pic:cNvPicPr>
+                      <a:picLocks noChangeAspect="1"/>
+                    </pic:cNvPicPr>
+                  </pic:nvPicPr>
+                  <pic:blipFill>
+                    <a:blip r:embed="rId9">
+                      <a:extLst/>
+                    </a:blip>
+                    <a:stretch>
+                      <a:fillRect/>
+                    </a:stretch>
+                  </pic:blipFill>
+                  <pic:spPr>
+                    <a:xfrm>
+                      <a:off x="0" y="0"/>
+                      <a:ext cx="3862682" cy="3688238"/>
+                    </a:xfrm>
+                    <a:prstGeom prst="rect">
+                      <a:avLst/>
+                    </a:prstGeom>
+                    <a:ln w="12700" cap="flat">
+                      <a:noFill/>
+                      <a:miter lim="400000"/>
+                    </a:ln>
+                    <a:effectLst/>
+                  </pic:spPr>
+                </pic:pic>
+              </a:graphicData>
+            </a:graphic>
+          </wp:anchor>
+        </w:drawing>
+      </w:r>
+    </w:p>
+    <w:p>
+      <w:pPr>
+        <w:pStyle w:val="Normal.0"/>
+        <w:rPr>
+          <w:rStyle w:val="无 A"/>
+        </w:rPr>
+      </w:pPr>
+    </w:p>
+    <w:p>
+      <w:pPr>
+        <w:pStyle w:val="Normal.0"/>
+        <w:rPr>
+          <w:rStyle w:val="无 A"/>
+        </w:rPr>
+      </w:pPr>
+    </w:p>
+    <w:p>
+      <w:pPr>
+        <w:pStyle w:val="Normal.0"/>
+        <w:rPr>
+          <w:rStyle w:val="无 A"/>
+        </w:rPr>
+      </w:pPr>
+    </w:p>
+    <w:p>
+      <w:pPr>
+        <w:pStyle w:val="Normal.0"/>
+        <w:rPr>
+          <w:rStyle w:val="无 A"/>
+        </w:rPr>
+      </w:pPr>
+    </w:p>
+    <w:p>
+      <w:pPr>
+        <w:pStyle w:val="Normal.0"/>
+        <w:rPr>
+          <w:rStyle w:val="无 A"/>
+        </w:rPr>
+      </w:pPr>
+    </w:p>
+    <w:p>
+      <w:pPr>
+        <w:pStyle w:val="Normal.0"/>
+        <w:rPr>
+          <w:rStyle w:val="无 A"/>
+        </w:rPr>
+      </w:pPr>
+    </w:p>
+    <w:p>
+      <w:pPr>
+        <w:pStyle w:val="Normal.0"/>
+        <w:rPr>
+          <w:rStyle w:val="无 A"/>
+        </w:rPr>
+      </w:pPr>
+    </w:p>
+    <w:p>
+      <w:pPr>
+        <w:pStyle w:val="Normal.0"/>
+        <w:rPr>
+          <w:rStyle w:val="无 A"/>
+        </w:rPr>
+      </w:pPr>
+    </w:p>
+    <w:p>
+      <w:pPr>
+        <w:pStyle w:val="Normal.0"/>
+        <w:rPr>
+          <w:rStyle w:val="无 A"/>
+        </w:rPr>
+      </w:pPr>
+    </w:p>
+    <w:p>
+      <w:pPr>
+        <w:pStyle w:val="Normal.0"/>
+        <w:rPr>
+          <w:rStyle w:val="无 A"/>
+        </w:rPr>
+      </w:pPr>
+    </w:p>
+    <w:p>
+      <w:pPr>
+        <w:pStyle w:val="Normal.0"/>
+        <w:rPr>
+          <w:rStyle w:val="无 A"/>
+        </w:rPr>
+      </w:pPr>
+    </w:p>
+    <w:p>
+      <w:pPr>
+        <w:pStyle w:val="Normal.0"/>
+        <w:rPr>
+          <w:rStyle w:val="无 A"/>
+        </w:rPr>
+      </w:pPr>
+    </w:p>
+    <w:p>
+      <w:pPr>
+        <w:pStyle w:val="Normal.0"/>
+        <w:rPr>
+          <w:rStyle w:val="无 A"/>
+        </w:rPr>
+      </w:pPr>
+    </w:p>
+    <w:p>
+      <w:pPr>
+        <w:pStyle w:val="Normal.0"/>
+        <w:rPr>
+          <w:rStyle w:val="无 A"/>
+        </w:rPr>
+      </w:pPr>
+    </w:p>
+    <w:p>
+      <w:pPr>
+        <w:pStyle w:val="Normal.0"/>
+        <w:rPr>
+          <w:rStyle w:val="无 A"/>
+        </w:rPr>
+      </w:pPr>
+    </w:p>
+    <w:p>
+      <w:pPr>
+        <w:pStyle w:val="Normal.0"/>
+        <w:rPr>
+          <w:rStyle w:val="无 A"/>
+        </w:rPr>
+      </w:pPr>
+    </w:p>
+    <w:p>
+      <w:pPr>
+        <w:pStyle w:val="Normal.0"/>
+        <w:rPr>
+          <w:rStyle w:val="无 A"/>
+        </w:rPr>
+      </w:pPr>
+    </w:p>
+    <w:p>
+      <w:pPr>
+        <w:pStyle w:val="Normal.0"/>
+        <w:rPr>
+          <w:rStyle w:val="无 A"/>
+        </w:rPr>
+      </w:pPr>
+    </w:p>
+    <w:p>
+      <w:pPr>
+        <w:pStyle w:val="Normal.0"/>
+        <w:rPr>
+          <w:rStyle w:val="无 A"/>
+        </w:rPr>
+      </w:pPr>
+    </w:p>
+    <w:p>
+      <w:pPr>
+        <w:pStyle w:val="Normal.0"/>
+        <w:rPr>
+          <w:rStyle w:val="无 A"/>
+        </w:rPr>
+      </w:pPr>
+    </w:p>
+    <w:p>
+      <w:pPr>
+        <w:pStyle w:val="Normal.0"/>
+        <w:rPr>
+          <w:rStyle w:val="无 A"/>
+        </w:rPr>
+      </w:pPr>
+    </w:p>
+    <w:p>
+      <w:pPr>
+        <w:pStyle w:val="Normal.0"/>
+        <w:rPr>
+          <w:rStyle w:val="无 A"/>
+        </w:rPr>
+      </w:pPr>
+    </w:p>
+    <w:p>
+      <w:pPr>
+        <w:pStyle w:val="Normal.0"/>
+        <w:rPr>
+          <w:rStyle w:val="无 A"/>
+        </w:rPr>
+      </w:pPr>
+      <w:r>
+        <w:rPr>
+          <w:rStyle w:val="无 A"/>
+        </w:rPr>
+        <w:drawing xmlns:a="http://schemas.openxmlformats.org/drawingml/2006/main">
+          <wp:anchor distT="152400" distB="152400" distL="152400" distR="152400" simplePos="0" relativeHeight="251661312" behindDoc="0" locked="0" layoutInCell="1" allowOverlap="1">
+            <wp:simplePos x="0" y="0"/>
+            <wp:positionH relativeFrom="margin">
+              <wp:posOffset>-6350</wp:posOffset>
+            </wp:positionH>
+            <wp:positionV relativeFrom="line">
+              <wp:posOffset>0</wp:posOffset>
+            </wp:positionV>
+            <wp:extent cx="5270500" cy="2367441"/>
+            <wp:effectExtent l="0" t="0" r="0" b="0"/>
+            <wp:wrapTopAndBottom distT="152400" distB="152400"/>
+            <wp:docPr id="1073741831" name="officeArt object" descr="86a66962-d58d-4d0c-8611-c285ee4d7727.png"/>
+            <wp:cNvGraphicFramePr/>
+            <a:graphic xmlns:a="http://schemas.openxmlformats.org/drawingml/2006/main">
+              <a:graphicData uri="http://schemas.openxmlformats.org/drawingml/2006/picture">
+                <pic:pic xmlns:pic="http://schemas.openxmlformats.org/drawingml/2006/picture">
+                  <pic:nvPicPr>
+                    <pic:cNvPr id="1073741831" name="86a66962-d58d-4d0c-8611-c285ee4d7727.png" descr="86a66962-d58d-4d0c-8611-c285ee4d7727.png"/>
+                    <pic:cNvPicPr>
+                      <a:picLocks noChangeAspect="1"/>
+                    </pic:cNvPicPr>
+                  </pic:nvPicPr>
+                  <pic:blipFill>
+                    <a:blip r:embed="rId10">
+                      <a:extLst/>
+                    </a:blip>
+                    <a:stretch>
+                      <a:fillRect/>
+                    </a:stretch>
+                  </pic:blipFill>
+                  <pic:spPr>
+                    <a:xfrm>
+                      <a:off x="0" y="0"/>
+                      <a:ext cx="5270500" cy="2367441"/>
+                    </a:xfrm>
+                    <a:prstGeom prst="rect">
+                      <a:avLst/>
+                    </a:prstGeom>
+                    <a:ln w="12700" cap="flat">
+                      <a:noFill/>
+                      <a:miter lim="400000"/>
+                    </a:ln>
+                    <a:effectLst/>
+                  </pic:spPr>
+                </pic:pic>
+              </a:graphicData>
+            </a:graphic>
+          </wp:anchor>
+        </w:drawing>
+      </w:r>
+    </w:p>
+    <w:p>
+      <w:pPr>
+        <w:pStyle w:val="Normal.0"/>
+        <w:rPr>
+          <w:rStyle w:val="无 A"/>
+        </w:rPr>
+      </w:pPr>
+    </w:p>
+    <w:p>
+      <w:pPr>
+        <w:pStyle w:val="Normal.0"/>
+        <w:rPr>
+          <w:rStyle w:val="无 A"/>
+        </w:rPr>
+      </w:pPr>
+      <w:r>
+        <w:rPr>
+          <w:rStyle w:val="无 A"/>
+          <w:rtl w:val="0"/>
+        </w:rPr>
+        <w:t>2. Obtain the release tag directly from the GitHub address and add it.</w:t>
+      </w:r>
+      <w:r>
+        <w:rPr>
+          <w:rStyle w:val="无 A"/>
+        </w:rPr>
+        <w:drawing xmlns:a="http://schemas.openxmlformats.org/drawingml/2006/main">
+          <wp:anchor distT="152400" distB="152400" distL="152400" distR="152400" simplePos="0" relativeHeight="251662336" behindDoc="0" locked="0" layoutInCell="1" allowOverlap="1">
+            <wp:simplePos x="0" y="0"/>
+            <wp:positionH relativeFrom="margin">
+              <wp:posOffset>-6350</wp:posOffset>
+            </wp:positionH>
+            <wp:positionV relativeFrom="line">
+              <wp:posOffset>165100</wp:posOffset>
+            </wp:positionV>
+            <wp:extent cx="5270500" cy="1534663"/>
+            <wp:effectExtent l="0" t="0" r="0" b="0"/>
+            <wp:wrapTopAndBottom distT="152400" distB="152400"/>
+            <wp:docPr id="1073741832" name="officeArt object" descr="b524dd05-b17d-43b7-a094-81a7dc6348ac.png"/>
+            <wp:cNvGraphicFramePr/>
+            <a:graphic xmlns:a="http://schemas.openxmlformats.org/drawingml/2006/main">
+              <a:graphicData uri="http://schemas.openxmlformats.org/drawingml/2006/picture">
+                <pic:pic xmlns:pic="http://schemas.openxmlformats.org/drawingml/2006/picture">
+                  <pic:nvPicPr>
+                    <pic:cNvPr id="1073741832" name="b524dd05-b17d-43b7-a094-81a7dc6348ac.png" descr="b524dd05-b17d-43b7-a094-81a7dc6348ac.png"/>
+                    <pic:cNvPicPr>
+                      <a:picLocks noChangeAspect="1"/>
+                    </pic:cNvPicPr>
+                  </pic:nvPicPr>
+                  <pic:blipFill>
+                    <a:blip r:embed="rId11">
+                      <a:extLst/>
+                    </a:blip>
+                    <a:stretch>
+                      <a:fillRect/>
+                    </a:stretch>
+                  </pic:blipFill>
+                  <pic:spPr>
+                    <a:xfrm>
+                      <a:off x="0" y="0"/>
+                      <a:ext cx="5270500" cy="1534663"/>
+                    </a:xfrm>
+                    <a:prstGeom prst="rect">
+                      <a:avLst/>
+                    </a:prstGeom>
+                    <a:ln w="12700" cap="flat">
+                      <a:noFill/>
+                      <a:miter lim="400000"/>
+                    </a:ln>
+                    <a:effectLst/>
+                  </pic:spPr>
+                </pic:pic>
+              </a:graphicData>
+            </a:graphic>
+          </wp:anchor>
+        </w:drawing>
+      </w:r>
+    </w:p>
+    <w:p>
+      <w:pPr>
+        <w:pStyle w:val="Normal.0"/>
+        <w:rPr>
+          <w:rStyle w:val="无 A"/>
+        </w:rPr>
+      </w:pPr>
+    </w:p>
+    <w:p>
+      <w:pPr>
+        <w:pStyle w:val="Normal.0"/>
+        <w:rPr>
+          <w:rStyle w:val="无 A"/>
+        </w:rPr>
+      </w:pPr>
+    </w:p>
+    <w:p>
+      <w:pPr>
+        <w:pStyle w:val="Normal.0"/>
+        <w:rPr>
+          <w:rStyle w:val="无 A"/>
+        </w:rPr>
+      </w:pPr>
+    </w:p>
+    <w:p>
+      <w:pPr>
+        <w:pStyle w:val="Normal.0"/>
+        <w:rPr>
+          <w:rStyle w:val="无 A"/>
+        </w:rPr>
+      </w:pPr>
+    </w:p>
+    <w:p>
+      <w:pPr>
+        <w:pStyle w:val="Normal.0"/>
+        <w:rPr>
+          <w:rStyle w:val="无"/>
+          <w:rFonts w:ascii="Menlo Regular" w:cs="Menlo Regular" w:hAnsi="Menlo Regular" w:eastAsia="Menlo Regular"/>
+          <w:outline w:val="0"/>
+          <w:color w:val="000000"/>
+          <w:u w:color="000000"/>
+          <w:shd w:val="clear" w:color="auto" w:fill="fffeff"/>
+          <w14:textFill>
+            <w14:solidFill>
+              <w14:srgbClr w14:val="000000">
+                <w14:alpha w14:val="14999"/>
+              </w14:srgbClr>
+            </w14:solidFill>
+          </w14:textFill>
+        </w:rPr>
+      </w:pPr>
     </w:p>
     <w:p>
       <w:pPr>
@@ -1729,17 +2170,14 @@
           <w:tab w:val="left" w:pos="7116"/>
           <w:tab w:val="left" w:pos="7709"/>
         </w:tabs>
-        <w:bidi w:val="0"/>
         <w:spacing w:before="0" w:line="240" w:lineRule="auto"/>
-        <w:ind w:left="0" w:right="0" w:firstLine="0"/>
-        <w:jc w:val="left"/>
         <w:rPr>
           <w:rStyle w:val="无"/>
           <w:rFonts w:ascii="Menlo Regular" w:cs="Menlo Regular" w:hAnsi="Menlo Regular" w:eastAsia="Menlo Regular"/>
           <w:outline w:val="0"/>
           <w:color w:val="000000"/>
+          <w:u w:color="000000"/>
           <w:shd w:val="clear" w:color="auto" w:fill="fffeff"/>
-          <w:rtl w:val="0"/>
           <w14:textFill>
             <w14:solidFill>
               <w14:srgbClr w14:val="000000">
@@ -1749,41 +2187,6 @@
           </w14:textFill>
         </w:rPr>
       </w:pPr>
-      <w:r>
-        <w:rPr>
-          <w:rStyle w:val="无"/>
-          <w:rFonts w:ascii="Menlo Regular" w:hAnsi="Menlo Regular"/>
-          <w:outline w:val="0"/>
-          <w:color w:val="000000"/>
-          <w:shd w:val="clear" w:color="auto" w:fill="fffeff"/>
-          <w:rtl w:val="0"/>
-          <w:lang w:val="en-US"/>
-          <w14:textFill>
-            <w14:solidFill>
-              <w14:srgbClr w14:val="000000">
-                <w14:alpha w14:val="14999"/>
-              </w14:srgbClr>
-            </w14:solidFill>
-          </w14:textFill>
-        </w:rPr>
-        <w:t>refer to:</w:t>
-      </w:r>
-      <w:r>
-        <w:rPr>
-          <w:rFonts w:ascii="Menlo Regular" w:hAnsi="Menlo Regular"/>
-          <w:outline w:val="0"/>
-          <w:color w:val="1336ff"/>
-          <w:shd w:val="clear" w:color="auto" w:fill="fffeff"/>
-          <w:rtl w:val="0"/>
-          <w:lang w:val="en-US"/>
-          <w14:textFill>
-            <w14:solidFill>
-              <w14:srgbClr w14:val="1337FF"/>
-            </w14:solidFill>
-          </w14:textFill>
-        </w:rPr>
-        <w:t>https://docs.flutter.cn/add-to-app/ios/project-setup</w:t>
-      </w:r>
     </w:p>
     <w:p>
       <w:pPr>
@@ -1803,16 +2206,14 @@
           <w:tab w:val="left" w:pos="7116"/>
           <w:tab w:val="left" w:pos="7709"/>
         </w:tabs>
-        <w:bidi w:val="0"/>
         <w:spacing w:before="0" w:line="240" w:lineRule="auto"/>
-        <w:ind w:left="0" w:right="0" w:firstLine="0"/>
-        <w:jc w:val="left"/>
-        <w:rPr>
+        <w:rPr>
+          <w:rStyle w:val="无"/>
           <w:rFonts w:ascii="Menlo Regular" w:cs="Menlo Regular" w:hAnsi="Menlo Regular" w:eastAsia="Menlo Regular"/>
           <w:outline w:val="0"/>
           <w:color w:val="000000"/>
+          <w:u w:color="000000"/>
           <w:shd w:val="clear" w:color="auto" w:fill="fffeff"/>
-          <w:rtl w:val="0"/>
           <w14:textFill>
             <w14:solidFill>
               <w14:srgbClr w14:val="000000">
@@ -1824,9 +2225,11 @@
       </w:pPr>
       <w:r>
         <w:rPr>
+          <w:rStyle w:val="无"/>
           <w:rFonts w:ascii="Menlo Regular" w:hAnsi="Menlo Regular"/>
           <w:outline w:val="0"/>
           <w:color w:val="000000"/>
+          <w:u w:color="000000"/>
           <w:shd w:val="clear" w:color="auto" w:fill="fffeff"/>
           <w:rtl w:val="0"/>
           <w:lang w:val="en-US"/>
@@ -1838,2462 +2241,8 @@
             </w14:solidFill>
           </w14:textFill>
         </w:rPr>
-        <w:t>1.Navigate to the /path/to/MyApp/ directory.</w:t>
-      </w:r>
-    </w:p>
-    <w:p>
-      <w:pPr>
-        <w:pStyle w:val="默认"/>
-        <w:tabs>
-          <w:tab w:val="left" w:pos="593"/>
-          <w:tab w:val="left" w:pos="1186"/>
-          <w:tab w:val="left" w:pos="1779"/>
-          <w:tab w:val="left" w:pos="2372"/>
-          <w:tab w:val="left" w:pos="2965"/>
-          <w:tab w:val="left" w:pos="3558"/>
-          <w:tab w:val="left" w:pos="4151"/>
-          <w:tab w:val="left" w:pos="4744"/>
-          <w:tab w:val="left" w:pos="5337"/>
-          <w:tab w:val="left" w:pos="5930"/>
-          <w:tab w:val="left" w:pos="6523"/>
-          <w:tab w:val="left" w:pos="7116"/>
-          <w:tab w:val="left" w:pos="7709"/>
-        </w:tabs>
-        <w:bidi w:val="0"/>
-        <w:spacing w:before="0" w:line="240" w:lineRule="auto"/>
-        <w:ind w:left="0" w:right="0" w:firstLine="0"/>
-        <w:jc w:val="left"/>
-        <w:rPr>
-          <w:rFonts w:ascii="Menlo Regular" w:cs="Menlo Regular" w:hAnsi="Menlo Regular" w:eastAsia="Menlo Regular"/>
-          <w:outline w:val="0"/>
-          <w:color w:val="000000"/>
-          <w:shd w:val="clear" w:color="auto" w:fill="fffeff"/>
-          <w:rtl w:val="0"/>
-          <w14:textFill>
-            <w14:solidFill>
-              <w14:srgbClr w14:val="000000">
-                <w14:alpha w14:val="14999"/>
-              </w14:srgbClr>
-            </w14:solidFill>
-          </w14:textFill>
-        </w:rPr>
-      </w:pPr>
-      <w:r>
-        <w:rPr>
-          <w:rFonts w:ascii="Menlo Regular" w:hAnsi="Menlo Regular"/>
-          <w:outline w:val="0"/>
-          <w:color w:val="000000"/>
-          <w:shd w:val="clear" w:color="auto" w:fill="fffeff"/>
-          <w:rtl w:val="0"/>
-          <w:lang w:val="en-US"/>
-          <w14:textFill>
-            <w14:solidFill>
-              <w14:srgbClr w14:val="000000">
-                <w14:alpha w14:val="14999"/>
-              </w14:srgbClr>
-            </w14:solidFill>
-          </w14:textFill>
-        </w:rPr>
-        <w:t>2.Right-click on MyApp.xcodeproj and select Show Package Contents.</w:t>
-      </w:r>
-    </w:p>
-    <w:p>
-      <w:pPr>
-        <w:pStyle w:val="默认"/>
-        <w:tabs>
-          <w:tab w:val="left" w:pos="593"/>
-          <w:tab w:val="left" w:pos="1186"/>
-          <w:tab w:val="left" w:pos="1779"/>
-          <w:tab w:val="left" w:pos="2372"/>
-          <w:tab w:val="left" w:pos="2965"/>
-          <w:tab w:val="left" w:pos="3558"/>
-          <w:tab w:val="left" w:pos="4151"/>
-          <w:tab w:val="left" w:pos="4744"/>
-          <w:tab w:val="left" w:pos="5337"/>
-          <w:tab w:val="left" w:pos="5930"/>
-          <w:tab w:val="left" w:pos="6523"/>
-          <w:tab w:val="left" w:pos="7116"/>
-          <w:tab w:val="left" w:pos="7709"/>
-        </w:tabs>
-        <w:bidi w:val="0"/>
-        <w:spacing w:before="0" w:line="240" w:lineRule="auto"/>
-        <w:ind w:left="0" w:right="0" w:firstLine="0"/>
-        <w:jc w:val="left"/>
-        <w:rPr>
-          <w:rFonts w:ascii="Menlo Regular" w:cs="Menlo Regular" w:hAnsi="Menlo Regular" w:eastAsia="Menlo Regular"/>
-          <w:outline w:val="0"/>
-          <w:color w:val="000000"/>
-          <w:shd w:val="clear" w:color="auto" w:fill="fffeff"/>
-          <w:rtl w:val="0"/>
-          <w14:textFill>
-            <w14:solidFill>
-              <w14:srgbClr w14:val="000000">
-                <w14:alpha w14:val="14999"/>
-              </w14:srgbClr>
-            </w14:solidFill>
-          </w14:textFill>
-        </w:rPr>
-      </w:pPr>
-      <w:r>
-        <w:rPr>
-          <w:rFonts w:ascii="Menlo Regular" w:hAnsi="Menlo Regular"/>
-          <w:outline w:val="0"/>
-          <w:color w:val="000000"/>
-          <w:shd w:val="clear" w:color="auto" w:fill="fffeff"/>
-          <w:rtl w:val="0"/>
-          <w:lang w:val="en-US"/>
-          <w14:textFill>
-            <w14:solidFill>
-              <w14:srgbClr w14:val="000000">
-                <w14:alpha w14:val="14999"/>
-              </w14:srgbClr>
-            </w14:solidFill>
-          </w14:textFill>
-        </w:rPr>
-        <w:t>3.Open project.pbxproj with Xcode. The file opens in Xcode's text editor. This also locks Project Navigator until you close the text editor.</w:t>
-      </w:r>
-    </w:p>
-    <w:p>
-      <w:pPr>
-        <w:pStyle w:val="默认"/>
-        <w:tabs>
-          <w:tab w:val="left" w:pos="593"/>
-          <w:tab w:val="left" w:pos="1186"/>
-          <w:tab w:val="left" w:pos="1779"/>
-          <w:tab w:val="left" w:pos="2372"/>
-          <w:tab w:val="left" w:pos="2965"/>
-          <w:tab w:val="left" w:pos="3558"/>
-          <w:tab w:val="left" w:pos="4151"/>
-          <w:tab w:val="left" w:pos="4744"/>
-          <w:tab w:val="left" w:pos="5337"/>
-          <w:tab w:val="left" w:pos="5930"/>
-          <w:tab w:val="left" w:pos="6523"/>
-          <w:tab w:val="left" w:pos="7116"/>
-          <w:tab w:val="left" w:pos="7709"/>
-        </w:tabs>
-        <w:bidi w:val="0"/>
-        <w:spacing w:before="0" w:line="240" w:lineRule="auto"/>
-        <w:ind w:left="0" w:right="0" w:firstLine="0"/>
-        <w:jc w:val="left"/>
-        <w:rPr>
-          <w:rFonts w:ascii="Menlo Regular" w:cs="Menlo Regular" w:hAnsi="Menlo Regular" w:eastAsia="Menlo Regular"/>
-          <w:outline w:val="0"/>
-          <w:color w:val="000000"/>
-          <w:shd w:val="clear" w:color="auto" w:fill="fffeff"/>
-          <w:rtl w:val="0"/>
-          <w14:textFill>
-            <w14:solidFill>
-              <w14:srgbClr w14:val="000000">
-                <w14:alpha w14:val="14999"/>
-              </w14:srgbClr>
-            </w14:solidFill>
-          </w14:textFill>
-        </w:rPr>
-      </w:pPr>
-      <w:r>
-        <w:rPr>
-          <w:rFonts w:ascii="Menlo Regular" w:hAnsi="Menlo Regular"/>
-          <w:outline w:val="0"/>
-          <w:color w:val="000000"/>
-          <w:shd w:val="clear" w:color="auto" w:fill="fffeff"/>
-          <w:rtl w:val="0"/>
-          <w:lang w:val="en-US"/>
-          <w14:textFill>
-            <w14:solidFill>
-              <w14:srgbClr w14:val="000000">
-                <w14:alpha w14:val="14999"/>
-              </w14:srgbClr>
-            </w14:solidFill>
-          </w14:textFill>
-        </w:rPr>
-        <w:t>4.Find the lines that resemble the following text in the /</w:t>
-      </w:r>
-      <w:r>
-        <w:rPr>
-          <w:rStyle w:val="无"/>
-          <w:rFonts w:ascii="Menlo Regular" w:hAnsi="Menlo Regular"/>
-          <w:outline w:val="0"/>
-          <w:color w:val="937000"/>
-          <w:shd w:val="clear" w:color="auto" w:fill="fffeff"/>
-          <w:rtl w:val="0"/>
-          <w14:textFill>
-            <w14:solidFill>
-              <w14:srgbClr w14:val="947100"/>
-            </w14:solidFill>
-          </w14:textFill>
-        </w:rPr>
-        <w:t>*</w:t>
-      </w:r>
-      <w:r>
-        <w:rPr>
-          <w:rStyle w:val="无"/>
-          <w:rFonts w:ascii="Menlo Regular" w:hAnsi="Menlo Regular"/>
-          <w:i w:val="1"/>
-          <w:iCs w:val="1"/>
-          <w:outline w:val="0"/>
-          <w:color w:val="000000"/>
-          <w:shd w:val="clear" w:color="auto" w:fill="fffeff"/>
-          <w:rtl w:val="0"/>
-          <w:lang w:val="en-US"/>
-          <w14:textFill>
-            <w14:solidFill>
-              <w14:srgbClr w14:val="000000">
-                <w14:alpha w14:val="14999"/>
-              </w14:srgbClr>
-            </w14:solidFill>
-          </w14:textFill>
-        </w:rPr>
-        <w:t xml:space="preserve"> Begin PBXFileReference section </w:t>
-      </w:r>
-      <w:r>
-        <w:rPr>
-          <w:rStyle w:val="无"/>
-          <w:rFonts w:ascii="Menlo Regular" w:hAnsi="Menlo Regular"/>
-          <w:outline w:val="0"/>
-          <w:color w:val="937000"/>
-          <w:shd w:val="clear" w:color="auto" w:fill="fffeff"/>
-          <w:rtl w:val="0"/>
-          <w14:textFill>
-            <w14:solidFill>
-              <w14:srgbClr w14:val="947100"/>
-            </w14:solidFill>
-          </w14:textFill>
-        </w:rPr>
-        <w:t>*</w:t>
-      </w:r>
-      <w:r>
-        <w:rPr>
-          <w:rFonts w:ascii="Menlo Regular" w:hAnsi="Menlo Regular"/>
-          <w:outline w:val="0"/>
-          <w:color w:val="000000"/>
-          <w:shd w:val="clear" w:color="auto" w:fill="fffeff"/>
-          <w:rtl w:val="0"/>
-          <w14:textFill>
-            <w14:solidFill>
-              <w14:srgbClr w14:val="000000">
-                <w14:alpha w14:val="14999"/>
-              </w14:srgbClr>
-            </w14:solidFill>
-          </w14:textFill>
-        </w:rPr>
-        <w:t>/.</w:t>
-      </w:r>
-    </w:p>
-    <w:p>
-      <w:pPr>
-        <w:pStyle w:val="默认"/>
-        <w:tabs>
-          <w:tab w:val="left" w:pos="593"/>
-          <w:tab w:val="left" w:pos="1186"/>
-          <w:tab w:val="left" w:pos="1779"/>
-          <w:tab w:val="left" w:pos="2372"/>
-          <w:tab w:val="left" w:pos="2965"/>
-          <w:tab w:val="left" w:pos="3558"/>
-          <w:tab w:val="left" w:pos="4151"/>
-          <w:tab w:val="left" w:pos="4744"/>
-          <w:tab w:val="left" w:pos="5337"/>
-          <w:tab w:val="left" w:pos="5930"/>
-          <w:tab w:val="left" w:pos="6523"/>
-          <w:tab w:val="left" w:pos="7116"/>
-          <w:tab w:val="left" w:pos="7709"/>
-        </w:tabs>
-        <w:bidi w:val="0"/>
-        <w:spacing w:before="0" w:line="240" w:lineRule="auto"/>
-        <w:ind w:left="0" w:right="0" w:firstLine="0"/>
-        <w:jc w:val="left"/>
-        <w:rPr>
-          <w:rFonts w:ascii="Menlo Regular" w:cs="Menlo Regular" w:hAnsi="Menlo Regular" w:eastAsia="Menlo Regular"/>
-          <w:outline w:val="0"/>
-          <w:color w:val="000000"/>
-          <w:shd w:val="clear" w:color="auto" w:fill="fffeff"/>
-          <w:rtl w:val="0"/>
-          <w14:textFill>
-            <w14:solidFill>
-              <w14:srgbClr w14:val="000000">
-                <w14:alpha w14:val="14999"/>
-              </w14:srgbClr>
-            </w14:solidFill>
-          </w14:textFill>
-        </w:rPr>
-      </w:pPr>
-    </w:p>
-    <w:p>
-      <w:pPr>
-        <w:pStyle w:val="默认"/>
-        <w:tabs>
-          <w:tab w:val="left" w:pos="593"/>
-          <w:tab w:val="left" w:pos="1186"/>
-          <w:tab w:val="left" w:pos="1779"/>
-          <w:tab w:val="left" w:pos="2372"/>
-          <w:tab w:val="left" w:pos="2965"/>
-          <w:tab w:val="left" w:pos="3558"/>
-          <w:tab w:val="left" w:pos="4151"/>
-          <w:tab w:val="left" w:pos="4744"/>
-          <w:tab w:val="left" w:pos="5337"/>
-          <w:tab w:val="left" w:pos="5930"/>
-          <w:tab w:val="left" w:pos="6523"/>
-          <w:tab w:val="left" w:pos="7116"/>
-          <w:tab w:val="left" w:pos="7709"/>
-        </w:tabs>
-        <w:bidi w:val="0"/>
-        <w:spacing w:before="0" w:line="240" w:lineRule="auto"/>
-        <w:ind w:left="0" w:right="0" w:firstLine="0"/>
-        <w:jc w:val="left"/>
-        <w:rPr>
-          <w:rFonts w:ascii="Menlo Regular" w:cs="Menlo Regular" w:hAnsi="Menlo Regular" w:eastAsia="Menlo Regular"/>
-          <w:outline w:val="0"/>
-          <w:color w:val="000000"/>
-          <w:shd w:val="clear" w:color="auto" w:fill="fffeff"/>
-          <w:rtl w:val="0"/>
-          <w14:textFill>
-            <w14:solidFill>
-              <w14:srgbClr w14:val="000000">
-                <w14:alpha w14:val="14999"/>
-              </w14:srgbClr>
-            </w14:solidFill>
-          </w14:textFill>
-        </w:rPr>
-      </w:pPr>
-      <w:r>
-        <w:rPr>
-          <w:rFonts w:ascii="Menlo Regular" w:hAnsi="Menlo Regular"/>
-          <w:outline w:val="0"/>
-          <w:color w:val="000000"/>
-          <w:shd w:val="clear" w:color="auto" w:fill="fffeff"/>
-          <w:rtl w:val="0"/>
-          <w14:textFill>
-            <w14:solidFill>
-              <w14:srgbClr w14:val="000000">
-                <w14:alpha w14:val="14999"/>
-              </w14:srgbClr>
-            </w14:solidFill>
-          </w14:textFill>
-        </w:rPr>
-        <w:t>312885572C1A441C009F74FF /</w:t>
-      </w:r>
-      <w:r>
-        <w:rPr>
-          <w:rStyle w:val="无"/>
-          <w:rFonts w:ascii="Menlo Regular" w:hAnsi="Menlo Regular"/>
-          <w:outline w:val="0"/>
-          <w:color w:val="937000"/>
-          <w:shd w:val="clear" w:color="auto" w:fill="fffeff"/>
-          <w:rtl w:val="0"/>
-          <w14:textFill>
-            <w14:solidFill>
-              <w14:srgbClr w14:val="947100"/>
-            </w14:solidFill>
-          </w14:textFill>
-        </w:rPr>
-        <w:t>*</w:t>
-      </w:r>
-      <w:r>
-        <w:rPr>
-          <w:rStyle w:val="无"/>
-          <w:rFonts w:ascii="Menlo Regular" w:hAnsi="Menlo Regular"/>
-          <w:i w:val="1"/>
-          <w:iCs w:val="1"/>
-          <w:outline w:val="0"/>
-          <w:color w:val="000000"/>
-          <w:shd w:val="clear" w:color="auto" w:fill="fffeff"/>
-          <w:rtl w:val="0"/>
-          <w:lang w:val="en-US"/>
-          <w14:textFill>
-            <w14:solidFill>
-              <w14:srgbClr w14:val="000000">
-                <w14:alpha w14:val="14999"/>
-              </w14:srgbClr>
-            </w14:solidFill>
-          </w14:textFill>
-        </w:rPr>
-        <w:t xml:space="preserve"> Flutter.xcframework </w:t>
-      </w:r>
-      <w:r>
-        <w:rPr>
-          <w:rStyle w:val="无"/>
-          <w:rFonts w:ascii="Menlo Regular" w:hAnsi="Menlo Regular"/>
-          <w:outline w:val="0"/>
-          <w:color w:val="937000"/>
-          <w:shd w:val="clear" w:color="auto" w:fill="fffeff"/>
-          <w:rtl w:val="0"/>
-          <w14:textFill>
-            <w14:solidFill>
-              <w14:srgbClr w14:val="947100"/>
-            </w14:solidFill>
-          </w14:textFill>
-        </w:rPr>
-        <w:t>*</w:t>
-      </w:r>
-      <w:r>
-        <w:rPr>
-          <w:rFonts w:ascii="Menlo Regular" w:hAnsi="Menlo Regular"/>
-          <w:outline w:val="0"/>
-          <w:color w:val="000000"/>
-          <w:shd w:val="clear" w:color="auto" w:fill="fffeff"/>
-          <w:rtl w:val="0"/>
-          <w14:textFill>
-            <w14:solidFill>
-              <w14:srgbClr w14:val="000000">
-                <w14:alpha w14:val="14999"/>
-              </w14:srgbClr>
-            </w14:solidFill>
-          </w14:textFill>
-        </w:rPr>
-        <w:t>/ = {</w:t>
-      </w:r>
-    </w:p>
-    <w:p>
-      <w:pPr>
-        <w:pStyle w:val="默认"/>
-        <w:tabs>
-          <w:tab w:val="left" w:pos="593"/>
-          <w:tab w:val="left" w:pos="1186"/>
-          <w:tab w:val="left" w:pos="1779"/>
-          <w:tab w:val="left" w:pos="2372"/>
-          <w:tab w:val="left" w:pos="2965"/>
-          <w:tab w:val="left" w:pos="3558"/>
-          <w:tab w:val="left" w:pos="4151"/>
-          <w:tab w:val="left" w:pos="4744"/>
-          <w:tab w:val="left" w:pos="5337"/>
-          <w:tab w:val="left" w:pos="5930"/>
-          <w:tab w:val="left" w:pos="6523"/>
-          <w:tab w:val="left" w:pos="7116"/>
-          <w:tab w:val="left" w:pos="7709"/>
-        </w:tabs>
-        <w:bidi w:val="0"/>
-        <w:spacing w:before="0" w:line="240" w:lineRule="auto"/>
-        <w:ind w:left="0" w:right="0" w:firstLine="0"/>
-        <w:jc w:val="left"/>
-        <w:rPr>
-          <w:rFonts w:ascii="Menlo Regular" w:cs="Menlo Regular" w:hAnsi="Menlo Regular" w:eastAsia="Menlo Regular"/>
-          <w:outline w:val="0"/>
-          <w:color w:val="000000"/>
-          <w:shd w:val="clear" w:color="auto" w:fill="fffeff"/>
-          <w:rtl w:val="0"/>
-          <w14:textFill>
-            <w14:solidFill>
-              <w14:srgbClr w14:val="000000">
-                <w14:alpha w14:val="14999"/>
-              </w14:srgbClr>
-            </w14:solidFill>
-          </w14:textFill>
-        </w:rPr>
-      </w:pPr>
-      <w:r>
-        <w:rPr>
-          <w:rFonts w:ascii="Menlo Regular" w:hAnsi="Menlo Regular"/>
-          <w:outline w:val="0"/>
-          <w:color w:val="000000"/>
-          <w:shd w:val="clear" w:color="auto" w:fill="fffeff"/>
-          <w:rtl w:val="0"/>
-          <w14:textFill>
-            <w14:solidFill>
-              <w14:srgbClr w14:val="000000">
-                <w14:alpha w14:val="14999"/>
-              </w14:srgbClr>
-            </w14:solidFill>
-          </w14:textFill>
-        </w:rPr>
-        <w:t xml:space="preserve">  isa = PBXFileReference;</w:t>
-      </w:r>
-    </w:p>
-    <w:p>
-      <w:pPr>
-        <w:pStyle w:val="默认"/>
-        <w:tabs>
-          <w:tab w:val="left" w:pos="593"/>
-          <w:tab w:val="left" w:pos="1186"/>
-          <w:tab w:val="left" w:pos="1779"/>
-          <w:tab w:val="left" w:pos="2372"/>
-          <w:tab w:val="left" w:pos="2965"/>
-          <w:tab w:val="left" w:pos="3558"/>
-          <w:tab w:val="left" w:pos="4151"/>
-          <w:tab w:val="left" w:pos="4744"/>
-          <w:tab w:val="left" w:pos="5337"/>
-          <w:tab w:val="left" w:pos="5930"/>
-          <w:tab w:val="left" w:pos="6523"/>
-          <w:tab w:val="left" w:pos="7116"/>
-          <w:tab w:val="left" w:pos="7709"/>
-        </w:tabs>
-        <w:bidi w:val="0"/>
-        <w:spacing w:before="0" w:line="240" w:lineRule="auto"/>
-        <w:ind w:left="0" w:right="0" w:firstLine="0"/>
-        <w:jc w:val="left"/>
-        <w:rPr>
-          <w:rFonts w:ascii="Menlo Regular" w:cs="Menlo Regular" w:hAnsi="Menlo Regular" w:eastAsia="Menlo Regular"/>
-          <w:outline w:val="0"/>
-          <w:color w:val="000000"/>
-          <w:shd w:val="clear" w:color="auto" w:fill="fffeff"/>
-          <w:rtl w:val="0"/>
-          <w14:textFill>
-            <w14:solidFill>
-              <w14:srgbClr w14:val="000000">
-                <w14:alpha w14:val="14999"/>
-              </w14:srgbClr>
-            </w14:solidFill>
-          </w14:textFill>
-        </w:rPr>
-      </w:pPr>
-      <w:r>
-        <w:rPr>
-          <w:rFonts w:ascii="Menlo Regular" w:hAnsi="Menlo Regular"/>
-          <w:outline w:val="0"/>
-          <w:color w:val="000000"/>
-          <w:shd w:val="clear" w:color="auto" w:fill="fffeff"/>
-          <w:rtl w:val="0"/>
-          <w:lang w:val="en-US"/>
-          <w14:textFill>
-            <w14:solidFill>
-              <w14:srgbClr w14:val="000000">
-                <w14:alpha w14:val="14999"/>
-              </w14:srgbClr>
-            </w14:solidFill>
-          </w14:textFill>
-        </w:rPr>
-        <w:t xml:space="preserve">  expectedSignature = "AppleDeveloperProgram:S8QB4VV633:FLUTTER.IO LLC";</w:t>
-      </w:r>
-    </w:p>
-    <w:p>
-      <w:pPr>
-        <w:pStyle w:val="默认"/>
-        <w:tabs>
-          <w:tab w:val="left" w:pos="593"/>
-          <w:tab w:val="left" w:pos="1186"/>
-          <w:tab w:val="left" w:pos="1779"/>
-          <w:tab w:val="left" w:pos="2372"/>
-          <w:tab w:val="left" w:pos="2965"/>
-          <w:tab w:val="left" w:pos="3558"/>
-          <w:tab w:val="left" w:pos="4151"/>
-          <w:tab w:val="left" w:pos="4744"/>
-          <w:tab w:val="left" w:pos="5337"/>
-          <w:tab w:val="left" w:pos="5930"/>
-          <w:tab w:val="left" w:pos="6523"/>
-          <w:tab w:val="left" w:pos="7116"/>
-          <w:tab w:val="left" w:pos="7709"/>
-        </w:tabs>
-        <w:bidi w:val="0"/>
-        <w:spacing w:before="0" w:line="240" w:lineRule="auto"/>
-        <w:ind w:left="0" w:right="0" w:firstLine="0"/>
-        <w:jc w:val="left"/>
-        <w:rPr>
-          <w:rFonts w:ascii="Menlo Regular" w:cs="Menlo Regular" w:hAnsi="Menlo Regular" w:eastAsia="Menlo Regular"/>
-          <w:outline w:val="0"/>
-          <w:color w:val="000000"/>
-          <w:shd w:val="clear" w:color="auto" w:fill="fffeff"/>
-          <w:rtl w:val="0"/>
-          <w14:textFill>
-            <w14:solidFill>
-              <w14:srgbClr w14:val="000000">
-                <w14:alpha w14:val="14999"/>
-              </w14:srgbClr>
-            </w14:solidFill>
-          </w14:textFill>
-        </w:rPr>
-      </w:pPr>
-      <w:r>
-        <w:rPr>
-          <w:rFonts w:ascii="Menlo Regular" w:hAnsi="Menlo Regular"/>
-          <w:outline w:val="0"/>
-          <w:color w:val="000000"/>
-          <w:shd w:val="clear" w:color="auto" w:fill="fffeff"/>
-          <w:rtl w:val="0"/>
-          <w:lang w:val="en-US"/>
-          <w14:textFill>
-            <w14:solidFill>
-              <w14:srgbClr w14:val="000000">
-                <w14:alpha w14:val="14999"/>
-              </w14:srgbClr>
-            </w14:solidFill>
-          </w14:textFill>
-        </w:rPr>
-        <w:t xml:space="preserve">  lastKnownFileType = wrapper.xcframework;</w:t>
-      </w:r>
-    </w:p>
-    <w:p>
-      <w:pPr>
-        <w:pStyle w:val="默认"/>
-        <w:tabs>
-          <w:tab w:val="left" w:pos="593"/>
-          <w:tab w:val="left" w:pos="1186"/>
-          <w:tab w:val="left" w:pos="1779"/>
-          <w:tab w:val="left" w:pos="2372"/>
-          <w:tab w:val="left" w:pos="2965"/>
-          <w:tab w:val="left" w:pos="3558"/>
-          <w:tab w:val="left" w:pos="4151"/>
-          <w:tab w:val="left" w:pos="4744"/>
-          <w:tab w:val="left" w:pos="5337"/>
-          <w:tab w:val="left" w:pos="5930"/>
-          <w:tab w:val="left" w:pos="6523"/>
-          <w:tab w:val="left" w:pos="7116"/>
-          <w:tab w:val="left" w:pos="7709"/>
-        </w:tabs>
-        <w:bidi w:val="0"/>
-        <w:spacing w:before="0" w:line="240" w:lineRule="auto"/>
-        <w:ind w:left="0" w:right="0" w:firstLine="0"/>
-        <w:jc w:val="left"/>
-        <w:rPr>
-          <w:rFonts w:ascii="Menlo Regular" w:cs="Menlo Regular" w:hAnsi="Menlo Regular" w:eastAsia="Menlo Regular"/>
-          <w:outline w:val="0"/>
-          <w:color w:val="000000"/>
-          <w:shd w:val="clear" w:color="auto" w:fill="fffeff"/>
-          <w:rtl w:val="0"/>
-          <w14:textFill>
-            <w14:solidFill>
-              <w14:srgbClr w14:val="000000">
-                <w14:alpha w14:val="14999"/>
-              </w14:srgbClr>
-            </w14:solidFill>
-          </w14:textFill>
-        </w:rPr>
-      </w:pPr>
-      <w:r>
-        <w:rPr>
-          <w:rFonts w:ascii="Menlo Regular" w:hAnsi="Menlo Regular"/>
-          <w:outline w:val="0"/>
-          <w:color w:val="000000"/>
-          <w:shd w:val="clear" w:color="auto" w:fill="fffeff"/>
-          <w:rtl w:val="0"/>
-          <w:lang w:val="en-US"/>
-          <w14:textFill>
-            <w14:solidFill>
-              <w14:srgbClr w14:val="000000">
-                <w14:alpha w14:val="14999"/>
-              </w14:srgbClr>
-            </w14:solidFill>
-          </w14:textFill>
-        </w:rPr>
-        <w:t xml:space="preserve">  name = Flutter.xcframework;</w:t>
-      </w:r>
-    </w:p>
-    <w:p>
-      <w:pPr>
-        <w:pStyle w:val="默认"/>
-        <w:tabs>
-          <w:tab w:val="left" w:pos="593"/>
-          <w:tab w:val="left" w:pos="1186"/>
-          <w:tab w:val="left" w:pos="1779"/>
-          <w:tab w:val="left" w:pos="2372"/>
-          <w:tab w:val="left" w:pos="2965"/>
-          <w:tab w:val="left" w:pos="3558"/>
-          <w:tab w:val="left" w:pos="4151"/>
-          <w:tab w:val="left" w:pos="4744"/>
-          <w:tab w:val="left" w:pos="5337"/>
-          <w:tab w:val="left" w:pos="5930"/>
-          <w:tab w:val="left" w:pos="6523"/>
-          <w:tab w:val="left" w:pos="7116"/>
-          <w:tab w:val="left" w:pos="7709"/>
-        </w:tabs>
-        <w:bidi w:val="0"/>
-        <w:spacing w:before="0" w:line="240" w:lineRule="auto"/>
-        <w:ind w:left="0" w:right="0" w:firstLine="0"/>
-        <w:jc w:val="left"/>
-        <w:rPr>
-          <w:rFonts w:ascii="Menlo Regular" w:cs="Menlo Regular" w:hAnsi="Menlo Regular" w:eastAsia="Menlo Regular"/>
-          <w:outline w:val="0"/>
-          <w:color w:val="000000"/>
-          <w:shd w:val="clear" w:color="auto" w:fill="fffeff"/>
-          <w:rtl w:val="0"/>
-          <w14:textFill>
-            <w14:solidFill>
-              <w14:srgbClr w14:val="000000">
-                <w14:alpha w14:val="14999"/>
-              </w14:srgbClr>
-            </w14:solidFill>
-          </w14:textFill>
-        </w:rPr>
-      </w:pPr>
-      <w:r>
-        <w:rPr>
-          <w:rFonts w:ascii="Menlo Regular" w:hAnsi="Menlo Regular"/>
-          <w:outline w:val="0"/>
-          <w:color w:val="000000"/>
-          <w:shd w:val="clear" w:color="auto" w:fill="fffeff"/>
-          <w:rtl w:val="0"/>
-          <w:lang w:val="en-US"/>
-          <w14:textFill>
-            <w14:solidFill>
-              <w14:srgbClr w14:val="000000">
-                <w14:alpha w14:val="14999"/>
-              </w14:srgbClr>
-            </w14:solidFill>
-          </w14:textFill>
-        </w:rPr>
-        <w:t xml:space="preserve">  path = Flutter/Release/Flutter.xcframework;</w:t>
-      </w:r>
-    </w:p>
-    <w:p>
-      <w:pPr>
-        <w:pStyle w:val="默认"/>
-        <w:tabs>
-          <w:tab w:val="left" w:pos="593"/>
-          <w:tab w:val="left" w:pos="1186"/>
-          <w:tab w:val="left" w:pos="1779"/>
-          <w:tab w:val="left" w:pos="2372"/>
-          <w:tab w:val="left" w:pos="2965"/>
-          <w:tab w:val="left" w:pos="3558"/>
-          <w:tab w:val="left" w:pos="4151"/>
-          <w:tab w:val="left" w:pos="4744"/>
-          <w:tab w:val="left" w:pos="5337"/>
-          <w:tab w:val="left" w:pos="5930"/>
-          <w:tab w:val="left" w:pos="6523"/>
-          <w:tab w:val="left" w:pos="7116"/>
-          <w:tab w:val="left" w:pos="7709"/>
-        </w:tabs>
-        <w:bidi w:val="0"/>
-        <w:spacing w:before="0" w:line="240" w:lineRule="auto"/>
-        <w:ind w:left="0" w:right="0" w:firstLine="0"/>
-        <w:jc w:val="left"/>
-        <w:rPr>
-          <w:rFonts w:ascii="Menlo Regular" w:cs="Menlo Regular" w:hAnsi="Menlo Regular" w:eastAsia="Menlo Regular"/>
-          <w:outline w:val="0"/>
-          <w:color w:val="000000"/>
-          <w:shd w:val="clear" w:color="auto" w:fill="fffeff"/>
-          <w:rtl w:val="0"/>
-          <w14:textFill>
-            <w14:solidFill>
-              <w14:srgbClr w14:val="000000">
-                <w14:alpha w14:val="14999"/>
-              </w14:srgbClr>
-            </w14:solidFill>
-          </w14:textFill>
-        </w:rPr>
-      </w:pPr>
-      <w:r>
-        <w:rPr>
-          <w:rFonts w:ascii="Menlo Regular" w:hAnsi="Menlo Regular"/>
-          <w:outline w:val="0"/>
-          <w:color w:val="000000"/>
-          <w:shd w:val="clear" w:color="auto" w:fill="fffeff"/>
-          <w:rtl w:val="0"/>
-          <w:lang w:val="en-US"/>
-          <w14:textFill>
-            <w14:solidFill>
-              <w14:srgbClr w14:val="000000">
-                <w14:alpha w14:val="14999"/>
-              </w14:srgbClr>
-            </w14:solidFill>
-          </w14:textFill>
-        </w:rPr>
-        <w:t xml:space="preserve">  sourceTree = "</w:t>
-      </w:r>
-      <w:r>
-        <w:rPr>
-          <w:rStyle w:val="无"/>
-          <w:rFonts w:ascii="Menlo Regular" w:hAnsi="Menlo Regular"/>
-          <w:outline w:val="0"/>
-          <w:color w:val="937000"/>
-          <w:shd w:val="clear" w:color="auto" w:fill="fffeff"/>
-          <w:rtl w:val="0"/>
-          <w:lang w:val="fr-FR"/>
-          <w14:textFill>
-            <w14:solidFill>
-              <w14:srgbClr w14:val="947100"/>
-            </w14:solidFill>
-          </w14:textFill>
-        </w:rPr>
-        <w:t>&lt;group&gt;</w:t>
-      </w:r>
-      <w:r>
-        <w:rPr>
-          <w:rFonts w:ascii="Menlo Regular" w:hAnsi="Menlo Regular"/>
-          <w:outline w:val="0"/>
-          <w:color w:val="000000"/>
-          <w:shd w:val="clear" w:color="auto" w:fill="fffeff"/>
-          <w:rtl w:val="0"/>
-          <w14:textFill>
-            <w14:solidFill>
-              <w14:srgbClr w14:val="000000">
-                <w14:alpha w14:val="14999"/>
-              </w14:srgbClr>
-            </w14:solidFill>
-          </w14:textFill>
-        </w:rPr>
-        <w:t>";</w:t>
-      </w:r>
-    </w:p>
-    <w:p>
-      <w:pPr>
-        <w:pStyle w:val="默认"/>
-        <w:tabs>
-          <w:tab w:val="left" w:pos="593"/>
-          <w:tab w:val="left" w:pos="1186"/>
-          <w:tab w:val="left" w:pos="1779"/>
-          <w:tab w:val="left" w:pos="2372"/>
-          <w:tab w:val="left" w:pos="2965"/>
-          <w:tab w:val="left" w:pos="3558"/>
-          <w:tab w:val="left" w:pos="4151"/>
-          <w:tab w:val="left" w:pos="4744"/>
-          <w:tab w:val="left" w:pos="5337"/>
-          <w:tab w:val="left" w:pos="5930"/>
-          <w:tab w:val="left" w:pos="6523"/>
-          <w:tab w:val="left" w:pos="7116"/>
-          <w:tab w:val="left" w:pos="7709"/>
-        </w:tabs>
-        <w:bidi w:val="0"/>
-        <w:spacing w:before="0" w:line="240" w:lineRule="auto"/>
-        <w:ind w:left="0" w:right="0" w:firstLine="0"/>
-        <w:jc w:val="left"/>
-        <w:rPr>
-          <w:rFonts w:ascii="Menlo Regular" w:cs="Menlo Regular" w:hAnsi="Menlo Regular" w:eastAsia="Menlo Regular"/>
-          <w:outline w:val="0"/>
-          <w:color w:val="000000"/>
-          <w:shd w:val="clear" w:color="auto" w:fill="fffeff"/>
-          <w:rtl w:val="0"/>
-          <w14:textFill>
-            <w14:solidFill>
-              <w14:srgbClr w14:val="000000">
-                <w14:alpha w14:val="14999"/>
-              </w14:srgbClr>
-            </w14:solidFill>
-          </w14:textFill>
-        </w:rPr>
-      </w:pPr>
-      <w:r>
-        <w:rPr>
-          <w:rFonts w:ascii="Menlo Regular" w:hAnsi="Menlo Regular"/>
-          <w:outline w:val="0"/>
-          <w:color w:val="000000"/>
-          <w:shd w:val="clear" w:color="auto" w:fill="fffeff"/>
-          <w:rtl w:val="0"/>
-          <w14:textFill>
-            <w14:solidFill>
-              <w14:srgbClr w14:val="000000">
-                <w14:alpha w14:val="14999"/>
-              </w14:srgbClr>
-            </w14:solidFill>
-          </w14:textFill>
-        </w:rPr>
-        <w:t>};</w:t>
-      </w:r>
-    </w:p>
-    <w:p>
-      <w:pPr>
-        <w:pStyle w:val="默认"/>
-        <w:tabs>
-          <w:tab w:val="left" w:pos="593"/>
-          <w:tab w:val="left" w:pos="1186"/>
-          <w:tab w:val="left" w:pos="1779"/>
-          <w:tab w:val="left" w:pos="2372"/>
-          <w:tab w:val="left" w:pos="2965"/>
-          <w:tab w:val="left" w:pos="3558"/>
-          <w:tab w:val="left" w:pos="4151"/>
-          <w:tab w:val="left" w:pos="4744"/>
-          <w:tab w:val="left" w:pos="5337"/>
-          <w:tab w:val="left" w:pos="5930"/>
-          <w:tab w:val="left" w:pos="6523"/>
-          <w:tab w:val="left" w:pos="7116"/>
-          <w:tab w:val="left" w:pos="7709"/>
-        </w:tabs>
-        <w:bidi w:val="0"/>
-        <w:spacing w:before="0" w:line="240" w:lineRule="auto"/>
-        <w:ind w:left="0" w:right="0" w:firstLine="0"/>
-        <w:jc w:val="left"/>
-        <w:rPr>
-          <w:rFonts w:ascii="Menlo Regular" w:cs="Menlo Regular" w:hAnsi="Menlo Regular" w:eastAsia="Menlo Regular"/>
-          <w:outline w:val="0"/>
-          <w:color w:val="000000"/>
-          <w:shd w:val="clear" w:color="auto" w:fill="fffeff"/>
-          <w:rtl w:val="0"/>
-          <w14:textFill>
-            <w14:solidFill>
-              <w14:srgbClr w14:val="000000">
-                <w14:alpha w14:val="14999"/>
-              </w14:srgbClr>
-            </w14:solidFill>
-          </w14:textFill>
-        </w:rPr>
-      </w:pPr>
-      <w:r>
-        <w:rPr>
-          <w:rFonts w:ascii="Menlo Regular" w:hAnsi="Menlo Regular"/>
-          <w:outline w:val="0"/>
-          <w:color w:val="000000"/>
-          <w:shd w:val="clear" w:color="auto" w:fill="fffeff"/>
-          <w:rtl w:val="0"/>
-          <w14:textFill>
-            <w14:solidFill>
-              <w14:srgbClr w14:val="000000">
-                <w14:alpha w14:val="14999"/>
-              </w14:srgbClr>
-            </w14:solidFill>
-          </w14:textFill>
-        </w:rPr>
-        <w:t>312885582C1A441C009F74FF /</w:t>
-      </w:r>
-      <w:r>
-        <w:rPr>
-          <w:rStyle w:val="无"/>
-          <w:rFonts w:ascii="Menlo Regular" w:hAnsi="Menlo Regular"/>
-          <w:outline w:val="0"/>
-          <w:color w:val="937000"/>
-          <w:shd w:val="clear" w:color="auto" w:fill="fffeff"/>
-          <w:rtl w:val="0"/>
-          <w14:textFill>
-            <w14:solidFill>
-              <w14:srgbClr w14:val="947100"/>
-            </w14:solidFill>
-          </w14:textFill>
-        </w:rPr>
-        <w:t>*</w:t>
-      </w:r>
-      <w:r>
-        <w:rPr>
-          <w:rStyle w:val="无"/>
-          <w:rFonts w:ascii="Menlo Regular" w:hAnsi="Menlo Regular"/>
-          <w:i w:val="1"/>
-          <w:iCs w:val="1"/>
-          <w:outline w:val="0"/>
-          <w:color w:val="000000"/>
-          <w:shd w:val="clear" w:color="auto" w:fill="fffeff"/>
-          <w:rtl w:val="0"/>
-          <w:lang w:val="en-US"/>
-          <w14:textFill>
-            <w14:solidFill>
-              <w14:srgbClr w14:val="000000">
-                <w14:alpha w14:val="14999"/>
-              </w14:srgbClr>
-            </w14:solidFill>
-          </w14:textFill>
-        </w:rPr>
-        <w:t xml:space="preserve"> App.xcframework </w:t>
-      </w:r>
-      <w:r>
-        <w:rPr>
-          <w:rStyle w:val="无"/>
-          <w:rFonts w:ascii="Menlo Regular" w:hAnsi="Menlo Regular"/>
-          <w:outline w:val="0"/>
-          <w:color w:val="937000"/>
-          <w:shd w:val="clear" w:color="auto" w:fill="fffeff"/>
-          <w:rtl w:val="0"/>
-          <w14:textFill>
-            <w14:solidFill>
-              <w14:srgbClr w14:val="947100"/>
-            </w14:solidFill>
-          </w14:textFill>
-        </w:rPr>
-        <w:t>*</w:t>
-      </w:r>
-      <w:r>
-        <w:rPr>
-          <w:rFonts w:ascii="Menlo Regular" w:hAnsi="Menlo Regular"/>
-          <w:outline w:val="0"/>
-          <w:color w:val="000000"/>
-          <w:shd w:val="clear" w:color="auto" w:fill="fffeff"/>
-          <w:rtl w:val="0"/>
-          <w14:textFill>
-            <w14:solidFill>
-              <w14:srgbClr w14:val="000000">
-                <w14:alpha w14:val="14999"/>
-              </w14:srgbClr>
-            </w14:solidFill>
-          </w14:textFill>
-        </w:rPr>
-        <w:t>/ = {</w:t>
-      </w:r>
-    </w:p>
-    <w:p>
-      <w:pPr>
-        <w:pStyle w:val="默认"/>
-        <w:tabs>
-          <w:tab w:val="left" w:pos="593"/>
-          <w:tab w:val="left" w:pos="1186"/>
-          <w:tab w:val="left" w:pos="1779"/>
-          <w:tab w:val="left" w:pos="2372"/>
-          <w:tab w:val="left" w:pos="2965"/>
-          <w:tab w:val="left" w:pos="3558"/>
-          <w:tab w:val="left" w:pos="4151"/>
-          <w:tab w:val="left" w:pos="4744"/>
-          <w:tab w:val="left" w:pos="5337"/>
-          <w:tab w:val="left" w:pos="5930"/>
-          <w:tab w:val="left" w:pos="6523"/>
-          <w:tab w:val="left" w:pos="7116"/>
-          <w:tab w:val="left" w:pos="7709"/>
-        </w:tabs>
-        <w:bidi w:val="0"/>
-        <w:spacing w:before="0" w:line="240" w:lineRule="auto"/>
-        <w:ind w:left="0" w:right="0" w:firstLine="0"/>
-        <w:jc w:val="left"/>
-        <w:rPr>
-          <w:rFonts w:ascii="Menlo Regular" w:cs="Menlo Regular" w:hAnsi="Menlo Regular" w:eastAsia="Menlo Regular"/>
-          <w:outline w:val="0"/>
-          <w:color w:val="000000"/>
-          <w:shd w:val="clear" w:color="auto" w:fill="fffeff"/>
-          <w:rtl w:val="0"/>
-          <w14:textFill>
-            <w14:solidFill>
-              <w14:srgbClr w14:val="000000">
-                <w14:alpha w14:val="14999"/>
-              </w14:srgbClr>
-            </w14:solidFill>
-          </w14:textFill>
-        </w:rPr>
-      </w:pPr>
-      <w:r>
-        <w:rPr>
-          <w:rFonts w:ascii="Menlo Regular" w:hAnsi="Menlo Regular"/>
-          <w:outline w:val="0"/>
-          <w:color w:val="000000"/>
-          <w:shd w:val="clear" w:color="auto" w:fill="fffeff"/>
-          <w:rtl w:val="0"/>
-          <w14:textFill>
-            <w14:solidFill>
-              <w14:srgbClr w14:val="000000">
-                <w14:alpha w14:val="14999"/>
-              </w14:srgbClr>
-            </w14:solidFill>
-          </w14:textFill>
-        </w:rPr>
-        <w:t xml:space="preserve">  isa = PBXFileReference;</w:t>
-      </w:r>
-    </w:p>
-    <w:p>
-      <w:pPr>
-        <w:pStyle w:val="默认"/>
-        <w:tabs>
-          <w:tab w:val="left" w:pos="593"/>
-          <w:tab w:val="left" w:pos="1186"/>
-          <w:tab w:val="left" w:pos="1779"/>
-          <w:tab w:val="left" w:pos="2372"/>
-          <w:tab w:val="left" w:pos="2965"/>
-          <w:tab w:val="left" w:pos="3558"/>
-          <w:tab w:val="left" w:pos="4151"/>
-          <w:tab w:val="left" w:pos="4744"/>
-          <w:tab w:val="left" w:pos="5337"/>
-          <w:tab w:val="left" w:pos="5930"/>
-          <w:tab w:val="left" w:pos="6523"/>
-          <w:tab w:val="left" w:pos="7116"/>
-          <w:tab w:val="left" w:pos="7709"/>
-        </w:tabs>
-        <w:bidi w:val="0"/>
-        <w:spacing w:before="0" w:line="240" w:lineRule="auto"/>
-        <w:ind w:left="0" w:right="0" w:firstLine="0"/>
-        <w:jc w:val="left"/>
-        <w:rPr>
-          <w:rFonts w:ascii="Menlo Regular" w:cs="Menlo Regular" w:hAnsi="Menlo Regular" w:eastAsia="Menlo Regular"/>
-          <w:outline w:val="0"/>
-          <w:color w:val="000000"/>
-          <w:shd w:val="clear" w:color="auto" w:fill="fffeff"/>
-          <w:rtl w:val="0"/>
-          <w14:textFill>
-            <w14:solidFill>
-              <w14:srgbClr w14:val="000000">
-                <w14:alpha w14:val="14999"/>
-              </w14:srgbClr>
-            </w14:solidFill>
-          </w14:textFill>
-        </w:rPr>
-      </w:pPr>
-      <w:r>
-        <w:rPr>
-          <w:rFonts w:ascii="Menlo Regular" w:hAnsi="Menlo Regular"/>
-          <w:outline w:val="0"/>
-          <w:color w:val="000000"/>
-          <w:shd w:val="clear" w:color="auto" w:fill="fffeff"/>
-          <w:rtl w:val="0"/>
-          <w:lang w:val="en-US"/>
-          <w14:textFill>
-            <w14:solidFill>
-              <w14:srgbClr w14:val="000000">
-                <w14:alpha w14:val="14999"/>
-              </w14:srgbClr>
-            </w14:solidFill>
-          </w14:textFill>
-        </w:rPr>
-        <w:t xml:space="preserve">  lastKnownFileType = wrapper.xcframework;</w:t>
-      </w:r>
-    </w:p>
-    <w:p>
-      <w:pPr>
-        <w:pStyle w:val="默认"/>
-        <w:tabs>
-          <w:tab w:val="left" w:pos="593"/>
-          <w:tab w:val="left" w:pos="1186"/>
-          <w:tab w:val="left" w:pos="1779"/>
-          <w:tab w:val="left" w:pos="2372"/>
-          <w:tab w:val="left" w:pos="2965"/>
-          <w:tab w:val="left" w:pos="3558"/>
-          <w:tab w:val="left" w:pos="4151"/>
-          <w:tab w:val="left" w:pos="4744"/>
-          <w:tab w:val="left" w:pos="5337"/>
-          <w:tab w:val="left" w:pos="5930"/>
-          <w:tab w:val="left" w:pos="6523"/>
-          <w:tab w:val="left" w:pos="7116"/>
-          <w:tab w:val="left" w:pos="7709"/>
-        </w:tabs>
-        <w:bidi w:val="0"/>
-        <w:spacing w:before="0" w:line="240" w:lineRule="auto"/>
-        <w:ind w:left="0" w:right="0" w:firstLine="0"/>
-        <w:jc w:val="left"/>
-        <w:rPr>
-          <w:rFonts w:ascii="Menlo Regular" w:cs="Menlo Regular" w:hAnsi="Menlo Regular" w:eastAsia="Menlo Regular"/>
-          <w:outline w:val="0"/>
-          <w:color w:val="000000"/>
-          <w:shd w:val="clear" w:color="auto" w:fill="fffeff"/>
-          <w:rtl w:val="0"/>
-          <w14:textFill>
-            <w14:solidFill>
-              <w14:srgbClr w14:val="000000">
-                <w14:alpha w14:val="14999"/>
-              </w14:srgbClr>
-            </w14:solidFill>
-          </w14:textFill>
-        </w:rPr>
-      </w:pPr>
-      <w:r>
-        <w:rPr>
-          <w:rFonts w:ascii="Menlo Regular" w:hAnsi="Menlo Regular"/>
-          <w:outline w:val="0"/>
-          <w:color w:val="000000"/>
-          <w:shd w:val="clear" w:color="auto" w:fill="fffeff"/>
-          <w:rtl w:val="0"/>
-          <w:lang w:val="en-US"/>
-          <w14:textFill>
-            <w14:solidFill>
-              <w14:srgbClr w14:val="000000">
-                <w14:alpha w14:val="14999"/>
-              </w14:srgbClr>
-            </w14:solidFill>
-          </w14:textFill>
-        </w:rPr>
-        <w:t xml:space="preserve">  name = App.xcframework;</w:t>
-      </w:r>
-    </w:p>
-    <w:p>
-      <w:pPr>
-        <w:pStyle w:val="默认"/>
-        <w:tabs>
-          <w:tab w:val="left" w:pos="593"/>
-          <w:tab w:val="left" w:pos="1186"/>
-          <w:tab w:val="left" w:pos="1779"/>
-          <w:tab w:val="left" w:pos="2372"/>
-          <w:tab w:val="left" w:pos="2965"/>
-          <w:tab w:val="left" w:pos="3558"/>
-          <w:tab w:val="left" w:pos="4151"/>
-          <w:tab w:val="left" w:pos="4744"/>
-          <w:tab w:val="left" w:pos="5337"/>
-          <w:tab w:val="left" w:pos="5930"/>
-          <w:tab w:val="left" w:pos="6523"/>
-          <w:tab w:val="left" w:pos="7116"/>
-          <w:tab w:val="left" w:pos="7709"/>
-        </w:tabs>
-        <w:bidi w:val="0"/>
-        <w:spacing w:before="0" w:line="240" w:lineRule="auto"/>
-        <w:ind w:left="0" w:right="0" w:firstLine="0"/>
-        <w:jc w:val="left"/>
-        <w:rPr>
-          <w:rFonts w:ascii="Menlo Regular" w:cs="Menlo Regular" w:hAnsi="Menlo Regular" w:eastAsia="Menlo Regular"/>
-          <w:outline w:val="0"/>
-          <w:color w:val="000000"/>
-          <w:shd w:val="clear" w:color="auto" w:fill="fffeff"/>
-          <w:rtl w:val="0"/>
-          <w14:textFill>
-            <w14:solidFill>
-              <w14:srgbClr w14:val="000000">
-                <w14:alpha w14:val="14999"/>
-              </w14:srgbClr>
-            </w14:solidFill>
-          </w14:textFill>
-        </w:rPr>
-      </w:pPr>
-      <w:r>
-        <w:rPr>
-          <w:rFonts w:ascii="Menlo Regular" w:hAnsi="Menlo Regular"/>
-          <w:outline w:val="0"/>
-          <w:color w:val="000000"/>
-          <w:shd w:val="clear" w:color="auto" w:fill="fffeff"/>
-          <w:rtl w:val="0"/>
-          <w:lang w:val="en-US"/>
-          <w14:textFill>
-            <w14:solidFill>
-              <w14:srgbClr w14:val="000000">
-                <w14:alpha w14:val="14999"/>
-              </w14:srgbClr>
-            </w14:solidFill>
-          </w14:textFill>
-        </w:rPr>
-        <w:t xml:space="preserve">  path = Flutter/Release/App.xcframework;</w:t>
-      </w:r>
-    </w:p>
-    <w:p>
-      <w:pPr>
-        <w:pStyle w:val="默认"/>
-        <w:tabs>
-          <w:tab w:val="left" w:pos="593"/>
-          <w:tab w:val="left" w:pos="1186"/>
-          <w:tab w:val="left" w:pos="1779"/>
-          <w:tab w:val="left" w:pos="2372"/>
-          <w:tab w:val="left" w:pos="2965"/>
-          <w:tab w:val="left" w:pos="3558"/>
-          <w:tab w:val="left" w:pos="4151"/>
-          <w:tab w:val="left" w:pos="4744"/>
-          <w:tab w:val="left" w:pos="5337"/>
-          <w:tab w:val="left" w:pos="5930"/>
-          <w:tab w:val="left" w:pos="6523"/>
-          <w:tab w:val="left" w:pos="7116"/>
-          <w:tab w:val="left" w:pos="7709"/>
-        </w:tabs>
-        <w:bidi w:val="0"/>
-        <w:spacing w:before="0" w:line="240" w:lineRule="auto"/>
-        <w:ind w:left="0" w:right="0" w:firstLine="0"/>
-        <w:jc w:val="left"/>
-        <w:rPr>
-          <w:rFonts w:ascii="Menlo Regular" w:cs="Menlo Regular" w:hAnsi="Menlo Regular" w:eastAsia="Menlo Regular"/>
-          <w:outline w:val="0"/>
-          <w:color w:val="000000"/>
-          <w:shd w:val="clear" w:color="auto" w:fill="fffeff"/>
-          <w:rtl w:val="0"/>
-          <w14:textFill>
-            <w14:solidFill>
-              <w14:srgbClr w14:val="000000">
-                <w14:alpha w14:val="14999"/>
-              </w14:srgbClr>
-            </w14:solidFill>
-          </w14:textFill>
-        </w:rPr>
-      </w:pPr>
-      <w:r>
-        <w:rPr>
-          <w:rFonts w:ascii="Menlo Regular" w:hAnsi="Menlo Regular"/>
-          <w:outline w:val="0"/>
-          <w:color w:val="000000"/>
-          <w:shd w:val="clear" w:color="auto" w:fill="fffeff"/>
-          <w:rtl w:val="0"/>
-          <w:lang w:val="en-US"/>
-          <w14:textFill>
-            <w14:solidFill>
-              <w14:srgbClr w14:val="000000">
-                <w14:alpha w14:val="14999"/>
-              </w14:srgbClr>
-            </w14:solidFill>
-          </w14:textFill>
-        </w:rPr>
-        <w:t xml:space="preserve">  sourceTree = "</w:t>
-      </w:r>
-      <w:r>
-        <w:rPr>
-          <w:rStyle w:val="无"/>
-          <w:rFonts w:ascii="Menlo Regular" w:hAnsi="Menlo Regular"/>
-          <w:outline w:val="0"/>
-          <w:color w:val="937000"/>
-          <w:shd w:val="clear" w:color="auto" w:fill="fffeff"/>
-          <w:rtl w:val="0"/>
-          <w:lang w:val="fr-FR"/>
-          <w14:textFill>
-            <w14:solidFill>
-              <w14:srgbClr w14:val="947100"/>
-            </w14:solidFill>
-          </w14:textFill>
-        </w:rPr>
-        <w:t>&lt;group&gt;</w:t>
-      </w:r>
-      <w:r>
-        <w:rPr>
-          <w:rFonts w:ascii="Menlo Regular" w:hAnsi="Menlo Regular"/>
-          <w:outline w:val="0"/>
-          <w:color w:val="000000"/>
-          <w:shd w:val="clear" w:color="auto" w:fill="fffeff"/>
-          <w:rtl w:val="0"/>
-          <w14:textFill>
-            <w14:solidFill>
-              <w14:srgbClr w14:val="000000">
-                <w14:alpha w14:val="14999"/>
-              </w14:srgbClr>
-            </w14:solidFill>
-          </w14:textFill>
-        </w:rPr>
-        <w:t>";</w:t>
-      </w:r>
-    </w:p>
-    <w:p>
-      <w:pPr>
-        <w:pStyle w:val="默认"/>
-        <w:tabs>
-          <w:tab w:val="left" w:pos="593"/>
-          <w:tab w:val="left" w:pos="1186"/>
-          <w:tab w:val="left" w:pos="1779"/>
-          <w:tab w:val="left" w:pos="2372"/>
-          <w:tab w:val="left" w:pos="2965"/>
-          <w:tab w:val="left" w:pos="3558"/>
-          <w:tab w:val="left" w:pos="4151"/>
-          <w:tab w:val="left" w:pos="4744"/>
-          <w:tab w:val="left" w:pos="5337"/>
-          <w:tab w:val="left" w:pos="5930"/>
-          <w:tab w:val="left" w:pos="6523"/>
-          <w:tab w:val="left" w:pos="7116"/>
-          <w:tab w:val="left" w:pos="7709"/>
-        </w:tabs>
-        <w:bidi w:val="0"/>
-        <w:spacing w:before="0" w:line="240" w:lineRule="auto"/>
-        <w:ind w:left="0" w:right="0" w:firstLine="0"/>
-        <w:jc w:val="left"/>
-        <w:rPr>
-          <w:rFonts w:ascii="Menlo Regular" w:cs="Menlo Regular" w:hAnsi="Menlo Regular" w:eastAsia="Menlo Regular"/>
-          <w:outline w:val="0"/>
-          <w:color w:val="000000"/>
-          <w:shd w:val="clear" w:color="auto" w:fill="fffeff"/>
-          <w:rtl w:val="0"/>
-          <w14:textFill>
-            <w14:solidFill>
-              <w14:srgbClr w14:val="000000">
-                <w14:alpha w14:val="14999"/>
-              </w14:srgbClr>
-            </w14:solidFill>
-          </w14:textFill>
-        </w:rPr>
-      </w:pPr>
-      <w:r>
-        <w:rPr>
-          <w:rFonts w:ascii="Menlo Regular" w:hAnsi="Menlo Regular"/>
-          <w:outline w:val="0"/>
-          <w:color w:val="000000"/>
-          <w:shd w:val="clear" w:color="auto" w:fill="fffeff"/>
-          <w:rtl w:val="0"/>
-          <w14:textFill>
-            <w14:solidFill>
-              <w14:srgbClr w14:val="000000">
-                <w14:alpha w14:val="14999"/>
-              </w14:srgbClr>
-            </w14:solidFill>
-          </w14:textFill>
-        </w:rPr>
-        <w:t>};</w:t>
-      </w:r>
-    </w:p>
-    <w:p>
-      <w:pPr>
-        <w:pStyle w:val="默认"/>
-        <w:tabs>
-          <w:tab w:val="left" w:pos="593"/>
-          <w:tab w:val="left" w:pos="1186"/>
-          <w:tab w:val="left" w:pos="1779"/>
-          <w:tab w:val="left" w:pos="2372"/>
-          <w:tab w:val="left" w:pos="2965"/>
-          <w:tab w:val="left" w:pos="3558"/>
-          <w:tab w:val="left" w:pos="4151"/>
-          <w:tab w:val="left" w:pos="4744"/>
-          <w:tab w:val="left" w:pos="5337"/>
-          <w:tab w:val="left" w:pos="5930"/>
-          <w:tab w:val="left" w:pos="6523"/>
-          <w:tab w:val="left" w:pos="7116"/>
-          <w:tab w:val="left" w:pos="7709"/>
-        </w:tabs>
-        <w:bidi w:val="0"/>
-        <w:spacing w:before="0" w:line="240" w:lineRule="auto"/>
-        <w:ind w:left="0" w:right="0" w:firstLine="0"/>
-        <w:jc w:val="left"/>
-        <w:rPr>
-          <w:rFonts w:ascii="Menlo Regular" w:cs="Menlo Regular" w:hAnsi="Menlo Regular" w:eastAsia="Menlo Regular"/>
-          <w:outline w:val="0"/>
-          <w:color w:val="000000"/>
-          <w:shd w:val="clear" w:color="auto" w:fill="fffeff"/>
-          <w:rtl w:val="0"/>
-          <w14:textFill>
-            <w14:solidFill>
-              <w14:srgbClr w14:val="000000">
-                <w14:alpha w14:val="14999"/>
-              </w14:srgbClr>
-            </w14:solidFill>
-          </w14:textFill>
-        </w:rPr>
-      </w:pPr>
-      <w:r>
-        <w:rPr>
-          <w:rFonts w:ascii="Menlo Regular" w:hAnsi="Menlo Regular"/>
-          <w:outline w:val="0"/>
-          <w:color w:val="000000"/>
-          <w:shd w:val="clear" w:color="auto" w:fill="fffeff"/>
-          <w:rtl w:val="0"/>
-          <w:lang w:val="en-US"/>
-          <w14:textFill>
-            <w14:solidFill>
-              <w14:srgbClr w14:val="000000">
-                <w14:alpha w14:val="14999"/>
-              </w14:srgbClr>
-            </w14:solidFill>
-          </w14:textFill>
-        </w:rPr>
-        <w:t>5.Change the Release text highlighted in the prior step and change it to $(CONFIGURATION). Also wrap the path in quotation marks.</w:t>
-      </w:r>
-    </w:p>
-    <w:p>
-      <w:pPr>
-        <w:pStyle w:val="默认"/>
-        <w:tabs>
-          <w:tab w:val="left" w:pos="593"/>
-          <w:tab w:val="left" w:pos="1186"/>
-          <w:tab w:val="left" w:pos="1779"/>
-          <w:tab w:val="left" w:pos="2372"/>
-          <w:tab w:val="left" w:pos="2965"/>
-          <w:tab w:val="left" w:pos="3558"/>
-          <w:tab w:val="left" w:pos="4151"/>
-          <w:tab w:val="left" w:pos="4744"/>
-          <w:tab w:val="left" w:pos="5337"/>
-          <w:tab w:val="left" w:pos="5930"/>
-          <w:tab w:val="left" w:pos="6523"/>
-          <w:tab w:val="left" w:pos="7116"/>
-          <w:tab w:val="left" w:pos="7709"/>
-        </w:tabs>
-        <w:bidi w:val="0"/>
-        <w:spacing w:before="0" w:line="240" w:lineRule="auto"/>
-        <w:ind w:left="0" w:right="0" w:firstLine="0"/>
-        <w:jc w:val="left"/>
-        <w:rPr>
-          <w:rFonts w:ascii="Menlo Regular" w:cs="Menlo Regular" w:hAnsi="Menlo Regular" w:eastAsia="Menlo Regular"/>
-          <w:outline w:val="0"/>
-          <w:color w:val="000000"/>
-          <w:shd w:val="clear" w:color="auto" w:fill="fffeff"/>
-          <w:rtl w:val="0"/>
-          <w14:textFill>
-            <w14:solidFill>
-              <w14:srgbClr w14:val="000000">
-                <w14:alpha w14:val="14999"/>
-              </w14:srgbClr>
-            </w14:solidFill>
-          </w14:textFill>
-        </w:rPr>
-      </w:pPr>
-      <w:r>
-        <w:rPr>
-          <w:rFonts w:ascii="Menlo Regular" w:hAnsi="Menlo Regular"/>
-          <w:outline w:val="0"/>
-          <w:color w:val="000000"/>
-          <w:shd w:val="clear" w:color="auto" w:fill="fffeff"/>
-          <w:rtl w:val="0"/>
-          <w14:textFill>
-            <w14:solidFill>
-              <w14:srgbClr w14:val="000000">
-                <w14:alpha w14:val="14999"/>
-              </w14:srgbClr>
-            </w14:solidFill>
-          </w14:textFill>
-        </w:rPr>
-        <w:t>312885572C1A441C009F74FF /</w:t>
-      </w:r>
-      <w:r>
-        <w:rPr>
-          <w:rStyle w:val="无"/>
-          <w:rFonts w:ascii="Menlo Regular" w:hAnsi="Menlo Regular"/>
-          <w:outline w:val="0"/>
-          <w:color w:val="937000"/>
-          <w:shd w:val="clear" w:color="auto" w:fill="fffeff"/>
-          <w:rtl w:val="0"/>
-          <w14:textFill>
-            <w14:solidFill>
-              <w14:srgbClr w14:val="947100"/>
-            </w14:solidFill>
-          </w14:textFill>
-        </w:rPr>
-        <w:t>*</w:t>
-      </w:r>
-      <w:r>
-        <w:rPr>
-          <w:rStyle w:val="无"/>
-          <w:rFonts w:ascii="Menlo Regular" w:hAnsi="Menlo Regular"/>
-          <w:i w:val="1"/>
-          <w:iCs w:val="1"/>
-          <w:outline w:val="0"/>
-          <w:color w:val="000000"/>
-          <w:shd w:val="clear" w:color="auto" w:fill="fffeff"/>
-          <w:rtl w:val="0"/>
-          <w:lang w:val="en-US"/>
-          <w14:textFill>
-            <w14:solidFill>
-              <w14:srgbClr w14:val="000000">
-                <w14:alpha w14:val="14999"/>
-              </w14:srgbClr>
-            </w14:solidFill>
-          </w14:textFill>
-        </w:rPr>
-        <w:t xml:space="preserve"> Flutter.xcframework </w:t>
-      </w:r>
-      <w:r>
-        <w:rPr>
-          <w:rStyle w:val="无"/>
-          <w:rFonts w:ascii="Menlo Regular" w:hAnsi="Menlo Regular"/>
-          <w:outline w:val="0"/>
-          <w:color w:val="937000"/>
-          <w:shd w:val="clear" w:color="auto" w:fill="fffeff"/>
-          <w:rtl w:val="0"/>
-          <w14:textFill>
-            <w14:solidFill>
-              <w14:srgbClr w14:val="947100"/>
-            </w14:solidFill>
-          </w14:textFill>
-        </w:rPr>
-        <w:t>*</w:t>
-      </w:r>
-      <w:r>
-        <w:rPr>
-          <w:rFonts w:ascii="Menlo Regular" w:hAnsi="Menlo Regular"/>
-          <w:outline w:val="0"/>
-          <w:color w:val="000000"/>
-          <w:shd w:val="clear" w:color="auto" w:fill="fffeff"/>
-          <w:rtl w:val="0"/>
-          <w14:textFill>
-            <w14:solidFill>
-              <w14:srgbClr w14:val="000000">
-                <w14:alpha w14:val="14999"/>
-              </w14:srgbClr>
-            </w14:solidFill>
-          </w14:textFill>
-        </w:rPr>
-        <w:t>/ = {</w:t>
-      </w:r>
-    </w:p>
-    <w:p>
-      <w:pPr>
-        <w:pStyle w:val="默认"/>
-        <w:tabs>
-          <w:tab w:val="left" w:pos="593"/>
-          <w:tab w:val="left" w:pos="1186"/>
-          <w:tab w:val="left" w:pos="1779"/>
-          <w:tab w:val="left" w:pos="2372"/>
-          <w:tab w:val="left" w:pos="2965"/>
-          <w:tab w:val="left" w:pos="3558"/>
-          <w:tab w:val="left" w:pos="4151"/>
-          <w:tab w:val="left" w:pos="4744"/>
-          <w:tab w:val="left" w:pos="5337"/>
-          <w:tab w:val="left" w:pos="5930"/>
-          <w:tab w:val="left" w:pos="6523"/>
-          <w:tab w:val="left" w:pos="7116"/>
-          <w:tab w:val="left" w:pos="7709"/>
-        </w:tabs>
-        <w:bidi w:val="0"/>
-        <w:spacing w:before="0" w:line="240" w:lineRule="auto"/>
-        <w:ind w:left="0" w:right="0" w:firstLine="0"/>
-        <w:jc w:val="left"/>
-        <w:rPr>
-          <w:rFonts w:ascii="Menlo Regular" w:cs="Menlo Regular" w:hAnsi="Menlo Regular" w:eastAsia="Menlo Regular"/>
-          <w:outline w:val="0"/>
-          <w:color w:val="000000"/>
-          <w:shd w:val="clear" w:color="auto" w:fill="fffeff"/>
-          <w:rtl w:val="0"/>
-          <w14:textFill>
-            <w14:solidFill>
-              <w14:srgbClr w14:val="000000">
-                <w14:alpha w14:val="14999"/>
-              </w14:srgbClr>
-            </w14:solidFill>
-          </w14:textFill>
-        </w:rPr>
-      </w:pPr>
-      <w:r>
-        <w:rPr>
-          <w:rFonts w:ascii="Menlo Regular" w:hAnsi="Menlo Regular"/>
-          <w:outline w:val="0"/>
-          <w:color w:val="000000"/>
-          <w:shd w:val="clear" w:color="auto" w:fill="fffeff"/>
-          <w:rtl w:val="0"/>
-          <w14:textFill>
-            <w14:solidFill>
-              <w14:srgbClr w14:val="000000">
-                <w14:alpha w14:val="14999"/>
-              </w14:srgbClr>
-            </w14:solidFill>
-          </w14:textFill>
-        </w:rPr>
-        <w:t xml:space="preserve">  isa = PBXFileReference;</w:t>
-      </w:r>
-    </w:p>
-    <w:p>
-      <w:pPr>
-        <w:pStyle w:val="默认"/>
-        <w:tabs>
-          <w:tab w:val="left" w:pos="593"/>
-          <w:tab w:val="left" w:pos="1186"/>
-          <w:tab w:val="left" w:pos="1779"/>
-          <w:tab w:val="left" w:pos="2372"/>
-          <w:tab w:val="left" w:pos="2965"/>
-          <w:tab w:val="left" w:pos="3558"/>
-          <w:tab w:val="left" w:pos="4151"/>
-          <w:tab w:val="left" w:pos="4744"/>
-          <w:tab w:val="left" w:pos="5337"/>
-          <w:tab w:val="left" w:pos="5930"/>
-          <w:tab w:val="left" w:pos="6523"/>
-          <w:tab w:val="left" w:pos="7116"/>
-          <w:tab w:val="left" w:pos="7709"/>
-        </w:tabs>
-        <w:bidi w:val="0"/>
-        <w:spacing w:before="0" w:line="240" w:lineRule="auto"/>
-        <w:ind w:left="0" w:right="0" w:firstLine="0"/>
-        <w:jc w:val="left"/>
-        <w:rPr>
-          <w:rFonts w:ascii="Menlo Regular" w:cs="Menlo Regular" w:hAnsi="Menlo Regular" w:eastAsia="Menlo Regular"/>
-          <w:outline w:val="0"/>
-          <w:color w:val="000000"/>
-          <w:shd w:val="clear" w:color="auto" w:fill="fffeff"/>
-          <w:rtl w:val="0"/>
-          <w14:textFill>
-            <w14:solidFill>
-              <w14:srgbClr w14:val="000000">
-                <w14:alpha w14:val="14999"/>
-              </w14:srgbClr>
-            </w14:solidFill>
-          </w14:textFill>
-        </w:rPr>
-      </w:pPr>
-      <w:r>
-        <w:rPr>
-          <w:rFonts w:ascii="Menlo Regular" w:hAnsi="Menlo Regular"/>
-          <w:outline w:val="0"/>
-          <w:color w:val="000000"/>
-          <w:shd w:val="clear" w:color="auto" w:fill="fffeff"/>
-          <w:rtl w:val="0"/>
-          <w:lang w:val="en-US"/>
-          <w14:textFill>
-            <w14:solidFill>
-              <w14:srgbClr w14:val="000000">
-                <w14:alpha w14:val="14999"/>
-              </w14:srgbClr>
-            </w14:solidFill>
-          </w14:textFill>
-        </w:rPr>
-        <w:t xml:space="preserve">  expectedSignature = "AppleDeveloperProgram:S8QB4VV633:FLUTTER.IO LLC";</w:t>
-      </w:r>
-    </w:p>
-    <w:p>
-      <w:pPr>
-        <w:pStyle w:val="默认"/>
-        <w:tabs>
-          <w:tab w:val="left" w:pos="593"/>
-          <w:tab w:val="left" w:pos="1186"/>
-          <w:tab w:val="left" w:pos="1779"/>
-          <w:tab w:val="left" w:pos="2372"/>
-          <w:tab w:val="left" w:pos="2965"/>
-          <w:tab w:val="left" w:pos="3558"/>
-          <w:tab w:val="left" w:pos="4151"/>
-          <w:tab w:val="left" w:pos="4744"/>
-          <w:tab w:val="left" w:pos="5337"/>
-          <w:tab w:val="left" w:pos="5930"/>
-          <w:tab w:val="left" w:pos="6523"/>
-          <w:tab w:val="left" w:pos="7116"/>
-          <w:tab w:val="left" w:pos="7709"/>
-        </w:tabs>
-        <w:bidi w:val="0"/>
-        <w:spacing w:before="0" w:line="240" w:lineRule="auto"/>
-        <w:ind w:left="0" w:right="0" w:firstLine="0"/>
-        <w:jc w:val="left"/>
-        <w:rPr>
-          <w:rFonts w:ascii="Menlo Regular" w:cs="Menlo Regular" w:hAnsi="Menlo Regular" w:eastAsia="Menlo Regular"/>
-          <w:outline w:val="0"/>
-          <w:color w:val="000000"/>
-          <w:shd w:val="clear" w:color="auto" w:fill="fffeff"/>
-          <w:rtl w:val="0"/>
-          <w14:textFill>
-            <w14:solidFill>
-              <w14:srgbClr w14:val="000000">
-                <w14:alpha w14:val="14999"/>
-              </w14:srgbClr>
-            </w14:solidFill>
-          </w14:textFill>
-        </w:rPr>
-      </w:pPr>
-      <w:r>
-        <w:rPr>
-          <w:rFonts w:ascii="Menlo Regular" w:hAnsi="Menlo Regular"/>
-          <w:outline w:val="0"/>
-          <w:color w:val="000000"/>
-          <w:shd w:val="clear" w:color="auto" w:fill="fffeff"/>
-          <w:rtl w:val="0"/>
-          <w:lang w:val="en-US"/>
-          <w14:textFill>
-            <w14:solidFill>
-              <w14:srgbClr w14:val="000000">
-                <w14:alpha w14:val="14999"/>
-              </w14:srgbClr>
-            </w14:solidFill>
-          </w14:textFill>
-        </w:rPr>
-        <w:t xml:space="preserve">  lastKnownFileType = wrapper.xcframework;</w:t>
-      </w:r>
-    </w:p>
-    <w:p>
-      <w:pPr>
-        <w:pStyle w:val="默认"/>
-        <w:tabs>
-          <w:tab w:val="left" w:pos="593"/>
-          <w:tab w:val="left" w:pos="1186"/>
-          <w:tab w:val="left" w:pos="1779"/>
-          <w:tab w:val="left" w:pos="2372"/>
-          <w:tab w:val="left" w:pos="2965"/>
-          <w:tab w:val="left" w:pos="3558"/>
-          <w:tab w:val="left" w:pos="4151"/>
-          <w:tab w:val="left" w:pos="4744"/>
-          <w:tab w:val="left" w:pos="5337"/>
-          <w:tab w:val="left" w:pos="5930"/>
-          <w:tab w:val="left" w:pos="6523"/>
-          <w:tab w:val="left" w:pos="7116"/>
-          <w:tab w:val="left" w:pos="7709"/>
-        </w:tabs>
-        <w:bidi w:val="0"/>
-        <w:spacing w:before="0" w:line="240" w:lineRule="auto"/>
-        <w:ind w:left="0" w:right="0" w:firstLine="0"/>
-        <w:jc w:val="left"/>
-        <w:rPr>
-          <w:rFonts w:ascii="Menlo Regular" w:cs="Menlo Regular" w:hAnsi="Menlo Regular" w:eastAsia="Menlo Regular"/>
-          <w:outline w:val="0"/>
-          <w:color w:val="000000"/>
-          <w:shd w:val="clear" w:color="auto" w:fill="fffeff"/>
-          <w:rtl w:val="0"/>
-          <w14:textFill>
-            <w14:solidFill>
-              <w14:srgbClr w14:val="000000">
-                <w14:alpha w14:val="14999"/>
-              </w14:srgbClr>
-            </w14:solidFill>
-          </w14:textFill>
-        </w:rPr>
-      </w:pPr>
-      <w:r>
-        <w:rPr>
-          <w:rFonts w:ascii="Menlo Regular" w:hAnsi="Menlo Regular"/>
-          <w:outline w:val="0"/>
-          <w:color w:val="000000"/>
-          <w:shd w:val="clear" w:color="auto" w:fill="fffeff"/>
-          <w:rtl w:val="0"/>
-          <w:lang w:val="en-US"/>
-          <w14:textFill>
-            <w14:solidFill>
-              <w14:srgbClr w14:val="000000">
-                <w14:alpha w14:val="14999"/>
-              </w14:srgbClr>
-            </w14:solidFill>
-          </w14:textFill>
-        </w:rPr>
-        <w:t xml:space="preserve">  name = Flutter.xcframework;</w:t>
-      </w:r>
-    </w:p>
-    <w:p>
-      <w:pPr>
-        <w:pStyle w:val="默认"/>
-        <w:tabs>
-          <w:tab w:val="left" w:pos="593"/>
-          <w:tab w:val="left" w:pos="1186"/>
-          <w:tab w:val="left" w:pos="1779"/>
-          <w:tab w:val="left" w:pos="2372"/>
-          <w:tab w:val="left" w:pos="2965"/>
-          <w:tab w:val="left" w:pos="3558"/>
-          <w:tab w:val="left" w:pos="4151"/>
-          <w:tab w:val="left" w:pos="4744"/>
-          <w:tab w:val="left" w:pos="5337"/>
-          <w:tab w:val="left" w:pos="5930"/>
-          <w:tab w:val="left" w:pos="6523"/>
-          <w:tab w:val="left" w:pos="7116"/>
-          <w:tab w:val="left" w:pos="7709"/>
-        </w:tabs>
-        <w:bidi w:val="0"/>
-        <w:spacing w:before="0" w:line="240" w:lineRule="auto"/>
-        <w:ind w:left="0" w:right="0" w:firstLine="0"/>
-        <w:jc w:val="left"/>
-        <w:rPr>
-          <w:rFonts w:ascii="Menlo Regular" w:cs="Menlo Regular" w:hAnsi="Menlo Regular" w:eastAsia="Menlo Regular"/>
-          <w:outline w:val="0"/>
-          <w:color w:val="000000"/>
-          <w:shd w:val="clear" w:color="auto" w:fill="fffeff"/>
-          <w:rtl w:val="0"/>
-          <w14:textFill>
-            <w14:solidFill>
-              <w14:srgbClr w14:val="000000">
-                <w14:alpha w14:val="14999"/>
-              </w14:srgbClr>
-            </w14:solidFill>
-          </w14:textFill>
-        </w:rPr>
-      </w:pPr>
-      <w:r>
-        <w:rPr>
-          <w:rFonts w:ascii="Menlo Regular" w:hAnsi="Menlo Regular"/>
-          <w:outline w:val="0"/>
-          <w:color w:val="000000"/>
-          <w:shd w:val="clear" w:color="auto" w:fill="fffeff"/>
-          <w:rtl w:val="0"/>
-          <w:lang w:val="en-US"/>
-          <w14:textFill>
-            <w14:solidFill>
-              <w14:srgbClr w14:val="000000">
-                <w14:alpha w14:val="14999"/>
-              </w14:srgbClr>
-            </w14:solidFill>
-          </w14:textFill>
-        </w:rPr>
-        <w:t xml:space="preserve">  path = "Flutter/$(CONFIGURATION)/Flutter.xcframework";</w:t>
-      </w:r>
-    </w:p>
-    <w:p>
-      <w:pPr>
-        <w:pStyle w:val="默认"/>
-        <w:tabs>
-          <w:tab w:val="left" w:pos="593"/>
-          <w:tab w:val="left" w:pos="1186"/>
-          <w:tab w:val="left" w:pos="1779"/>
-          <w:tab w:val="left" w:pos="2372"/>
-          <w:tab w:val="left" w:pos="2965"/>
-          <w:tab w:val="left" w:pos="3558"/>
-          <w:tab w:val="left" w:pos="4151"/>
-          <w:tab w:val="left" w:pos="4744"/>
-          <w:tab w:val="left" w:pos="5337"/>
-          <w:tab w:val="left" w:pos="5930"/>
-          <w:tab w:val="left" w:pos="6523"/>
-          <w:tab w:val="left" w:pos="7116"/>
-          <w:tab w:val="left" w:pos="7709"/>
-        </w:tabs>
-        <w:bidi w:val="0"/>
-        <w:spacing w:before="0" w:line="240" w:lineRule="auto"/>
-        <w:ind w:left="0" w:right="0" w:firstLine="0"/>
-        <w:jc w:val="left"/>
-        <w:rPr>
-          <w:rFonts w:ascii="Menlo Regular" w:cs="Menlo Regular" w:hAnsi="Menlo Regular" w:eastAsia="Menlo Regular"/>
-          <w:outline w:val="0"/>
-          <w:color w:val="000000"/>
-          <w:shd w:val="clear" w:color="auto" w:fill="fffeff"/>
-          <w:rtl w:val="0"/>
-          <w14:textFill>
-            <w14:solidFill>
-              <w14:srgbClr w14:val="000000">
-                <w14:alpha w14:val="14999"/>
-              </w14:srgbClr>
-            </w14:solidFill>
-          </w14:textFill>
-        </w:rPr>
-      </w:pPr>
-      <w:r>
-        <w:rPr>
-          <w:rFonts w:ascii="Menlo Regular" w:hAnsi="Menlo Regular"/>
-          <w:outline w:val="0"/>
-          <w:color w:val="000000"/>
-          <w:shd w:val="clear" w:color="auto" w:fill="fffeff"/>
-          <w:rtl w:val="0"/>
-          <w:lang w:val="en-US"/>
-          <w14:textFill>
-            <w14:solidFill>
-              <w14:srgbClr w14:val="000000">
-                <w14:alpha w14:val="14999"/>
-              </w14:srgbClr>
-            </w14:solidFill>
-          </w14:textFill>
-        </w:rPr>
-        <w:t xml:space="preserve">  sourceTree = "</w:t>
-      </w:r>
-      <w:r>
-        <w:rPr>
-          <w:rStyle w:val="无"/>
-          <w:rFonts w:ascii="Menlo Regular" w:hAnsi="Menlo Regular"/>
-          <w:outline w:val="0"/>
-          <w:color w:val="937000"/>
-          <w:shd w:val="clear" w:color="auto" w:fill="fffeff"/>
-          <w:rtl w:val="0"/>
-          <w:lang w:val="fr-FR"/>
-          <w14:textFill>
-            <w14:solidFill>
-              <w14:srgbClr w14:val="947100"/>
-            </w14:solidFill>
-          </w14:textFill>
-        </w:rPr>
-        <w:t>&lt;group&gt;</w:t>
-      </w:r>
-      <w:r>
-        <w:rPr>
-          <w:rFonts w:ascii="Menlo Regular" w:hAnsi="Menlo Regular"/>
-          <w:outline w:val="0"/>
-          <w:color w:val="000000"/>
-          <w:shd w:val="clear" w:color="auto" w:fill="fffeff"/>
-          <w:rtl w:val="0"/>
-          <w14:textFill>
-            <w14:solidFill>
-              <w14:srgbClr w14:val="000000">
-                <w14:alpha w14:val="14999"/>
-              </w14:srgbClr>
-            </w14:solidFill>
-          </w14:textFill>
-        </w:rPr>
-        <w:t>";</w:t>
-      </w:r>
-    </w:p>
-    <w:p>
-      <w:pPr>
-        <w:pStyle w:val="默认"/>
-        <w:tabs>
-          <w:tab w:val="left" w:pos="593"/>
-          <w:tab w:val="left" w:pos="1186"/>
-          <w:tab w:val="left" w:pos="1779"/>
-          <w:tab w:val="left" w:pos="2372"/>
-          <w:tab w:val="left" w:pos="2965"/>
-          <w:tab w:val="left" w:pos="3558"/>
-          <w:tab w:val="left" w:pos="4151"/>
-          <w:tab w:val="left" w:pos="4744"/>
-          <w:tab w:val="left" w:pos="5337"/>
-          <w:tab w:val="left" w:pos="5930"/>
-          <w:tab w:val="left" w:pos="6523"/>
-          <w:tab w:val="left" w:pos="7116"/>
-          <w:tab w:val="left" w:pos="7709"/>
-        </w:tabs>
-        <w:bidi w:val="0"/>
-        <w:spacing w:before="0" w:line="240" w:lineRule="auto"/>
-        <w:ind w:left="0" w:right="0" w:firstLine="0"/>
-        <w:jc w:val="left"/>
-        <w:rPr>
-          <w:rFonts w:ascii="Menlo Regular" w:cs="Menlo Regular" w:hAnsi="Menlo Regular" w:eastAsia="Menlo Regular"/>
-          <w:outline w:val="0"/>
-          <w:color w:val="000000"/>
-          <w:shd w:val="clear" w:color="auto" w:fill="fffeff"/>
-          <w:rtl w:val="0"/>
-          <w14:textFill>
-            <w14:solidFill>
-              <w14:srgbClr w14:val="000000">
-                <w14:alpha w14:val="14999"/>
-              </w14:srgbClr>
-            </w14:solidFill>
-          </w14:textFill>
-        </w:rPr>
-      </w:pPr>
-      <w:r>
-        <w:rPr>
-          <w:rFonts w:ascii="Menlo Regular" w:hAnsi="Menlo Regular"/>
-          <w:outline w:val="0"/>
-          <w:color w:val="000000"/>
-          <w:shd w:val="clear" w:color="auto" w:fill="fffeff"/>
-          <w:rtl w:val="0"/>
-          <w14:textFill>
-            <w14:solidFill>
-              <w14:srgbClr w14:val="000000">
-                <w14:alpha w14:val="14999"/>
-              </w14:srgbClr>
-            </w14:solidFill>
-          </w14:textFill>
-        </w:rPr>
-        <w:t>};</w:t>
-      </w:r>
-    </w:p>
-    <w:p>
-      <w:pPr>
-        <w:pStyle w:val="默认"/>
-        <w:tabs>
-          <w:tab w:val="left" w:pos="593"/>
-          <w:tab w:val="left" w:pos="1186"/>
-          <w:tab w:val="left" w:pos="1779"/>
-          <w:tab w:val="left" w:pos="2372"/>
-          <w:tab w:val="left" w:pos="2965"/>
-          <w:tab w:val="left" w:pos="3558"/>
-          <w:tab w:val="left" w:pos="4151"/>
-          <w:tab w:val="left" w:pos="4744"/>
-          <w:tab w:val="left" w:pos="5337"/>
-          <w:tab w:val="left" w:pos="5930"/>
-          <w:tab w:val="left" w:pos="6523"/>
-          <w:tab w:val="left" w:pos="7116"/>
-          <w:tab w:val="left" w:pos="7709"/>
-        </w:tabs>
-        <w:bidi w:val="0"/>
-        <w:spacing w:before="0" w:line="240" w:lineRule="auto"/>
-        <w:ind w:left="0" w:right="0" w:firstLine="0"/>
-        <w:jc w:val="left"/>
-        <w:rPr>
-          <w:rFonts w:ascii="Menlo Regular" w:cs="Menlo Regular" w:hAnsi="Menlo Regular" w:eastAsia="Menlo Regular"/>
-          <w:outline w:val="0"/>
-          <w:color w:val="000000"/>
-          <w:shd w:val="clear" w:color="auto" w:fill="fffeff"/>
-          <w:rtl w:val="0"/>
-          <w14:textFill>
-            <w14:solidFill>
-              <w14:srgbClr w14:val="000000">
-                <w14:alpha w14:val="14999"/>
-              </w14:srgbClr>
-            </w14:solidFill>
-          </w14:textFill>
-        </w:rPr>
-      </w:pPr>
-      <w:r>
-        <w:rPr>
-          <w:rFonts w:ascii="Menlo Regular" w:hAnsi="Menlo Regular"/>
-          <w:outline w:val="0"/>
-          <w:color w:val="000000"/>
-          <w:shd w:val="clear" w:color="auto" w:fill="fffeff"/>
-          <w:rtl w:val="0"/>
-          <w14:textFill>
-            <w14:solidFill>
-              <w14:srgbClr w14:val="000000">
-                <w14:alpha w14:val="14999"/>
-              </w14:srgbClr>
-            </w14:solidFill>
-          </w14:textFill>
-        </w:rPr>
-        <w:t>312885582C1A441C009F74FF /</w:t>
-      </w:r>
-      <w:r>
-        <w:rPr>
-          <w:rStyle w:val="无"/>
-          <w:rFonts w:ascii="Menlo Regular" w:hAnsi="Menlo Regular"/>
-          <w:outline w:val="0"/>
-          <w:color w:val="937000"/>
-          <w:shd w:val="clear" w:color="auto" w:fill="fffeff"/>
-          <w:rtl w:val="0"/>
-          <w14:textFill>
-            <w14:solidFill>
-              <w14:srgbClr w14:val="947100"/>
-            </w14:solidFill>
-          </w14:textFill>
-        </w:rPr>
-        <w:t>*</w:t>
-      </w:r>
-      <w:r>
-        <w:rPr>
-          <w:rStyle w:val="无"/>
-          <w:rFonts w:ascii="Menlo Regular" w:hAnsi="Menlo Regular"/>
-          <w:i w:val="1"/>
-          <w:iCs w:val="1"/>
-          <w:outline w:val="0"/>
-          <w:color w:val="000000"/>
-          <w:shd w:val="clear" w:color="auto" w:fill="fffeff"/>
-          <w:rtl w:val="0"/>
-          <w:lang w:val="en-US"/>
-          <w14:textFill>
-            <w14:solidFill>
-              <w14:srgbClr w14:val="000000">
-                <w14:alpha w14:val="14999"/>
-              </w14:srgbClr>
-            </w14:solidFill>
-          </w14:textFill>
-        </w:rPr>
-        <w:t xml:space="preserve"> App.xcframework </w:t>
-      </w:r>
-      <w:r>
-        <w:rPr>
-          <w:rStyle w:val="无"/>
-          <w:rFonts w:ascii="Menlo Regular" w:hAnsi="Menlo Regular"/>
-          <w:outline w:val="0"/>
-          <w:color w:val="937000"/>
-          <w:shd w:val="clear" w:color="auto" w:fill="fffeff"/>
-          <w:rtl w:val="0"/>
-          <w14:textFill>
-            <w14:solidFill>
-              <w14:srgbClr w14:val="947100"/>
-            </w14:solidFill>
-          </w14:textFill>
-        </w:rPr>
-        <w:t>*</w:t>
-      </w:r>
-      <w:r>
-        <w:rPr>
-          <w:rFonts w:ascii="Menlo Regular" w:hAnsi="Menlo Regular"/>
-          <w:outline w:val="0"/>
-          <w:color w:val="000000"/>
-          <w:shd w:val="clear" w:color="auto" w:fill="fffeff"/>
-          <w:rtl w:val="0"/>
-          <w14:textFill>
-            <w14:solidFill>
-              <w14:srgbClr w14:val="000000">
-                <w14:alpha w14:val="14999"/>
-              </w14:srgbClr>
-            </w14:solidFill>
-          </w14:textFill>
-        </w:rPr>
-        <w:t>/ = {</w:t>
-      </w:r>
-    </w:p>
-    <w:p>
-      <w:pPr>
-        <w:pStyle w:val="默认"/>
-        <w:tabs>
-          <w:tab w:val="left" w:pos="593"/>
-          <w:tab w:val="left" w:pos="1186"/>
-          <w:tab w:val="left" w:pos="1779"/>
-          <w:tab w:val="left" w:pos="2372"/>
-          <w:tab w:val="left" w:pos="2965"/>
-          <w:tab w:val="left" w:pos="3558"/>
-          <w:tab w:val="left" w:pos="4151"/>
-          <w:tab w:val="left" w:pos="4744"/>
-          <w:tab w:val="left" w:pos="5337"/>
-          <w:tab w:val="left" w:pos="5930"/>
-          <w:tab w:val="left" w:pos="6523"/>
-          <w:tab w:val="left" w:pos="7116"/>
-          <w:tab w:val="left" w:pos="7709"/>
-        </w:tabs>
-        <w:bidi w:val="0"/>
-        <w:spacing w:before="0" w:line="240" w:lineRule="auto"/>
-        <w:ind w:left="0" w:right="0" w:firstLine="0"/>
-        <w:jc w:val="left"/>
-        <w:rPr>
-          <w:rFonts w:ascii="Menlo Regular" w:cs="Menlo Regular" w:hAnsi="Menlo Regular" w:eastAsia="Menlo Regular"/>
-          <w:outline w:val="0"/>
-          <w:color w:val="000000"/>
-          <w:shd w:val="clear" w:color="auto" w:fill="fffeff"/>
-          <w:rtl w:val="0"/>
-          <w14:textFill>
-            <w14:solidFill>
-              <w14:srgbClr w14:val="000000">
-                <w14:alpha w14:val="14999"/>
-              </w14:srgbClr>
-            </w14:solidFill>
-          </w14:textFill>
-        </w:rPr>
-      </w:pPr>
-      <w:r>
-        <w:rPr>
-          <w:rFonts w:ascii="Menlo Regular" w:hAnsi="Menlo Regular"/>
-          <w:outline w:val="0"/>
-          <w:color w:val="000000"/>
-          <w:shd w:val="clear" w:color="auto" w:fill="fffeff"/>
-          <w:rtl w:val="0"/>
-          <w14:textFill>
-            <w14:solidFill>
-              <w14:srgbClr w14:val="000000">
-                <w14:alpha w14:val="14999"/>
-              </w14:srgbClr>
-            </w14:solidFill>
-          </w14:textFill>
-        </w:rPr>
-        <w:t xml:space="preserve">  isa = PBXFileReference;</w:t>
-      </w:r>
-    </w:p>
-    <w:p>
-      <w:pPr>
-        <w:pStyle w:val="默认"/>
-        <w:tabs>
-          <w:tab w:val="left" w:pos="593"/>
-          <w:tab w:val="left" w:pos="1186"/>
-          <w:tab w:val="left" w:pos="1779"/>
-          <w:tab w:val="left" w:pos="2372"/>
-          <w:tab w:val="left" w:pos="2965"/>
-          <w:tab w:val="left" w:pos="3558"/>
-          <w:tab w:val="left" w:pos="4151"/>
-          <w:tab w:val="left" w:pos="4744"/>
-          <w:tab w:val="left" w:pos="5337"/>
-          <w:tab w:val="left" w:pos="5930"/>
-          <w:tab w:val="left" w:pos="6523"/>
-          <w:tab w:val="left" w:pos="7116"/>
-          <w:tab w:val="left" w:pos="7709"/>
-        </w:tabs>
-        <w:bidi w:val="0"/>
-        <w:spacing w:before="0" w:line="240" w:lineRule="auto"/>
-        <w:ind w:left="0" w:right="0" w:firstLine="0"/>
-        <w:jc w:val="left"/>
-        <w:rPr>
-          <w:rFonts w:ascii="Menlo Regular" w:cs="Menlo Regular" w:hAnsi="Menlo Regular" w:eastAsia="Menlo Regular"/>
-          <w:outline w:val="0"/>
-          <w:color w:val="000000"/>
-          <w:shd w:val="clear" w:color="auto" w:fill="fffeff"/>
-          <w:rtl w:val="0"/>
-          <w14:textFill>
-            <w14:solidFill>
-              <w14:srgbClr w14:val="000000">
-                <w14:alpha w14:val="14999"/>
-              </w14:srgbClr>
-            </w14:solidFill>
-          </w14:textFill>
-        </w:rPr>
-      </w:pPr>
-      <w:r>
-        <w:rPr>
-          <w:rFonts w:ascii="Menlo Regular" w:hAnsi="Menlo Regular"/>
-          <w:outline w:val="0"/>
-          <w:color w:val="000000"/>
-          <w:shd w:val="clear" w:color="auto" w:fill="fffeff"/>
-          <w:rtl w:val="0"/>
-          <w:lang w:val="en-US"/>
-          <w14:textFill>
-            <w14:solidFill>
-              <w14:srgbClr w14:val="000000">
-                <w14:alpha w14:val="14999"/>
-              </w14:srgbClr>
-            </w14:solidFill>
-          </w14:textFill>
-        </w:rPr>
-        <w:t xml:space="preserve">  lastKnownFileType = wrapper.xcframework;</w:t>
-      </w:r>
-    </w:p>
-    <w:p>
-      <w:pPr>
-        <w:pStyle w:val="默认"/>
-        <w:tabs>
-          <w:tab w:val="left" w:pos="593"/>
-          <w:tab w:val="left" w:pos="1186"/>
-          <w:tab w:val="left" w:pos="1779"/>
-          <w:tab w:val="left" w:pos="2372"/>
-          <w:tab w:val="left" w:pos="2965"/>
-          <w:tab w:val="left" w:pos="3558"/>
-          <w:tab w:val="left" w:pos="4151"/>
-          <w:tab w:val="left" w:pos="4744"/>
-          <w:tab w:val="left" w:pos="5337"/>
-          <w:tab w:val="left" w:pos="5930"/>
-          <w:tab w:val="left" w:pos="6523"/>
-          <w:tab w:val="left" w:pos="7116"/>
-          <w:tab w:val="left" w:pos="7709"/>
-        </w:tabs>
-        <w:bidi w:val="0"/>
-        <w:spacing w:before="0" w:line="240" w:lineRule="auto"/>
-        <w:ind w:left="0" w:right="0" w:firstLine="0"/>
-        <w:jc w:val="left"/>
-        <w:rPr>
-          <w:rFonts w:ascii="Menlo Regular" w:cs="Menlo Regular" w:hAnsi="Menlo Regular" w:eastAsia="Menlo Regular"/>
-          <w:outline w:val="0"/>
-          <w:color w:val="000000"/>
-          <w:shd w:val="clear" w:color="auto" w:fill="fffeff"/>
-          <w:rtl w:val="0"/>
-          <w14:textFill>
-            <w14:solidFill>
-              <w14:srgbClr w14:val="000000">
-                <w14:alpha w14:val="14999"/>
-              </w14:srgbClr>
-            </w14:solidFill>
-          </w14:textFill>
-        </w:rPr>
-      </w:pPr>
-      <w:r>
-        <w:rPr>
-          <w:rFonts w:ascii="Menlo Regular" w:hAnsi="Menlo Regular"/>
-          <w:outline w:val="0"/>
-          <w:color w:val="000000"/>
-          <w:shd w:val="clear" w:color="auto" w:fill="fffeff"/>
-          <w:rtl w:val="0"/>
-          <w:lang w:val="en-US"/>
-          <w14:textFill>
-            <w14:solidFill>
-              <w14:srgbClr w14:val="000000">
-                <w14:alpha w14:val="14999"/>
-              </w14:srgbClr>
-            </w14:solidFill>
-          </w14:textFill>
-        </w:rPr>
-        <w:t xml:space="preserve">  name = App.xcframework;</w:t>
-      </w:r>
-    </w:p>
-    <w:p>
-      <w:pPr>
-        <w:pStyle w:val="默认"/>
-        <w:tabs>
-          <w:tab w:val="left" w:pos="593"/>
-          <w:tab w:val="left" w:pos="1186"/>
-          <w:tab w:val="left" w:pos="1779"/>
-          <w:tab w:val="left" w:pos="2372"/>
-          <w:tab w:val="left" w:pos="2965"/>
-          <w:tab w:val="left" w:pos="3558"/>
-          <w:tab w:val="left" w:pos="4151"/>
-          <w:tab w:val="left" w:pos="4744"/>
-          <w:tab w:val="left" w:pos="5337"/>
-          <w:tab w:val="left" w:pos="5930"/>
-          <w:tab w:val="left" w:pos="6523"/>
-          <w:tab w:val="left" w:pos="7116"/>
-          <w:tab w:val="left" w:pos="7709"/>
-        </w:tabs>
-        <w:bidi w:val="0"/>
-        <w:spacing w:before="0" w:line="240" w:lineRule="auto"/>
-        <w:ind w:left="0" w:right="0" w:firstLine="0"/>
-        <w:jc w:val="left"/>
-        <w:rPr>
-          <w:rFonts w:ascii="Menlo Regular" w:cs="Menlo Regular" w:hAnsi="Menlo Regular" w:eastAsia="Menlo Regular"/>
-          <w:outline w:val="0"/>
-          <w:color w:val="000000"/>
-          <w:shd w:val="clear" w:color="auto" w:fill="fffeff"/>
-          <w:rtl w:val="0"/>
-          <w14:textFill>
-            <w14:solidFill>
-              <w14:srgbClr w14:val="000000">
-                <w14:alpha w14:val="14999"/>
-              </w14:srgbClr>
-            </w14:solidFill>
-          </w14:textFill>
-        </w:rPr>
-      </w:pPr>
-      <w:r>
-        <w:rPr>
-          <w:rFonts w:ascii="Menlo Regular" w:hAnsi="Menlo Regular"/>
-          <w:outline w:val="0"/>
-          <w:color w:val="000000"/>
-          <w:shd w:val="clear" w:color="auto" w:fill="fffeff"/>
-          <w:rtl w:val="0"/>
-          <w:lang w:val="en-US"/>
-          <w14:textFill>
-            <w14:solidFill>
-              <w14:srgbClr w14:val="000000">
-                <w14:alpha w14:val="14999"/>
-              </w14:srgbClr>
-            </w14:solidFill>
-          </w14:textFill>
-        </w:rPr>
-        <w:t xml:space="preserve">  path = "Flutter/$(CONFIGURATION)/App.xcframework";</w:t>
-      </w:r>
-    </w:p>
-    <w:p>
-      <w:pPr>
-        <w:pStyle w:val="默认"/>
-        <w:tabs>
-          <w:tab w:val="left" w:pos="593"/>
-          <w:tab w:val="left" w:pos="1186"/>
-          <w:tab w:val="left" w:pos="1779"/>
-          <w:tab w:val="left" w:pos="2372"/>
-          <w:tab w:val="left" w:pos="2965"/>
-          <w:tab w:val="left" w:pos="3558"/>
-          <w:tab w:val="left" w:pos="4151"/>
-          <w:tab w:val="left" w:pos="4744"/>
-          <w:tab w:val="left" w:pos="5337"/>
-          <w:tab w:val="left" w:pos="5930"/>
-          <w:tab w:val="left" w:pos="6523"/>
-          <w:tab w:val="left" w:pos="7116"/>
-          <w:tab w:val="left" w:pos="7709"/>
-        </w:tabs>
-        <w:bidi w:val="0"/>
-        <w:spacing w:before="0" w:line="240" w:lineRule="auto"/>
-        <w:ind w:left="0" w:right="0" w:firstLine="0"/>
-        <w:jc w:val="left"/>
-        <w:rPr>
-          <w:rFonts w:ascii="Menlo Regular" w:cs="Menlo Regular" w:hAnsi="Menlo Regular" w:eastAsia="Menlo Regular"/>
-          <w:outline w:val="0"/>
-          <w:color w:val="000000"/>
-          <w:shd w:val="clear" w:color="auto" w:fill="fffeff"/>
-          <w:rtl w:val="0"/>
-          <w14:textFill>
-            <w14:solidFill>
-              <w14:srgbClr w14:val="000000">
-                <w14:alpha w14:val="14999"/>
-              </w14:srgbClr>
-            </w14:solidFill>
-          </w14:textFill>
-        </w:rPr>
-      </w:pPr>
-      <w:r>
-        <w:rPr>
-          <w:rFonts w:ascii="Menlo Regular" w:hAnsi="Menlo Regular"/>
-          <w:outline w:val="0"/>
-          <w:color w:val="000000"/>
-          <w:shd w:val="clear" w:color="auto" w:fill="fffeff"/>
-          <w:rtl w:val="0"/>
-          <w:lang w:val="en-US"/>
-          <w14:textFill>
-            <w14:solidFill>
-              <w14:srgbClr w14:val="000000">
-                <w14:alpha w14:val="14999"/>
-              </w14:srgbClr>
-            </w14:solidFill>
-          </w14:textFill>
-        </w:rPr>
-        <w:t xml:space="preserve">  sourceTree = "</w:t>
-      </w:r>
-      <w:r>
-        <w:rPr>
-          <w:rStyle w:val="无"/>
-          <w:rFonts w:ascii="Menlo Regular" w:hAnsi="Menlo Regular"/>
-          <w:outline w:val="0"/>
-          <w:color w:val="937000"/>
-          <w:shd w:val="clear" w:color="auto" w:fill="fffeff"/>
-          <w:rtl w:val="0"/>
-          <w:lang w:val="fr-FR"/>
-          <w14:textFill>
-            <w14:solidFill>
-              <w14:srgbClr w14:val="947100"/>
-            </w14:solidFill>
-          </w14:textFill>
-        </w:rPr>
-        <w:t>&lt;group&gt;</w:t>
-      </w:r>
-      <w:r>
-        <w:rPr>
-          <w:rFonts w:ascii="Menlo Regular" w:hAnsi="Menlo Regular"/>
-          <w:outline w:val="0"/>
-          <w:color w:val="000000"/>
-          <w:shd w:val="clear" w:color="auto" w:fill="fffeff"/>
-          <w:rtl w:val="0"/>
-          <w14:textFill>
-            <w14:solidFill>
-              <w14:srgbClr w14:val="000000">
-                <w14:alpha w14:val="14999"/>
-              </w14:srgbClr>
-            </w14:solidFill>
-          </w14:textFill>
-        </w:rPr>
-        <w:t>";</w:t>
-      </w:r>
-    </w:p>
-    <w:p>
-      <w:pPr>
-        <w:pStyle w:val="默认"/>
-        <w:tabs>
-          <w:tab w:val="left" w:pos="593"/>
-          <w:tab w:val="left" w:pos="1186"/>
-          <w:tab w:val="left" w:pos="1779"/>
-          <w:tab w:val="left" w:pos="2372"/>
-          <w:tab w:val="left" w:pos="2965"/>
-          <w:tab w:val="left" w:pos="3558"/>
-          <w:tab w:val="left" w:pos="4151"/>
-          <w:tab w:val="left" w:pos="4744"/>
-          <w:tab w:val="left" w:pos="5337"/>
-          <w:tab w:val="left" w:pos="5930"/>
-          <w:tab w:val="left" w:pos="6523"/>
-          <w:tab w:val="left" w:pos="7116"/>
-          <w:tab w:val="left" w:pos="7709"/>
-        </w:tabs>
-        <w:bidi w:val="0"/>
-        <w:spacing w:before="0" w:line="240" w:lineRule="auto"/>
-        <w:ind w:left="0" w:right="0" w:firstLine="0"/>
-        <w:jc w:val="left"/>
-        <w:rPr>
-          <w:rFonts w:ascii="Menlo Regular" w:cs="Menlo Regular" w:hAnsi="Menlo Regular" w:eastAsia="Menlo Regular"/>
-          <w:outline w:val="0"/>
-          <w:color w:val="000000"/>
-          <w:shd w:val="clear" w:color="auto" w:fill="fffeff"/>
-          <w:rtl w:val="0"/>
-          <w14:textFill>
-            <w14:solidFill>
-              <w14:srgbClr w14:val="000000">
-                <w14:alpha w14:val="14999"/>
-              </w14:srgbClr>
-            </w14:solidFill>
-          </w14:textFill>
-        </w:rPr>
-      </w:pPr>
-      <w:r>
-        <w:rPr>
-          <w:rFonts w:ascii="Menlo Regular" w:hAnsi="Menlo Regular"/>
-          <w:outline w:val="0"/>
-          <w:color w:val="000000"/>
-          <w:shd w:val="clear" w:color="auto" w:fill="fffeff"/>
-          <w:rtl w:val="0"/>
-          <w14:textFill>
-            <w14:solidFill>
-              <w14:srgbClr w14:val="000000">
-                <w14:alpha w14:val="14999"/>
-              </w14:srgbClr>
-            </w14:solidFill>
-          </w14:textFill>
-        </w:rPr>
-        <w:t>};</w:t>
-      </w:r>
-    </w:p>
-    <w:p>
-      <w:pPr>
-        <w:pStyle w:val="默认"/>
-        <w:tabs>
-          <w:tab w:val="left" w:pos="593"/>
-          <w:tab w:val="left" w:pos="1186"/>
-          <w:tab w:val="left" w:pos="1779"/>
-          <w:tab w:val="left" w:pos="2372"/>
-          <w:tab w:val="left" w:pos="2965"/>
-          <w:tab w:val="left" w:pos="3558"/>
-          <w:tab w:val="left" w:pos="4151"/>
-          <w:tab w:val="left" w:pos="4744"/>
-          <w:tab w:val="left" w:pos="5337"/>
-          <w:tab w:val="left" w:pos="5930"/>
-          <w:tab w:val="left" w:pos="6523"/>
-          <w:tab w:val="left" w:pos="7116"/>
-          <w:tab w:val="left" w:pos="7709"/>
-        </w:tabs>
-        <w:bidi w:val="0"/>
-        <w:spacing w:before="0" w:line="240" w:lineRule="auto"/>
-        <w:ind w:left="0" w:right="0" w:firstLine="0"/>
-        <w:jc w:val="left"/>
-        <w:rPr>
-          <w:rFonts w:ascii="Menlo Regular" w:cs="Menlo Regular" w:hAnsi="Menlo Regular" w:eastAsia="Menlo Regular"/>
-          <w:outline w:val="0"/>
-          <w:color w:val="000000"/>
-          <w:shd w:val="clear" w:color="auto" w:fill="fffeff"/>
-          <w:rtl w:val="0"/>
-          <w14:textFill>
-            <w14:solidFill>
-              <w14:srgbClr w14:val="000000">
-                <w14:alpha w14:val="14999"/>
-              </w14:srgbClr>
-            </w14:solidFill>
-          </w14:textFill>
-        </w:rPr>
-      </w:pPr>
+        <w:t>Configuration:</w:t>
+      </w:r>
     </w:p>
     <w:p>
       <w:pPr>
@@ -4301,9 +2250,8 @@
       </w:pPr>
       <w:r>
         <w:rPr>
-          <w:rStyle w:val="无"/>
-          <w:rtl w:val="0"/>
-          <w:lang w:val="en-US"/>
+          <w:rStyle w:val="无 A"/>
+          <w:rtl w:val="0"/>
         </w:rPr>
         <w:t>Add required configurations in Info.plist referencing demo:</w:t>
       </w:r>
@@ -4313,23 +2261,26 @@
         <w:pStyle w:val="Normal.0"/>
       </w:pPr>
       <w:r>
+        <w:rPr>
+          <w:rStyle w:val="无 A"/>
+        </w:rPr>
         <w:drawing xmlns:a="http://schemas.openxmlformats.org/drawingml/2006/main">
           <wp:inline distT="0" distB="0" distL="0" distR="0">
             <wp:extent cx="5270500" cy="4406900"/>
             <wp:effectExtent l="0" t="0" r="0" b="0"/>
-            <wp:docPr id="1073741831" name="officeArt object" descr="info-plist.png"/>
+            <wp:docPr id="1073741833" name="officeArt object" descr="info-plist.png"/>
             <wp:cNvGraphicFramePr/>
             <a:graphic xmlns:a="http://schemas.openxmlformats.org/drawingml/2006/main">
               <a:graphicData uri="http://schemas.openxmlformats.org/drawingml/2006/picture">
                 <pic:pic xmlns:pic="http://schemas.openxmlformats.org/drawingml/2006/picture">
                   <pic:nvPicPr>
-                    <pic:cNvPr id="1073741831" name="info-plist.png" descr="info-plist.png"/>
+                    <pic:cNvPr id="1073741833" name="info-plist.png" descr="info-plist.png"/>
                     <pic:cNvPicPr>
                       <a:picLocks noChangeAspect="1"/>
                     </pic:cNvPicPr>
                   </pic:nvPicPr>
                   <pic:blipFill>
-                    <a:blip r:embed="rId10">
+                    <a:blip r:embed="rId12">
                       <a:extLst/>
                     </a:blip>
                     <a:srcRect l="25292" t="0" r="25292" b="0"/>
@@ -4493,22 +2444,22 @@
           <wp:inline distT="0" distB="0" distL="0" distR="0">
             <wp:extent cx="5270373" cy="1192585"/>
             <wp:effectExtent l="0" t="0" r="0" b="0"/>
-            <wp:docPr id="1073741832" name="officeArt object" descr="initEngine_code.png"/>
+            <wp:docPr id="1073741834" name="officeArt object" descr="initEngine_code.png"/>
             <wp:cNvGraphicFramePr/>
             <a:graphic xmlns:a="http://schemas.openxmlformats.org/drawingml/2006/main">
               <a:graphicData uri="http://schemas.openxmlformats.org/drawingml/2006/picture">
                 <pic:pic xmlns:pic="http://schemas.openxmlformats.org/drawingml/2006/picture">
                   <pic:nvPicPr>
-                    <pic:cNvPr id="1073741832" name="initEngine_code.png" descr="initEngine_code.png"/>
+                    <pic:cNvPr id="1073741834" name="initEngine_code.png" descr="initEngine_code.png"/>
                     <pic:cNvPicPr>
                       <a:picLocks noChangeAspect="1"/>
                     </pic:cNvPicPr>
                   </pic:nvPicPr>
                   <pic:blipFill>
-                    <a:blip r:embed="rId11">
+                    <a:blip r:embed="rId13">
                       <a:extLst/>
                     </a:blip>
-                    <a:srcRect l="13960" t="0" r="13960" b="0"/>
+                    <a:srcRect l="13959" t="0" r="13959" b="0"/>
                     <a:stretch>
                       <a:fillRect/>
                     </a:stretch>
@@ -4590,29 +2541,7 @@
           <w:rtl w:val="0"/>
           <w:lang w:val="en-US"/>
         </w:rPr>
-        <w:t xml:space="preserve">To launch the mini-game container in your target </w:t>
-      </w:r>
-      <w:r>
-        <w:rPr>
-          <w:rStyle w:val="无"/>
-          <w:rFonts w:ascii="SimSun" w:hAnsi="SimSun"/>
-          <w:sz w:val="24"/>
-          <w:szCs w:val="24"/>
-          <w:rtl w:val="0"/>
-          <w:lang w:val="en-US"/>
-        </w:rPr>
-        <w:t>ViewController</w:t>
-      </w:r>
-      <w:r>
-        <w:rPr>
-          <w:rStyle w:val="无"/>
-          <w:rFonts w:ascii="SimSun" w:hAnsi="SimSun"/>
-          <w:sz w:val="24"/>
-          <w:szCs w:val="24"/>
-          <w:rtl w:val="0"/>
-          <w:lang w:val="en-US"/>
-        </w:rPr>
-        <w:t>, execute the following code:</w:t>
+        <w:t>To launch the mini-game container in your target ViewController, execute the following code:</w:t>
       </w:r>
     </w:p>
     <w:p>
@@ -4634,21 +2563,21 @@
         </w:rPr>
         <w:drawing xmlns:a="http://schemas.openxmlformats.org/drawingml/2006/main">
           <wp:inline distT="0" distB="0" distL="0" distR="0">
-            <wp:extent cx="5270373" cy="1801886"/>
+            <wp:extent cx="5270373" cy="1801887"/>
             <wp:effectExtent l="0" t="0" r="0" b="0"/>
-            <wp:docPr id="1073741833" name="officeArt object" descr="launch_playsout_code.png"/>
+            <wp:docPr id="1073741835" name="officeArt object" descr="launch_playsout_code.png"/>
             <wp:cNvGraphicFramePr/>
             <a:graphic xmlns:a="http://schemas.openxmlformats.org/drawingml/2006/main">
               <a:graphicData uri="http://schemas.openxmlformats.org/drawingml/2006/picture">
                 <pic:pic xmlns:pic="http://schemas.openxmlformats.org/drawingml/2006/picture">
                   <pic:nvPicPr>
-                    <pic:cNvPr id="1073741833" name="launch_playsout_code.png" descr="launch_playsout_code.png"/>
+                    <pic:cNvPr id="1073741835" name="launch_playsout_code.png" descr="launch_playsout_code.png"/>
                     <pic:cNvPicPr>
                       <a:picLocks noChangeAspect="1"/>
                     </pic:cNvPicPr>
                   </pic:nvPicPr>
                   <pic:blipFill>
-                    <a:blip r:embed="rId12">
+                    <a:blip r:embed="rId14">
                       <a:extLst/>
                     </a:blip>
                     <a:srcRect l="0" t="6238" r="0" b="6238"/>
@@ -4659,7 +2588,7 @@
                   <pic:spPr>
                     <a:xfrm>
                       <a:off x="0" y="0"/>
-                      <a:ext cx="5270373" cy="1801886"/>
+                      <a:ext cx="5270373" cy="1801887"/>
                     </a:xfrm>
                     <a:prstGeom prst="rect">
                       <a:avLst/>
@@ -4691,21 +2620,16 @@
           <w:tab w:val="left" w:pos="5760"/>
           <w:tab w:val="left" w:pos="6480"/>
           <w:tab w:val="left" w:pos="7200"/>
-          <w:tab w:val="left" w:pos="7920"/>
+          <w:tab w:val="left" w:pos="7800"/>
         </w:tabs>
-        <w:bidi w:val="0"/>
         <w:spacing w:before="0" w:line="240" w:lineRule="auto"/>
-        <w:ind w:left="0" w:right="0" w:firstLine="0"/>
-        <w:jc w:val="left"/>
         <w:rPr>
           <w:rStyle w:val="无"/>
           <w:rFonts w:ascii="SimSun" w:cs="SimSun" w:hAnsi="SimSun" w:eastAsia="SimSun"/>
           <w:outline w:val="0"/>
           <w:color w:val="1f2328"/>
-          <w:sz w:val="24"/>
-          <w:szCs w:val="24"/>
+          <w:u w:color="1f2328"/>
           <w:shd w:val="clear" w:color="auto" w:fill="ffffff"/>
-          <w:rtl w:val="0"/>
           <w14:textFill>
             <w14:solidFill>
               <w14:srgbClr w14:val="1F2328"/>
@@ -4719,8 +2643,7 @@
           <w:rFonts w:ascii="SimSun" w:hAnsi="SimSun"/>
           <w:outline w:val="0"/>
           <w:color w:val="1f2328"/>
-          <w:sz w:val="24"/>
-          <w:szCs w:val="24"/>
+          <w:u w:color="1f2328"/>
           <w:shd w:val="clear" w:color="auto" w:fill="ffffff"/>
           <w:rtl w:val="0"/>
           <w:lang w:val="en-US"/>
@@ -4762,25 +2685,25 @@
       </w:pPr>
       <w:r>
         <w:rPr>
-          <w:rStyle w:val="无"/>
+          <w:rStyle w:val="无 A"/>
         </w:rPr>
         <w:drawing xmlns:a="http://schemas.openxmlformats.org/drawingml/2006/main">
           <wp:inline distT="0" distB="0" distL="0" distR="0">
-            <wp:extent cx="2543811" cy="4470400"/>
+            <wp:extent cx="2543812" cy="4470400"/>
             <wp:effectExtent l="0" t="0" r="0" b="0"/>
-            <wp:docPr id="1073741834" name="officeArt object" descr="1744716360704"/>
+            <wp:docPr id="1073741836" name="officeArt object" descr="1744716360704"/>
             <wp:cNvGraphicFramePr/>
             <a:graphic xmlns:a="http://schemas.openxmlformats.org/drawingml/2006/main">
               <a:graphicData uri="http://schemas.openxmlformats.org/drawingml/2006/picture">
                 <pic:pic xmlns:pic="http://schemas.openxmlformats.org/drawingml/2006/picture">
                   <pic:nvPicPr>
-                    <pic:cNvPr id="1073741834" name="1744716360704" descr="1744716360704"/>
+                    <pic:cNvPr id="1073741836" name="1744716360704" descr="1744716360704"/>
                     <pic:cNvPicPr>
                       <a:picLocks noChangeAspect="1"/>
                     </pic:cNvPicPr>
                   </pic:nvPicPr>
                   <pic:blipFill>
-                    <a:blip r:embed="rId13">
+                    <a:blip r:embed="rId15">
                       <a:extLst/>
                     </a:blip>
                     <a:stretch>
@@ -4790,7 +2713,7 @@
                   <pic:spPr>
                     <a:xfrm>
                       <a:off x="0" y="0"/>
-                      <a:ext cx="2543811" cy="4470400"/>
+                      <a:ext cx="2543812" cy="4470400"/>
                     </a:xfrm>
                     <a:prstGeom prst="rect">
                       <a:avLst/>
@@ -4809,7 +2732,7 @@
       </w:r>
       <w:r>
         <w:rPr>
-          <w:rStyle w:val="无"/>
+          <w:rStyle w:val="无 A"/>
           <w:rtl w:val="0"/>
           <w:lang w:val="en-US"/>
         </w:rPr>
@@ -4836,19 +2759,19 @@
           <wp:inline distT="0" distB="0" distL="0" distR="0">
             <wp:extent cx="2560955" cy="4493896"/>
             <wp:effectExtent l="0" t="0" r="0" b="0"/>
-            <wp:docPr id="1073741835" name="officeArt object" descr="1744716770138"/>
+            <wp:docPr id="1073741837" name="officeArt object" descr="1744716770138"/>
             <wp:cNvGraphicFramePr/>
             <a:graphic xmlns:a="http://schemas.openxmlformats.org/drawingml/2006/main">
               <a:graphicData uri="http://schemas.openxmlformats.org/drawingml/2006/picture">
                 <pic:pic xmlns:pic="http://schemas.openxmlformats.org/drawingml/2006/picture">
                   <pic:nvPicPr>
-                    <pic:cNvPr id="1073741835" name="1744716770138" descr="1744716770138"/>
+                    <pic:cNvPr id="1073741837" name="1744716770138" descr="1744716770138"/>
                     <pic:cNvPicPr>
                       <a:picLocks noChangeAspect="1"/>
                     </pic:cNvPicPr>
                   </pic:nvPicPr>
                   <pic:blipFill>
-                    <a:blip r:embed="rId14">
+                    <a:blip r:embed="rId16">
                       <a:extLst/>
                     </a:blip>
                     <a:stretch>
@@ -4890,13 +2813,11 @@
           <w:tab w:val="left" w:pos="5760"/>
           <w:tab w:val="left" w:pos="6480"/>
           <w:tab w:val="left" w:pos="7200"/>
-          <w:tab w:val="left" w:pos="7920"/>
+          <w:tab w:val="left" w:pos="7800"/>
         </w:tabs>
-        <w:bidi w:val="0"/>
         <w:spacing w:before="0" w:after="320" w:line="240" w:lineRule="auto"/>
-        <w:ind w:left="0" w:right="0" w:firstLine="0"/>
-        <w:jc w:val="left"/>
-        <w:rPr>
+        <w:rPr>
+          <w:rStyle w:val="无"/>
           <w:rFonts w:ascii="Helvetica" w:cs="Helvetica" w:hAnsi="Helvetica" w:eastAsia="Helvetica"/>
           <w:b w:val="1"/>
           <w:bCs w:val="1"/>
@@ -4904,8 +2825,8 @@
           <w:color w:val="1f2328"/>
           <w:sz w:val="40"/>
           <w:szCs w:val="40"/>
+          <w:u w:color="1f2328"/>
           <w:shd w:val="clear" w:color="auto" w:fill="ffffff"/>
-          <w:rtl w:val="0"/>
           <w14:textFill>
             <w14:solidFill>
               <w14:srgbClr w14:val="1F2328"/>
@@ -4915,6 +2836,7 @@
       </w:pPr>
       <w:r>
         <w:rPr>
+          <w:rStyle w:val="无"/>
           <w:rFonts w:ascii="Helvetica" w:hAnsi="Helvetica"/>
           <w:b w:val="1"/>
           <w:bCs w:val="1"/>
@@ -4922,6 +2844,7 @@
           <w:color w:val="1f2328"/>
           <w:sz w:val="40"/>
           <w:szCs w:val="40"/>
+          <w:u w:color="1f2328"/>
           <w:shd w:val="clear" w:color="auto" w:fill="ffffff"/>
           <w:rtl w:val="0"/>
           <w:lang w:val="en-US"/>
@@ -4948,20 +2871,18 @@
           <w:tab w:val="left" w:pos="5760"/>
           <w:tab w:val="left" w:pos="6480"/>
           <w:tab w:val="left" w:pos="7200"/>
-          <w:tab w:val="left" w:pos="7920"/>
+          <w:tab w:val="left" w:pos="7800"/>
         </w:tabs>
-        <w:bidi w:val="0"/>
         <w:spacing w:before="0" w:line="240" w:lineRule="auto"/>
-        <w:ind w:left="0" w:right="0" w:firstLine="0"/>
-        <w:jc w:val="left"/>
-        <w:rPr>
-          <w:rStyle w:val="Hyperlink.2"/>
+        <w:rPr>
+          <w:rStyle w:val="无"/>
           <w:rFonts w:ascii="Helvetica" w:cs="Helvetica" w:hAnsi="Helvetica" w:eastAsia="Helvetica"/>
           <w:outline w:val="0"/>
           <w:color w:val="0969da"/>
           <w:sz w:val="32"/>
           <w:szCs w:val="32"/>
-          <w:rtl w:val="0"/>
+          <w:u w:color="0969da"/>
+          <w:shd w:val="clear" w:color="auto" w:fill="ffffff"/>
           <w14:textFill>
             <w14:solidFill>
               <w14:srgbClr w14:val="0969DA"/>
@@ -4969,73 +2890,6 @@
           </w14:textFill>
         </w:rPr>
       </w:pPr>
-      <w:r>
-        <w:rPr>
-          <w:rStyle w:val="Hyperlink.2"/>
-          <w:rFonts w:ascii="Helvetica" w:cs="Helvetica" w:hAnsi="Helvetica" w:eastAsia="Helvetica"/>
-          <w:outline w:val="0"/>
-          <w:color w:val="0969da"/>
-          <w:sz w:val="32"/>
-          <w:szCs w:val="32"/>
-          <w:rtl w:val="0"/>
-          <w14:textFill>
-            <w14:solidFill>
-              <w14:srgbClr w14:val="0969DA"/>
-            </w14:solidFill>
-          </w14:textFill>
-        </w:rPr>
-        <w:fldChar w:fldCharType="begin" w:fldLock="0"/>
-      </w:r>
-      <w:r>
-        <w:rPr>
-          <w:rStyle w:val="Hyperlink.2"/>
-          <w:rFonts w:ascii="Helvetica" w:cs="Helvetica" w:hAnsi="Helvetica" w:eastAsia="Helvetica"/>
-          <w:outline w:val="0"/>
-          <w:color w:val="0969da"/>
-          <w:sz w:val="32"/>
-          <w:szCs w:val="32"/>
-          <w:rtl w:val="0"/>
-          <w14:textFill>
-            <w14:solidFill>
-              <w14:srgbClr w14:val="0969DA"/>
-            </w14:solidFill>
-          </w14:textFill>
-        </w:rPr>
-        <w:instrText xml:space="preserve"> HYPERLINK "https://github.com/Playsout/playsoutsdk_demo_ios#6-how-to-add-your-admob-ad"</w:instrText>
-      </w:r>
-      <w:r>
-        <w:rPr>
-          <w:rStyle w:val="Hyperlink.2"/>
-          <w:rFonts w:ascii="Helvetica" w:cs="Helvetica" w:hAnsi="Helvetica" w:eastAsia="Helvetica"/>
-          <w:outline w:val="0"/>
-          <w:color w:val="0969da"/>
-          <w:sz w:val="32"/>
-          <w:szCs w:val="32"/>
-          <w:rtl w:val="0"/>
-          <w14:textFill>
-            <w14:solidFill>
-              <w14:srgbClr w14:val="0969DA"/>
-            </w14:solidFill>
-          </w14:textFill>
-        </w:rPr>
-        <w:fldChar w:fldCharType="separate" w:fldLock="0"/>
-      </w:r>
-      <w:r>
-        <w:rPr>
-          <w:rFonts w:ascii="Helvetica" w:cs="Helvetica" w:hAnsi="Helvetica" w:eastAsia="Helvetica"/>
-          <w:outline w:val="0"/>
-          <w:color w:val="0969da"/>
-          <w:sz w:val="32"/>
-          <w:szCs w:val="32"/>
-          <w:rtl w:val="0"/>
-          <w14:textFill>
-            <w14:solidFill>
-              <w14:srgbClr w14:val="0969DA"/>
-            </w14:solidFill>
-          </w14:textFill>
-        </w:rPr>
-        <w:fldChar w:fldCharType="end" w:fldLock="0"/>
-      </w:r>
     </w:p>
     <w:p>
       <w:pPr>
@@ -5051,20 +2905,18 @@
           <w:tab w:val="left" w:pos="5760"/>
           <w:tab w:val="left" w:pos="6480"/>
           <w:tab w:val="left" w:pos="7200"/>
-          <w:tab w:val="left" w:pos="7920"/>
+          <w:tab w:val="left" w:pos="7800"/>
         </w:tabs>
-        <w:bidi w:val="0"/>
         <w:spacing w:before="0" w:after="320" w:line="240" w:lineRule="auto"/>
-        <w:ind w:left="0" w:right="0" w:firstLine="0"/>
-        <w:jc w:val="left"/>
-        <w:rPr>
+        <w:rPr>
+          <w:rStyle w:val="无"/>
           <w:rFonts w:ascii="Helvetica" w:cs="Helvetica" w:hAnsi="Helvetica" w:eastAsia="Helvetica"/>
           <w:outline w:val="0"/>
           <w:color w:val="1f2328"/>
           <w:sz w:val="32"/>
           <w:szCs w:val="32"/>
+          <w:u w:color="1f2328"/>
           <w:shd w:val="clear" w:color="auto" w:fill="ffffff"/>
-          <w:rtl w:val="0"/>
           <w14:textFill>
             <w14:solidFill>
               <w14:srgbClr w14:val="1F2328"/>
@@ -5074,11 +2926,13 @@
       </w:pPr>
       <w:r>
         <w:rPr>
+          <w:rStyle w:val="无"/>
           <w:rFonts w:ascii="Helvetica" w:hAnsi="Helvetica"/>
           <w:outline w:val="0"/>
           <w:color w:val="1f2328"/>
           <w:sz w:val="32"/>
           <w:szCs w:val="32"/>
+          <w:u w:color="1f2328"/>
           <w:shd w:val="clear" w:color="auto" w:fill="ffffff"/>
           <w:rtl w:val="0"/>
           <w:lang w:val="en-US"/>
@@ -5105,11 +2959,9 @@
           <w:tab w:val="left" w:pos="5760"/>
           <w:tab w:val="left" w:pos="6480"/>
           <w:tab w:val="left" w:pos="7200"/>
-          <w:tab w:val="left" w:pos="7920"/>
+          <w:tab w:val="left" w:pos="7800"/>
         </w:tabs>
-        <w:bidi w:val="0"/>
         <w:spacing w:before="0" w:line="240" w:lineRule="auto"/>
-        <w:ind w:left="0" w:right="0" w:firstLine="0"/>
         <w:jc w:val="center"/>
         <w:rPr>
           <w:rStyle w:val="无"/>
@@ -5118,8 +2970,8 @@
           <w:color w:val="1f2328"/>
           <w:sz w:val="32"/>
           <w:szCs w:val="32"/>
+          <w:u w:color="1f2328"/>
           <w:shd w:val="clear" w:color="auto" w:fill="ffffff"/>
-          <w:rtl w:val="0"/>
           <w14:textFill>
             <w14:solidFill>
               <w14:srgbClr w14:val="1F2328"/>
@@ -5129,13 +2981,14 @@
       </w:pPr>
       <w:r>
         <w:rPr>
-          <w:rStyle w:val="Hyperlink.2"/>
+          <w:rStyle w:val="无"/>
           <w:rFonts w:ascii="Helvetica" w:cs="Helvetica" w:hAnsi="Helvetica" w:eastAsia="Helvetica"/>
           <w:outline w:val="0"/>
           <w:color w:val="0969da"/>
           <w:sz w:val="32"/>
           <w:szCs w:val="32"/>
-          <w:rtl w:val="0"/>
+          <w:u w:color="0969da"/>
+          <w:shd w:val="clear" w:color="auto" w:fill="ffffff"/>
           <w14:textFill>
             <w14:solidFill>
               <w14:srgbClr w14:val="0969DA"/>
@@ -5146,19 +2999,19 @@
           <wp:inline distT="0" distB="0" distL="0" distR="0">
             <wp:extent cx="5270373" cy="2177580"/>
             <wp:effectExtent l="0" t="0" r="0" b="0"/>
-            <wp:docPr id="1073741836" name="officeArt object" descr="info-plist.png"/>
+            <wp:docPr id="1073741838" name="officeArt object" descr="info-plist.png"/>
             <wp:cNvGraphicFramePr/>
             <a:graphic xmlns:a="http://schemas.openxmlformats.org/drawingml/2006/main">
               <a:graphicData uri="http://schemas.openxmlformats.org/drawingml/2006/picture">
                 <pic:pic xmlns:pic="http://schemas.openxmlformats.org/drawingml/2006/picture">
                   <pic:nvPicPr>
-                    <pic:cNvPr id="1073741836" name="info-plist.png" descr="info-plist.png"/>
+                    <pic:cNvPr id="1073741838" name="info-plist.png" descr="info-plist.png"/>
                     <pic:cNvPicPr>
                       <a:picLocks noChangeAspect="1"/>
                     </pic:cNvPicPr>
                   </pic:nvPicPr>
                   <pic:blipFill>
-                    <a:blip r:embed="rId10">
+                    <a:blip r:embed="rId12">
                       <a:extLst/>
                     </a:blip>
                     <a:stretch>
@@ -5200,20 +3053,18 @@
           <w:tab w:val="left" w:pos="5760"/>
           <w:tab w:val="left" w:pos="6480"/>
           <w:tab w:val="left" w:pos="7200"/>
-          <w:tab w:val="left" w:pos="7920"/>
+          <w:tab w:val="left" w:pos="7800"/>
         </w:tabs>
-        <w:bidi w:val="0"/>
         <w:spacing w:before="0" w:line="240" w:lineRule="auto"/>
-        <w:ind w:left="0" w:right="0" w:firstLine="0"/>
-        <w:jc w:val="left"/>
-        <w:rPr>
+        <w:rPr>
+          <w:rStyle w:val="无"/>
           <w:rFonts w:ascii="Helvetica" w:cs="Helvetica" w:hAnsi="Helvetica" w:eastAsia="Helvetica"/>
           <w:outline w:val="0"/>
           <w:color w:val="1f2328"/>
           <w:sz w:val="32"/>
           <w:szCs w:val="32"/>
+          <w:u w:color="1f2328"/>
           <w:shd w:val="clear" w:color="auto" w:fill="ffffff"/>
-          <w:rtl w:val="0"/>
           <w14:textFill>
             <w14:solidFill>
               <w14:srgbClr w14:val="1F2328"/>
@@ -5223,11 +3074,13 @@
       </w:pPr>
       <w:r>
         <w:rPr>
+          <w:rStyle w:val="无"/>
           <w:rFonts w:ascii="Helvetica" w:hAnsi="Helvetica"/>
           <w:outline w:val="0"/>
           <w:color w:val="1f2328"/>
           <w:sz w:val="32"/>
           <w:szCs w:val="32"/>
+          <w:u w:color="1f2328"/>
           <w:shd w:val="clear" w:color="auto" w:fill="ffffff"/>
           <w:rtl w:val="0"/>
           <w:lang w:val="en-US"/>
@@ -5254,11 +3107,9 @@
           <w:tab w:val="left" w:pos="5760"/>
           <w:tab w:val="left" w:pos="6480"/>
           <w:tab w:val="left" w:pos="7200"/>
-          <w:tab w:val="left" w:pos="7920"/>
+          <w:tab w:val="left" w:pos="7800"/>
         </w:tabs>
-        <w:bidi w:val="0"/>
         <w:spacing w:before="0" w:line="240" w:lineRule="auto"/>
-        <w:ind w:left="0" w:right="0" w:firstLine="0"/>
         <w:jc w:val="center"/>
         <w:rPr>
           <w:rStyle w:val="无"/>
@@ -5267,8 +3118,8 @@
           <w:color w:val="1f2328"/>
           <w:sz w:val="32"/>
           <w:szCs w:val="32"/>
+          <w:u w:color="1f2328"/>
           <w:shd w:val="clear" w:color="auto" w:fill="ffffff"/>
-          <w:rtl w:val="0"/>
           <w14:textFill>
             <w14:solidFill>
               <w14:srgbClr w14:val="1F2328"/>
@@ -5278,13 +3129,14 @@
       </w:pPr>
       <w:r>
         <w:rPr>
-          <w:rStyle w:val="Hyperlink.2"/>
+          <w:rStyle w:val="无"/>
           <w:rFonts w:ascii="Helvetica" w:cs="Helvetica" w:hAnsi="Helvetica" w:eastAsia="Helvetica"/>
           <w:outline w:val="0"/>
           <w:color w:val="0969da"/>
           <w:sz w:val="32"/>
           <w:szCs w:val="32"/>
-          <w:rtl w:val="0"/>
+          <w:u w:color="0969da"/>
+          <w:shd w:val="clear" w:color="auto" w:fill="ffffff"/>
           <w14:textFill>
             <w14:solidFill>
               <w14:srgbClr w14:val="0969DA"/>
@@ -5295,19 +3147,19 @@
           <wp:inline distT="0" distB="0" distL="0" distR="0">
             <wp:extent cx="5270373" cy="1109017"/>
             <wp:effectExtent l="0" t="0" r="0" b="0"/>
-            <wp:docPr id="1073741837" name="officeArt object" descr="adid.png"/>
+            <wp:docPr id="1073741839" name="officeArt object" descr="adid.png"/>
             <wp:cNvGraphicFramePr/>
             <a:graphic xmlns:a="http://schemas.openxmlformats.org/drawingml/2006/main">
               <a:graphicData uri="http://schemas.openxmlformats.org/drawingml/2006/picture">
                 <pic:pic xmlns:pic="http://schemas.openxmlformats.org/drawingml/2006/picture">
                   <pic:nvPicPr>
-                    <pic:cNvPr id="1073741837" name="adid.png" descr="adid.png"/>
+                    <pic:cNvPr id="1073741839" name="adid.png" descr="adid.png"/>
                     <pic:cNvPicPr>
                       <a:picLocks noChangeAspect="1"/>
                     </pic:cNvPicPr>
                   </pic:nvPicPr>
                   <pic:blipFill>
-                    <a:blip r:embed="rId15">
+                    <a:blip r:embed="rId17">
                       <a:extLst/>
                     </a:blip>
                     <a:stretch>
@@ -5349,13 +3201,11 @@
           <w:tab w:val="left" w:pos="5760"/>
           <w:tab w:val="left" w:pos="6480"/>
           <w:tab w:val="left" w:pos="7200"/>
-          <w:tab w:val="left" w:pos="7920"/>
+          <w:tab w:val="left" w:pos="7800"/>
         </w:tabs>
-        <w:bidi w:val="0"/>
         <w:spacing w:before="0" w:after="320" w:line="240" w:lineRule="auto"/>
-        <w:ind w:left="0" w:right="0" w:firstLine="0"/>
-        <w:jc w:val="left"/>
-        <w:rPr>
+        <w:rPr>
+          <w:rStyle w:val="无"/>
           <w:rFonts w:ascii="Helvetica" w:cs="Helvetica" w:hAnsi="Helvetica" w:eastAsia="Helvetica"/>
           <w:b w:val="1"/>
           <w:bCs w:val="1"/>
@@ -5363,8 +3213,8 @@
           <w:color w:val="1f2328"/>
           <w:sz w:val="40"/>
           <w:szCs w:val="40"/>
+          <w:u w:color="1f2328"/>
           <w:shd w:val="clear" w:color="auto" w:fill="ffffff"/>
-          <w:rtl w:val="0"/>
           <w14:textFill>
             <w14:solidFill>
               <w14:srgbClr w14:val="1F2328"/>
@@ -5374,6 +3224,7 @@
       </w:pPr>
       <w:r>
         <w:rPr>
+          <w:rStyle w:val="无"/>
           <w:rFonts w:ascii="Helvetica" w:hAnsi="Helvetica"/>
           <w:b w:val="1"/>
           <w:bCs w:val="1"/>
@@ -5381,6 +3232,7 @@
           <w:color w:val="1f2328"/>
           <w:sz w:val="40"/>
           <w:szCs w:val="40"/>
+          <w:u w:color="1f2328"/>
           <w:shd w:val="clear" w:color="auto" w:fill="ffffff"/>
           <w:rtl w:val="0"/>
           <w:lang w:val="en-US"/>
@@ -5407,20 +3259,18 @@
           <w:tab w:val="left" w:pos="5760"/>
           <w:tab w:val="left" w:pos="6480"/>
           <w:tab w:val="left" w:pos="7200"/>
-          <w:tab w:val="left" w:pos="7920"/>
+          <w:tab w:val="left" w:pos="7800"/>
         </w:tabs>
-        <w:bidi w:val="0"/>
         <w:spacing w:before="0" w:line="240" w:lineRule="auto"/>
-        <w:ind w:left="0" w:right="0" w:firstLine="0"/>
-        <w:jc w:val="left"/>
-        <w:rPr>
-          <w:rStyle w:val="Hyperlink.2"/>
+        <w:rPr>
+          <w:rStyle w:val="无"/>
           <w:rFonts w:ascii="Helvetica" w:cs="Helvetica" w:hAnsi="Helvetica" w:eastAsia="Helvetica"/>
           <w:outline w:val="0"/>
           <w:color w:val="0969da"/>
           <w:sz w:val="32"/>
           <w:szCs w:val="32"/>
-          <w:rtl w:val="0"/>
+          <w:u w:color="0969da"/>
+          <w:shd w:val="clear" w:color="auto" w:fill="ffffff"/>
           <w14:textFill>
             <w14:solidFill>
               <w14:srgbClr w14:val="0969DA"/>
@@ -5428,73 +3278,6 @@
           </w14:textFill>
         </w:rPr>
       </w:pPr>
-      <w:r>
-        <w:rPr>
-          <w:rStyle w:val="Hyperlink.2"/>
-          <w:rFonts w:ascii="Helvetica" w:cs="Helvetica" w:hAnsi="Helvetica" w:eastAsia="Helvetica"/>
-          <w:outline w:val="0"/>
-          <w:color w:val="0969da"/>
-          <w:sz w:val="32"/>
-          <w:szCs w:val="32"/>
-          <w:rtl w:val="0"/>
-          <w14:textFill>
-            <w14:solidFill>
-              <w14:srgbClr w14:val="0969DA"/>
-            </w14:solidFill>
-          </w14:textFill>
-        </w:rPr>
-        <w:fldChar w:fldCharType="begin" w:fldLock="0"/>
-      </w:r>
-      <w:r>
-        <w:rPr>
-          <w:rStyle w:val="Hyperlink.2"/>
-          <w:rFonts w:ascii="Helvetica" w:cs="Helvetica" w:hAnsi="Helvetica" w:eastAsia="Helvetica"/>
-          <w:outline w:val="0"/>
-          <w:color w:val="0969da"/>
-          <w:sz w:val="32"/>
-          <w:szCs w:val="32"/>
-          <w:rtl w:val="0"/>
-          <w14:textFill>
-            <w14:solidFill>
-              <w14:srgbClr w14:val="0969DA"/>
-            </w14:solidFill>
-          </w14:textFill>
-        </w:rPr>
-        <w:instrText xml:space="preserve"> HYPERLINK "https://github.com/Playsout/playsoutsdk_demo_ios#7-how-to-add-your-in-app-purchase"</w:instrText>
-      </w:r>
-      <w:r>
-        <w:rPr>
-          <w:rStyle w:val="Hyperlink.2"/>
-          <w:rFonts w:ascii="Helvetica" w:cs="Helvetica" w:hAnsi="Helvetica" w:eastAsia="Helvetica"/>
-          <w:outline w:val="0"/>
-          <w:color w:val="0969da"/>
-          <w:sz w:val="32"/>
-          <w:szCs w:val="32"/>
-          <w:rtl w:val="0"/>
-          <w14:textFill>
-            <w14:solidFill>
-              <w14:srgbClr w14:val="0969DA"/>
-            </w14:solidFill>
-          </w14:textFill>
-        </w:rPr>
-        <w:fldChar w:fldCharType="separate" w:fldLock="0"/>
-      </w:r>
-      <w:r>
-        <w:rPr>
-          <w:rFonts w:ascii="Helvetica" w:cs="Helvetica" w:hAnsi="Helvetica" w:eastAsia="Helvetica"/>
-          <w:outline w:val="0"/>
-          <w:color w:val="0969da"/>
-          <w:sz w:val="32"/>
-          <w:szCs w:val="32"/>
-          <w:rtl w:val="0"/>
-          <w14:textFill>
-            <w14:solidFill>
-              <w14:srgbClr w14:val="0969DA"/>
-            </w14:solidFill>
-          </w14:textFill>
-        </w:rPr>
-        <w:fldChar w:fldCharType="end" w:fldLock="0"/>
-      </w:r>
     </w:p>
     <w:p>
       <w:pPr>
@@ -5510,20 +3293,18 @@
           <w:tab w:val="left" w:pos="5760"/>
           <w:tab w:val="left" w:pos="6480"/>
           <w:tab w:val="left" w:pos="7200"/>
-          <w:tab w:val="left" w:pos="7920"/>
+          <w:tab w:val="left" w:pos="7800"/>
         </w:tabs>
-        <w:bidi w:val="0"/>
         <w:spacing w:before="0" w:after="320" w:line="240" w:lineRule="auto"/>
-        <w:ind w:left="0" w:right="0" w:firstLine="0"/>
-        <w:jc w:val="left"/>
-        <w:rPr>
+        <w:rPr>
+          <w:rStyle w:val="无"/>
           <w:rFonts w:ascii="Helvetica" w:cs="Helvetica" w:hAnsi="Helvetica" w:eastAsia="Helvetica"/>
           <w:outline w:val="0"/>
           <w:color w:val="1f2328"/>
           <w:sz w:val="32"/>
           <w:szCs w:val="32"/>
+          <w:u w:color="1f2328"/>
           <w:shd w:val="clear" w:color="auto" w:fill="ffffff"/>
-          <w:rtl w:val="0"/>
           <w14:textFill>
             <w14:solidFill>
               <w14:srgbClr w14:val="1F2328"/>
@@ -5533,11 +3314,13 @@
       </w:pPr>
       <w:r>
         <w:rPr>
+          <w:rStyle w:val="无"/>
           <w:rFonts w:ascii="Helvetica" w:hAnsi="Helvetica"/>
           <w:outline w:val="0"/>
           <w:color w:val="1f2328"/>
           <w:sz w:val="32"/>
           <w:szCs w:val="32"/>
+          <w:u w:color="1f2328"/>
           <w:shd w:val="clear" w:color="auto" w:fill="ffffff"/>
           <w:rtl w:val="0"/>
           <w:lang w:val="en-US"/>
@@ -5564,20 +3347,18 @@
           <w:tab w:val="left" w:pos="5760"/>
           <w:tab w:val="left" w:pos="6480"/>
           <w:tab w:val="left" w:pos="7200"/>
-          <w:tab w:val="left" w:pos="7920"/>
+          <w:tab w:val="left" w:pos="7800"/>
         </w:tabs>
-        <w:bidi w:val="0"/>
         <w:spacing w:before="0" w:after="320" w:line="240" w:lineRule="auto"/>
-        <w:ind w:left="0" w:right="0" w:firstLine="0"/>
-        <w:jc w:val="left"/>
-        <w:rPr>
+        <w:rPr>
+          <w:rStyle w:val="无"/>
           <w:rFonts w:ascii="Helvetica" w:cs="Helvetica" w:hAnsi="Helvetica" w:eastAsia="Helvetica"/>
           <w:outline w:val="0"/>
           <w:color w:val="1f2328"/>
           <w:sz w:val="32"/>
           <w:szCs w:val="32"/>
+          <w:u w:color="1f2328"/>
           <w:shd w:val="clear" w:color="auto" w:fill="ffffff"/>
-          <w:rtl w:val="0"/>
           <w14:textFill>
             <w14:solidFill>
               <w14:srgbClr w14:val="1F2328"/>
@@ -5587,11 +3368,13 @@
       </w:pPr>
       <w:r>
         <w:rPr>
+          <w:rStyle w:val="无"/>
           <w:rFonts w:ascii="Helvetica" w:hAnsi="Helvetica"/>
           <w:outline w:val="0"/>
           <w:color w:val="1f2328"/>
           <w:sz w:val="32"/>
           <w:szCs w:val="32"/>
+          <w:u w:color="1f2328"/>
           <w:shd w:val="clear" w:color="auto" w:fill="ffffff"/>
           <w:rtl w:val="0"/>
           <w:lang w:val="en-US"/>
@@ -5618,20 +3401,18 @@
           <w:tab w:val="left" w:pos="5760"/>
           <w:tab w:val="left" w:pos="6480"/>
           <w:tab w:val="left" w:pos="7200"/>
-          <w:tab w:val="left" w:pos="7920"/>
+          <w:tab w:val="left" w:pos="7800"/>
         </w:tabs>
-        <w:bidi w:val="0"/>
         <w:spacing w:before="0" w:after="320" w:line="240" w:lineRule="auto"/>
-        <w:ind w:left="0" w:right="0" w:firstLine="0"/>
-        <w:jc w:val="left"/>
-        <w:rPr>
+        <w:rPr>
+          <w:rStyle w:val="无"/>
           <w:rFonts w:ascii="Helvetica" w:cs="Helvetica" w:hAnsi="Helvetica" w:eastAsia="Helvetica"/>
           <w:outline w:val="0"/>
           <w:color w:val="1f2328"/>
           <w:sz w:val="32"/>
           <w:szCs w:val="32"/>
+          <w:u w:color="1f2328"/>
           <w:shd w:val="clear" w:color="auto" w:fill="ffffff"/>
-          <w:rtl w:val="0"/>
           <w14:textFill>
             <w14:solidFill>
               <w14:srgbClr w14:val="1F2328"/>
@@ -5641,11 +3422,13 @@
       </w:pPr>
       <w:r>
         <w:rPr>
+          <w:rStyle w:val="无"/>
           <w:rFonts w:ascii="Helvetica" w:hAnsi="Helvetica"/>
           <w:outline w:val="0"/>
           <w:color w:val="1f2328"/>
           <w:sz w:val="32"/>
           <w:szCs w:val="32"/>
+          <w:u w:color="1f2328"/>
           <w:shd w:val="clear" w:color="auto" w:fill="ffffff"/>
           <w:rtl w:val="0"/>
           <w:lang w:val="en-US"/>
@@ -5672,20 +3455,18 @@
           <w:tab w:val="left" w:pos="5760"/>
           <w:tab w:val="left" w:pos="6480"/>
           <w:tab w:val="left" w:pos="7200"/>
-          <w:tab w:val="left" w:pos="7920"/>
+          <w:tab w:val="left" w:pos="7800"/>
         </w:tabs>
-        <w:bidi w:val="0"/>
         <w:spacing w:before="0" w:after="320" w:line="240" w:lineRule="auto"/>
-        <w:ind w:left="0" w:right="0" w:firstLine="0"/>
-        <w:jc w:val="left"/>
-        <w:rPr>
+        <w:rPr>
+          <w:rStyle w:val="无"/>
           <w:rFonts w:ascii="Helvetica" w:cs="Helvetica" w:hAnsi="Helvetica" w:eastAsia="Helvetica"/>
           <w:outline w:val="0"/>
           <w:color w:val="1f2328"/>
           <w:sz w:val="32"/>
           <w:szCs w:val="32"/>
+          <w:u w:color="1f2328"/>
           <w:shd w:val="clear" w:color="auto" w:fill="ffffff"/>
-          <w:rtl w:val="0"/>
           <w14:textFill>
             <w14:solidFill>
               <w14:srgbClr w14:val="1F2328"/>
@@ -5695,11 +3476,13 @@
       </w:pPr>
       <w:r>
         <w:rPr>
+          <w:rStyle w:val="无"/>
           <w:rFonts w:ascii="Helvetica" w:hAnsi="Helvetica"/>
           <w:outline w:val="0"/>
           <w:color w:val="1f2328"/>
           <w:sz w:val="32"/>
           <w:szCs w:val="32"/>
+          <w:u w:color="1f2328"/>
           <w:shd w:val="clear" w:color="auto" w:fill="ffffff"/>
           <w:rtl w:val="0"/>
           <w:lang w:val="en-US"/>
@@ -5726,20 +3509,18 @@
           <w:tab w:val="left" w:pos="5760"/>
           <w:tab w:val="left" w:pos="6480"/>
           <w:tab w:val="left" w:pos="7200"/>
-          <w:tab w:val="left" w:pos="7920"/>
+          <w:tab w:val="left" w:pos="7800"/>
         </w:tabs>
-        <w:bidi w:val="0"/>
         <w:spacing w:before="0" w:after="320" w:line="240" w:lineRule="auto"/>
-        <w:ind w:left="0" w:right="0" w:firstLine="0"/>
-        <w:jc w:val="left"/>
-        <w:rPr>
+        <w:rPr>
+          <w:rStyle w:val="无"/>
           <w:rFonts w:ascii="Helvetica" w:cs="Helvetica" w:hAnsi="Helvetica" w:eastAsia="Helvetica"/>
           <w:outline w:val="0"/>
           <w:color w:val="1f2328"/>
           <w:sz w:val="32"/>
           <w:szCs w:val="32"/>
+          <w:u w:color="1f2328"/>
           <w:shd w:val="clear" w:color="auto" w:fill="ffffff"/>
-          <w:rtl w:val="0"/>
           <w14:textFill>
             <w14:solidFill>
               <w14:srgbClr w14:val="1F2328"/>
@@ -5749,11 +3530,13 @@
       </w:pPr>
       <w:r>
         <w:rPr>
+          <w:rStyle w:val="无"/>
           <w:rFonts w:ascii="Helvetica" w:hAnsi="Helvetica"/>
           <w:outline w:val="0"/>
           <w:color w:val="1f2328"/>
           <w:sz w:val="32"/>
           <w:szCs w:val="32"/>
+          <w:u w:color="1f2328"/>
           <w:shd w:val="clear" w:color="auto" w:fill="ffffff"/>
           <w:rtl w:val="0"/>
           <w:lang w:val="en-US"/>
@@ -5780,20 +3563,18 @@
           <w:tab w:val="left" w:pos="5760"/>
           <w:tab w:val="left" w:pos="6480"/>
           <w:tab w:val="left" w:pos="7200"/>
-          <w:tab w:val="left" w:pos="7920"/>
+          <w:tab w:val="left" w:pos="7800"/>
         </w:tabs>
-        <w:bidi w:val="0"/>
         <w:spacing w:before="0" w:after="320" w:line="240" w:lineRule="auto"/>
-        <w:ind w:left="0" w:right="0" w:firstLine="0"/>
-        <w:jc w:val="left"/>
-        <w:rPr>
+        <w:rPr>
+          <w:rStyle w:val="无"/>
           <w:rFonts w:ascii="Helvetica" w:cs="Helvetica" w:hAnsi="Helvetica" w:eastAsia="Helvetica"/>
           <w:outline w:val="0"/>
           <w:color w:val="1f2328"/>
           <w:sz w:val="32"/>
           <w:szCs w:val="32"/>
+          <w:u w:color="1f2328"/>
           <w:shd w:val="clear" w:color="auto" w:fill="ffffff"/>
-          <w:rtl w:val="0"/>
           <w14:textFill>
             <w14:solidFill>
               <w14:srgbClr w14:val="1F2328"/>
@@ -5803,11 +3584,13 @@
       </w:pPr>
       <w:r>
         <w:rPr>
+          <w:rStyle w:val="无"/>
           <w:rFonts w:ascii="Helvetica" w:hAnsi="Helvetica"/>
           <w:outline w:val="0"/>
           <w:color w:val="1f2328"/>
           <w:sz w:val="32"/>
           <w:szCs w:val="32"/>
+          <w:u w:color="1f2328"/>
           <w:shd w:val="clear" w:color="auto" w:fill="ffffff"/>
           <w:rtl w:val="0"/>
           <w:lang w:val="en-US"/>
@@ -5834,11 +3617,9 @@
           <w:tab w:val="left" w:pos="5760"/>
           <w:tab w:val="left" w:pos="6480"/>
           <w:tab w:val="left" w:pos="7200"/>
-          <w:tab w:val="left" w:pos="7920"/>
+          <w:tab w:val="left" w:pos="7800"/>
         </w:tabs>
-        <w:bidi w:val="0"/>
         <w:spacing w:before="0" w:line="240" w:lineRule="auto"/>
-        <w:ind w:left="0" w:right="0" w:firstLine="0"/>
         <w:jc w:val="center"/>
         <w:rPr>
           <w:rStyle w:val="无"/>
@@ -5847,8 +3628,8 @@
           <w:color w:val="1f2328"/>
           <w:sz w:val="32"/>
           <w:szCs w:val="32"/>
+          <w:u w:color="1f2328"/>
           <w:shd w:val="clear" w:color="auto" w:fill="ffffff"/>
-          <w:rtl w:val="0"/>
           <w14:textFill>
             <w14:solidFill>
               <w14:srgbClr w14:val="1F2328"/>
@@ -5858,13 +3639,14 @@
       </w:pPr>
       <w:r>
         <w:rPr>
-          <w:rStyle w:val="Hyperlink.2"/>
+          <w:rStyle w:val="无"/>
           <w:rFonts w:ascii="Helvetica" w:cs="Helvetica" w:hAnsi="Helvetica" w:eastAsia="Helvetica"/>
           <w:outline w:val="0"/>
           <w:color w:val="0969da"/>
           <w:sz w:val="32"/>
           <w:szCs w:val="32"/>
-          <w:rtl w:val="0"/>
+          <w:u w:color="0969da"/>
+          <w:shd w:val="clear" w:color="auto" w:fill="ffffff"/>
           <w14:textFill>
             <w14:solidFill>
               <w14:srgbClr w14:val="0969DA"/>
@@ -5873,21 +3655,21 @@
         </w:rPr>
         <w:drawing xmlns:a="http://schemas.openxmlformats.org/drawingml/2006/main">
           <wp:inline distT="0" distB="0" distL="0" distR="0">
-            <wp:extent cx="5270373" cy="2813921"/>
+            <wp:extent cx="5270373" cy="2813922"/>
             <wp:effectExtent l="0" t="0" r="0" b="0"/>
-            <wp:docPr id="1073741838" name="officeArt object" descr="in_app_purchase_items.png"/>
+            <wp:docPr id="1073741840" name="officeArt object" descr="in_app_purchase_items.png"/>
             <wp:cNvGraphicFramePr/>
             <a:graphic xmlns:a="http://schemas.openxmlformats.org/drawingml/2006/main">
               <a:graphicData uri="http://schemas.openxmlformats.org/drawingml/2006/picture">
                 <pic:pic xmlns:pic="http://schemas.openxmlformats.org/drawingml/2006/picture">
                   <pic:nvPicPr>
-                    <pic:cNvPr id="1073741838" name="in_app_purchase_items.png" descr="in_app_purchase_items.png"/>
+                    <pic:cNvPr id="1073741840" name="in_app_purchase_items.png" descr="in_app_purchase_items.png"/>
                     <pic:cNvPicPr>
                       <a:picLocks noChangeAspect="1"/>
                     </pic:cNvPicPr>
                   </pic:nvPicPr>
                   <pic:blipFill>
-                    <a:blip r:embed="rId16">
+                    <a:blip r:embed="rId18">
                       <a:extLst/>
                     </a:blip>
                     <a:stretch>
@@ -5897,7 +3679,7 @@
                   <pic:spPr>
                     <a:xfrm>
                       <a:off x="0" y="0"/>
-                      <a:ext cx="5270373" cy="2813921"/>
+                      <a:ext cx="5270373" cy="2813922"/>
                     </a:xfrm>
                     <a:prstGeom prst="rect">
                       <a:avLst/>
@@ -5929,11 +3711,9 @@
           <w:tab w:val="left" w:pos="5760"/>
           <w:tab w:val="left" w:pos="6480"/>
           <w:tab w:val="left" w:pos="7200"/>
-          <w:tab w:val="left" w:pos="7920"/>
+          <w:tab w:val="left" w:pos="7800"/>
         </w:tabs>
-        <w:bidi w:val="0"/>
         <w:spacing w:before="0" w:line="240" w:lineRule="auto"/>
-        <w:ind w:left="0" w:right="0" w:firstLine="0"/>
         <w:jc w:val="center"/>
         <w:rPr>
           <w:rStyle w:val="无"/>
@@ -5943,7 +3723,6 @@
           <w:sz w:val="30"/>
           <w:szCs w:val="30"/>
           <w:u w:color="000000"/>
-          <w:rtl w:val="0"/>
           <w14:textFill>
             <w14:solidFill>
               <w14:srgbClr w14:val="000000"/>
@@ -5962,17 +3741,11 @@
         <w:pStyle w:val="List Paragraph"/>
         <w:ind w:firstLine="0"/>
       </w:pPr>
-    </w:p>
-    <w:p>
-      <w:pPr>
-        <w:pStyle w:val="List Paragraph"/>
-        <w:ind w:firstLine="0"/>
-      </w:pPr>
       <w:r/>
     </w:p>
     <w:sectPr>
-      <w:headerReference w:type="default" r:id="rId17"/>
-      <w:footerReference w:type="default" r:id="rId18"/>
+      <w:headerReference w:type="default" r:id="rId19"/>
+      <w:footerReference w:type="default" r:id="rId20"/>
       <w:pgSz w:w="11900" w:h="16840" w:orient="portrait"/>
       <w:pgMar w:top="1440" w:right="1800" w:bottom="1440" w:left="1800" w:header="851" w:footer="992"/>
       <w:bidi w:val="0"/>
@@ -6047,7 +3820,10 @@
       <w:lvlText w:val="%2)"/>
       <w:lvlJc w:val="left"/>
       <w:pPr>
-        <w:ind w:left="697" w:hanging="257"/>
+        <w:tabs>
+          <w:tab w:val="num" w:pos="697"/>
+        </w:tabs>
+        <w:ind w:left="774" w:hanging="334"/>
       </w:pPr>
       <w:rPr>
         <w:rFonts w:hAnsi="Arial Unicode MS"/>
@@ -6075,7 +3851,10 @@
       <w:lvlText w:val="%3."/>
       <w:lvlJc w:val="left"/>
       <w:pPr>
-        <w:ind w:left="1090" w:hanging="322"/>
+        <w:tabs>
+          <w:tab w:val="num" w:pos="1090"/>
+        </w:tabs>
+        <w:ind w:left="1167" w:hanging="399"/>
       </w:pPr>
       <w:rPr>
         <w:rFonts w:hAnsi="Arial Unicode MS"/>
@@ -6103,7 +3882,10 @@
       <w:lvlText w:val="%4."/>
       <w:lvlJc w:val="left"/>
       <w:pPr>
-        <w:ind w:left="1577" w:hanging="257"/>
+        <w:tabs>
+          <w:tab w:val="num" w:pos="1577"/>
+        </w:tabs>
+        <w:ind w:left="1654" w:hanging="334"/>
       </w:pPr>
       <w:rPr>
         <w:rFonts w:hAnsi="Arial Unicode MS"/>
@@ -6131,7 +3913,10 @@
       <w:lvlText w:val="%5)"/>
       <w:lvlJc w:val="left"/>
       <w:pPr>
-        <w:ind w:left="2017" w:hanging="257"/>
+        <w:tabs>
+          <w:tab w:val="num" w:pos="2017"/>
+        </w:tabs>
+        <w:ind w:left="2094" w:hanging="334"/>
       </w:pPr>
       <w:rPr>
         <w:rFonts w:hAnsi="Arial Unicode MS"/>
@@ -6159,7 +3944,10 @@
       <w:lvlText w:val="%6."/>
       <w:lvlJc w:val="left"/>
       <w:pPr>
-        <w:ind w:left="2410" w:hanging="322"/>
+        <w:tabs>
+          <w:tab w:val="num" w:pos="2410"/>
+        </w:tabs>
+        <w:ind w:left="2487" w:hanging="399"/>
       </w:pPr>
       <w:rPr>
         <w:rFonts w:hAnsi="Arial Unicode MS"/>
@@ -6187,7 +3975,10 @@
       <w:lvlText w:val="%7."/>
       <w:lvlJc w:val="left"/>
       <w:pPr>
-        <w:ind w:left="2897" w:hanging="257"/>
+        <w:tabs>
+          <w:tab w:val="num" w:pos="2897"/>
+        </w:tabs>
+        <w:ind w:left="2974" w:hanging="334"/>
       </w:pPr>
       <w:rPr>
         <w:rFonts w:hAnsi="Arial Unicode MS"/>
@@ -6215,7 +4006,10 @@
       <w:lvlText w:val="%8)"/>
       <w:lvlJc w:val="left"/>
       <w:pPr>
-        <w:ind w:left="3337" w:hanging="257"/>
+        <w:tabs>
+          <w:tab w:val="num" w:pos="3337"/>
+        </w:tabs>
+        <w:ind w:left="3414" w:hanging="334"/>
       </w:pPr>
       <w:rPr>
         <w:rFonts w:hAnsi="Arial Unicode MS"/>
@@ -6243,7 +4037,10 @@
       <w:lvlText w:val="%9."/>
       <w:lvlJc w:val="left"/>
       <w:pPr>
-        <w:ind w:left="3730" w:hanging="322"/>
+        <w:tabs>
+          <w:tab w:val="num" w:pos="3730"/>
+        </w:tabs>
+        <w:ind w:left="3807" w:hanging="399"/>
       </w:pPr>
       <w:rPr>
         <w:rFonts w:hAnsi="Arial Unicode MS"/>
@@ -6769,6 +4566,248 @@
         <w:rFonts w:hAnsi="Arial Unicode MS"/>
         <w:b w:val="1"/>
         <w:bCs w:val="1"/>
+        <w:caps w:val="0"/>
+        <w:smallCaps w:val="0"/>
+        <w:strike w:val="0"/>
+        <w:dstrike w:val="0"/>
+        <w:outline w:val="0"/>
+        <w:emboss w:val="0"/>
+        <w:imprint w:val="0"/>
+        <w:spacing w:val="0"/>
+        <w:w w:val="100"/>
+        <w:kern w:val="0"/>
+        <w:position w:val="0"/>
+        <w:highlight w:val="none"/>
+        <w:vertAlign w:val="baseline"/>
+      </w:rPr>
+    </w:lvl>
+  </w:abstractNum>
+  <w:abstractNum w:abstractNumId="6">
+    <w:multiLevelType w:val="hybridMultilevel"/>
+    <w:numStyleLink w:val="编号"/>
+  </w:abstractNum>
+  <w:abstractNum w:abstractNumId="7">
+    <w:multiLevelType w:val="hybridMultilevel"/>
+    <w:styleLink w:val="编号"/>
+    <w:lvl w:ilvl="0">
+      <w:start w:val="1"/>
+      <w:numFmt w:val="decimal"/>
+      <w:suff w:val="tab"/>
+      <w:lvlText w:val="%1."/>
+      <w:lvlJc w:val="left"/>
+      <w:pPr>
+        <w:ind w:left="221" w:hanging="221"/>
+      </w:pPr>
+      <w:rPr>
+        <w:rFonts w:hAnsi="Arial Unicode MS"/>
+        <w:caps w:val="0"/>
+        <w:smallCaps w:val="0"/>
+        <w:strike w:val="0"/>
+        <w:dstrike w:val="0"/>
+        <w:outline w:val="0"/>
+        <w:emboss w:val="0"/>
+        <w:imprint w:val="0"/>
+        <w:spacing w:val="0"/>
+        <w:w w:val="100"/>
+        <w:kern w:val="0"/>
+        <w:position w:val="0"/>
+        <w:highlight w:val="none"/>
+        <w:vertAlign w:val="baseline"/>
+      </w:rPr>
+    </w:lvl>
+    <w:lvl w:ilvl="1">
+      <w:start w:val="1"/>
+      <w:numFmt w:val="decimal"/>
+      <w:suff w:val="tab"/>
+      <w:lvlText w:val="%2."/>
+      <w:lvlJc w:val="left"/>
+      <w:pPr>
+        <w:ind w:left="1021" w:hanging="221"/>
+      </w:pPr>
+      <w:rPr>
+        <w:rFonts w:hAnsi="Arial Unicode MS"/>
+        <w:caps w:val="0"/>
+        <w:smallCaps w:val="0"/>
+        <w:strike w:val="0"/>
+        <w:dstrike w:val="0"/>
+        <w:outline w:val="0"/>
+        <w:emboss w:val="0"/>
+        <w:imprint w:val="0"/>
+        <w:spacing w:val="0"/>
+        <w:w w:val="100"/>
+        <w:kern w:val="0"/>
+        <w:position w:val="0"/>
+        <w:highlight w:val="none"/>
+        <w:vertAlign w:val="baseline"/>
+      </w:rPr>
+    </w:lvl>
+    <w:lvl w:ilvl="2">
+      <w:start w:val="1"/>
+      <w:numFmt w:val="decimal"/>
+      <w:suff w:val="tab"/>
+      <w:lvlText w:val="%3."/>
+      <w:lvlJc w:val="left"/>
+      <w:pPr>
+        <w:ind w:left="1821" w:hanging="221"/>
+      </w:pPr>
+      <w:rPr>
+        <w:rFonts w:hAnsi="Arial Unicode MS"/>
+        <w:caps w:val="0"/>
+        <w:smallCaps w:val="0"/>
+        <w:strike w:val="0"/>
+        <w:dstrike w:val="0"/>
+        <w:outline w:val="0"/>
+        <w:emboss w:val="0"/>
+        <w:imprint w:val="0"/>
+        <w:spacing w:val="0"/>
+        <w:w w:val="100"/>
+        <w:kern w:val="0"/>
+        <w:position w:val="0"/>
+        <w:highlight w:val="none"/>
+        <w:vertAlign w:val="baseline"/>
+      </w:rPr>
+    </w:lvl>
+    <w:lvl w:ilvl="3">
+      <w:start w:val="1"/>
+      <w:numFmt w:val="decimal"/>
+      <w:suff w:val="tab"/>
+      <w:lvlText w:val="%4."/>
+      <w:lvlJc w:val="left"/>
+      <w:pPr>
+        <w:ind w:left="2621" w:hanging="221"/>
+      </w:pPr>
+      <w:rPr>
+        <w:rFonts w:hAnsi="Arial Unicode MS"/>
+        <w:caps w:val="0"/>
+        <w:smallCaps w:val="0"/>
+        <w:strike w:val="0"/>
+        <w:dstrike w:val="0"/>
+        <w:outline w:val="0"/>
+        <w:emboss w:val="0"/>
+        <w:imprint w:val="0"/>
+        <w:spacing w:val="0"/>
+        <w:w w:val="100"/>
+        <w:kern w:val="0"/>
+        <w:position w:val="0"/>
+        <w:highlight w:val="none"/>
+        <w:vertAlign w:val="baseline"/>
+      </w:rPr>
+    </w:lvl>
+    <w:lvl w:ilvl="4">
+      <w:start w:val="1"/>
+      <w:numFmt w:val="decimal"/>
+      <w:suff w:val="tab"/>
+      <w:lvlText w:val="%5."/>
+      <w:lvlJc w:val="left"/>
+      <w:pPr>
+        <w:ind w:left="3421" w:hanging="221"/>
+      </w:pPr>
+      <w:rPr>
+        <w:rFonts w:hAnsi="Arial Unicode MS"/>
+        <w:caps w:val="0"/>
+        <w:smallCaps w:val="0"/>
+        <w:strike w:val="0"/>
+        <w:dstrike w:val="0"/>
+        <w:outline w:val="0"/>
+        <w:emboss w:val="0"/>
+        <w:imprint w:val="0"/>
+        <w:spacing w:val="0"/>
+        <w:w w:val="100"/>
+        <w:kern w:val="0"/>
+        <w:position w:val="0"/>
+        <w:highlight w:val="none"/>
+        <w:vertAlign w:val="baseline"/>
+      </w:rPr>
+    </w:lvl>
+    <w:lvl w:ilvl="5">
+      <w:start w:val="1"/>
+      <w:numFmt w:val="decimal"/>
+      <w:suff w:val="tab"/>
+      <w:lvlText w:val="%6."/>
+      <w:lvlJc w:val="left"/>
+      <w:pPr>
+        <w:ind w:left="4221" w:hanging="221"/>
+      </w:pPr>
+      <w:rPr>
+        <w:rFonts w:hAnsi="Arial Unicode MS"/>
+        <w:caps w:val="0"/>
+        <w:smallCaps w:val="0"/>
+        <w:strike w:val="0"/>
+        <w:dstrike w:val="0"/>
+        <w:outline w:val="0"/>
+        <w:emboss w:val="0"/>
+        <w:imprint w:val="0"/>
+        <w:spacing w:val="0"/>
+        <w:w w:val="100"/>
+        <w:kern w:val="0"/>
+        <w:position w:val="0"/>
+        <w:highlight w:val="none"/>
+        <w:vertAlign w:val="baseline"/>
+      </w:rPr>
+    </w:lvl>
+    <w:lvl w:ilvl="6">
+      <w:start w:val="1"/>
+      <w:numFmt w:val="decimal"/>
+      <w:suff w:val="tab"/>
+      <w:lvlText w:val="%7."/>
+      <w:lvlJc w:val="left"/>
+      <w:pPr>
+        <w:ind w:left="5021" w:hanging="221"/>
+      </w:pPr>
+      <w:rPr>
+        <w:rFonts w:hAnsi="Arial Unicode MS"/>
+        <w:caps w:val="0"/>
+        <w:smallCaps w:val="0"/>
+        <w:strike w:val="0"/>
+        <w:dstrike w:val="0"/>
+        <w:outline w:val="0"/>
+        <w:emboss w:val="0"/>
+        <w:imprint w:val="0"/>
+        <w:spacing w:val="0"/>
+        <w:w w:val="100"/>
+        <w:kern w:val="0"/>
+        <w:position w:val="0"/>
+        <w:highlight w:val="none"/>
+        <w:vertAlign w:val="baseline"/>
+      </w:rPr>
+    </w:lvl>
+    <w:lvl w:ilvl="7">
+      <w:start w:val="1"/>
+      <w:numFmt w:val="decimal"/>
+      <w:suff w:val="tab"/>
+      <w:lvlText w:val="%8."/>
+      <w:lvlJc w:val="left"/>
+      <w:pPr>
+        <w:ind w:left="5821" w:hanging="221"/>
+      </w:pPr>
+      <w:rPr>
+        <w:rFonts w:hAnsi="Arial Unicode MS"/>
+        <w:caps w:val="0"/>
+        <w:smallCaps w:val="0"/>
+        <w:strike w:val="0"/>
+        <w:dstrike w:val="0"/>
+        <w:outline w:val="0"/>
+        <w:emboss w:val="0"/>
+        <w:imprint w:val="0"/>
+        <w:spacing w:val="0"/>
+        <w:w w:val="100"/>
+        <w:kern w:val="0"/>
+        <w:position w:val="0"/>
+        <w:highlight w:val="none"/>
+        <w:vertAlign w:val="baseline"/>
+      </w:rPr>
+    </w:lvl>
+    <w:lvl w:ilvl="8">
+      <w:start w:val="1"/>
+      <w:numFmt w:val="decimal"/>
+      <w:suff w:val="tab"/>
+      <w:lvlText w:val="%9."/>
+      <w:lvlJc w:val="left"/>
+      <w:pPr>
+        <w:ind w:left="6621" w:hanging="221"/>
+      </w:pPr>
+      <w:rPr>
+        <w:rFonts w:hAnsi="Arial Unicode MS"/>
         <w:caps w:val="0"/>
         <w:smallCaps w:val="0"/>
         <w:strike w:val="0"/>
@@ -7075,6 +5114,12 @@
   </w:num>
   <w:num w:numId="7">
     <w:abstractNumId w:val="4"/>
+  </w:num>
+  <w:num w:numId="8">
+    <w:abstractNumId w:val="7"/>
+  </w:num>
+  <w:num w:numId="9">
+    <w:abstractNumId w:val="6"/>
   </w:num>
 </w:numbering>
 </file>
@@ -7272,12 +5317,18 @@
       <w:shd w:val="nil" w:color="auto" w:fill="auto"/>
       <w:vertAlign w:val="baseline"/>
       <w:lang w:val="en-US"/>
+      <w14:textOutline>
+        <w14:noFill/>
+      </w14:textOutline>
       <w14:textFill>
         <w14:solidFill>
           <w14:srgbClr w14:val="000000"/>
         </w14:solidFill>
       </w14:textFill>
     </w:rPr>
+  </w:style>
+  <w:style w:type="character" w:styleId="无 A">
+    <w:name w:val="无 A"/>
   </w:style>
   <w:style w:type="paragraph" w:styleId="List Paragraph">
     <w:name w:val="List Paragraph"/>
@@ -7427,27 +5478,25 @@
       </w:numPr>
     </w:pPr>
   </w:style>
-  <w:style w:type="character" w:styleId="链接">
-    <w:name w:val="链接"/>
+  <w:style w:type="character" w:styleId="无">
+    <w:name w:val="无"/>
+  </w:style>
+  <w:style w:type="character" w:styleId="Hyperlink.0">
+    <w:name w:val="Hyperlink.0"/>
+    <w:basedOn w:val="无"/>
+    <w:next w:val="Hyperlink.0"/>
     <w:rPr>
+      <w:rFonts w:ascii="SimSun" w:cs="SimSun" w:hAnsi="SimSun" w:eastAsia="SimSun"/>
       <w:outline w:val="0"/>
       <w:color w:val="0000ff"/>
+      <w:sz w:val="24"/>
+      <w:szCs w:val="24"/>
       <w:u w:val="single" w:color="0000ff"/>
       <w14:textFill>
         <w14:solidFill>
           <w14:srgbClr w14:val="0000FF"/>
         </w14:solidFill>
       </w14:textFill>
-    </w:rPr>
-  </w:style>
-  <w:style w:type="character" w:styleId="Hyperlink.0">
-    <w:name w:val="Hyperlink.0"/>
-    <w:basedOn w:val="链接"/>
-    <w:next w:val="Hyperlink.0"/>
-    <w:rPr>
-      <w:rFonts w:ascii="SimSun" w:cs="SimSun" w:hAnsi="SimSun" w:eastAsia="SimSun"/>
-      <w:sz w:val="24"/>
-      <w:szCs w:val="24"/>
     </w:rPr>
   </w:style>
   <w:style w:type="numbering" w:styleId="已导入的样式“3”">
@@ -7491,11 +5540,12 @@
       <w:position w:val="0"/>
       <w:sz w:val="24"/>
       <w:szCs w:val="24"/>
-      <w:u w:val="none"/>
+      <w:u w:val="none" w:color="000000"/>
       <w:shd w:val="nil" w:color="auto" w:fill="auto"/>
       <w:vertAlign w:val="baseline"/>
-      <w14:textOutline>
+      <w14:textOutline w14:w="12700" w14:cap="flat">
         <w14:noFill/>
+        <w14:miter w14:lim="400000"/>
       </w14:textOutline>
       <w14:textFill>
         <w14:solidFill>
@@ -7504,9 +5554,6 @@
       </w14:textFill>
     </w:rPr>
   </w:style>
-  <w:style w:type="character" w:styleId="无">
-    <w:name w:val="无"/>
-  </w:style>
   <w:style w:type="character" w:styleId="Hyperlink.1">
     <w:name w:val="Hyperlink.1"/>
     <w:basedOn w:val="无"/>
@@ -7514,7 +5561,7 @@
     <w:rPr>
       <w:outline w:val="0"/>
       <w:color w:val="0969da"/>
-      <w:u w:val="single"/>
+      <w:u w:val="single" w:color="0969da"/>
       <w14:textFill>
         <w14:solidFill>
           <w14:srgbClr w14:val="0969DA"/>
@@ -7524,11 +5571,26 @@
   </w:style>
   <w:style w:type="character" w:styleId="Hyperlink.2">
     <w:name w:val="Hyperlink.2"/>
-    <w:basedOn w:val="无"/>
+    <w:basedOn w:val="Hyperlink"/>
     <w:next w:val="Hyperlink.2"/>
     <w:rPr>
-      <w:shd w:val="clear" w:color="auto" w:fill="ffffff"/>
+      <w:outline w:val="0"/>
+      <w:color w:val="0000ff"/>
+      <w:u w:val="single" w:color="0000ff"/>
+      <w14:textFill>
+        <w14:solidFill>
+          <w14:srgbClr w14:val="0000FF"/>
+        </w14:solidFill>
+      </w14:textFill>
     </w:rPr>
+  </w:style>
+  <w:style w:type="numbering" w:styleId="编号">
+    <w:name w:val="编号"/>
+    <w:pPr>
+      <w:numPr>
+        <w:numId w:val="8"/>
+      </w:numPr>
+    </w:pPr>
   </w:style>
 </w:styles>
 </file>
@@ -7726,17 +5788,17 @@
         <a:solidFill>
           <a:srgbClr val="FFFFFF"/>
         </a:solidFill>
-        <a:ln w="12700" cap="flat">
+        <a:ln w="25400" cap="flat">
           <a:solidFill>
             <a:schemeClr val="accent1"/>
           </a:solidFill>
           <a:prstDash val="solid"/>
-          <a:miter lim="800000"/>
+          <a:round/>
         </a:ln>
         <a:effectLst/>
         <a:sp3d/>
       </a:spPr>
-      <a:bodyPr rot="0" spcFirstLastPara="1" vertOverflow="overflow" horzOverflow="overflow" vert="horz" wrap="square" lIns="45719" tIns="45719" rIns="45719" bIns="45719" numCol="1" spcCol="38100" rtlCol="0" anchor="ctr" upright="0">
+      <a:bodyPr rot="0" spcFirstLastPara="1" vertOverflow="overflow" horzOverflow="overflow" vert="horz" wrap="square" lIns="45718" tIns="45718" rIns="45718" bIns="45718" numCol="1" spcCol="38100" rtlCol="0" anchor="ctr" upright="0">
         <a:spAutoFit/>
       </a:bodyPr>
       <a:lstStyle>
@@ -7764,10 +5826,10 @@
             </a:solidFill>
             <a:effectLst/>
             <a:uFillTx/>
-            <a:latin typeface="等线"/>
-            <a:ea typeface="等线"/>
-            <a:cs typeface="等线"/>
-            <a:sym typeface="等线"/>
+            <a:latin typeface="+mn-lt"/>
+            <a:ea typeface="+mn-ea"/>
+            <a:cs typeface="+mn-cs"/>
+            <a:sym typeface="PingFang SC Regular"/>
           </a:defRPr>
         </a:defPPr>
         <a:lvl1pPr marL="0" marR="0" indent="0" algn="l" defTabSz="914400" rtl="0" fontAlgn="auto" latinLnBrk="1" hangingPunct="0">
@@ -8015,12 +6077,12 @@
     <a:lnDef>
       <a:spPr>
         <a:noFill/>
-        <a:ln w="12700" cap="flat">
+        <a:ln w="25400" cap="flat">
           <a:solidFill>
             <a:schemeClr val="accent1"/>
           </a:solidFill>
           <a:prstDash val="solid"/>
-          <a:miter lim="800000"/>
+          <a:round/>
         </a:ln>
         <a:effectLst/>
         <a:sp3d/>
@@ -8307,7 +6369,7 @@
         <a:effectLst/>
         <a:sp3d/>
       </a:spPr>
-      <a:bodyPr rot="0" spcFirstLastPara="1" vertOverflow="overflow" horzOverflow="overflow" vert="horz" wrap="square" lIns="45719" tIns="45719" rIns="45719" bIns="45719" numCol="1" spcCol="38100" rtlCol="0" anchor="t" upright="0">
+      <a:bodyPr rot="0" spcFirstLastPara="1" vertOverflow="overflow" horzOverflow="overflow" vert="horz" wrap="square" lIns="45718" tIns="45718" rIns="45718" bIns="45718" numCol="1" spcCol="38100" rtlCol="0" anchor="t" upright="0">
         <a:spAutoFit/>
       </a:bodyPr>
       <a:lstStyle>
@@ -8335,10 +6397,10 @@
             </a:solidFill>
             <a:effectLst/>
             <a:uFillTx/>
-            <a:latin typeface="等线"/>
-            <a:ea typeface="等线"/>
-            <a:cs typeface="等线"/>
-            <a:sym typeface="等线"/>
+            <a:latin typeface="+mn-lt"/>
+            <a:ea typeface="+mn-ea"/>
+            <a:cs typeface="+mn-cs"/>
+            <a:sym typeface="PingFang SC Regular"/>
           </a:defRPr>
         </a:defPPr>
         <a:lvl1pPr marL="0" marR="0" indent="0" algn="l" defTabSz="914400" rtl="0" fontAlgn="auto" latinLnBrk="1" hangingPunct="0">
